--- a/docs/Smean-VoxCPM2-Style-Control.docx
+++ b/docs/Smean-VoxCPM2-Style-Control.docx
@@ -3237,6 +3237,934 @@
       </w:r>
     </w:p>
     <w:p>
+      <w:pPr>
+        <w:keepNext/>
+        <w:spacing w:before="320" w:after="120"/>
+      </w:pPr>
+      <w:r>
+        <w:rPr>
+          <w:rFonts w:ascii="Georgia" w:hAnsi="Georgia" w:cs="Georgia"/>
+          <w:b/>
+          <w:i w:val="0"/>
+          <w:color w:val="134E4A"/>
+          <w:sz w:val="28"/>
+          <w:szCs w:val="28"/>
+        </w:rPr>
+        <w:t>4.2  What a training row actually looks like</w:t>
+      </w:r>
+    </w:p>
+    <w:p>
+      <w:pPr>
+        <w:spacing w:after="120" w:before="0" w:line="283" w:lineRule="auto"/>
+      </w:pPr>
+      <w:r>
+        <w:rPr>
+          <w:rFonts w:ascii="Calibri" w:hAnsi="Calibri" w:cs="Calibri"/>
+          <w:b w:val="0"/>
+          <w:i w:val="0"/>
+          <w:color w:val="1A1915"/>
+          <w:sz w:val="21"/>
+          <w:szCs w:val="21"/>
+        </w:rPr>
+        <w:t>The trainer consumes JSON Lines. One object per clip, three fields: a path to the audio, the text with the control tag already prefixed, and the duration used for length-based batching. Nothing else — no separate label column, no side channel. The tag lives inside the text, which is the whole point of the mechanism in section 2.</w:t>
+      </w:r>
+    </w:p>
+    <w:tbl>
+      <w:tblPr>
+        <w:tblW w:type="auto" w:w="0"/>
+        <w:tblLayout w:type="fixed"/>
+        <w:tblLook w:firstColumn="1" w:firstRow="1" w:lastColumn="0" w:lastRow="0" w:noHBand="0" w:noVBand="1" w:val="04A0"/>
+      </w:tblPr>
+      <w:tblGrid>
+        <w:gridCol w:w="9360"/>
+      </w:tblGrid>
+      <w:tr>
+        <w:tc>
+          <w:tcPr>
+            <w:tcW w:type="dxa" w:w="9360"/>
+            <w:shd w:val="clear" w:color="auto" w:fill="F4F2EC"/>
+            <w:tcBorders>
+              <w:top w:val="single" w:sz="4" w:space="0" w:color="E5E1D8"/>
+              <w:left w:val="single" w:sz="4" w:space="0" w:color="E5E1D8"/>
+              <w:bottom w:val="single" w:sz="4" w:space="0" w:color="E5E1D8"/>
+              <w:right w:val="single" w:sz="4" w:space="0" w:color="E5E1D8"/>
+            </w:tcBorders>
+          </w:tcPr>
+          <w:p>
+            <w:pPr>
+              <w:spacing w:before="0" w:after="0" w:line="240" w:lineRule="auto"/>
+              <w:ind w:left="86"/>
+            </w:pPr>
+            <w:r/>
+            <w:r>
+              <w:rPr>
+                <w:rFonts w:ascii="Courier New" w:hAnsi="Courier New" w:cs="Khmer OS System"/>
+                <w:b w:val="0"/>
+                <w:i w:val="0"/>
+                <w:color w:val="1A1915"/>
+                <w:sz w:val="14"/>
+                <w:szCs w:val="14"/>
+              </w:rPr>
+              <w:t>{"audio": ".../wavs/f-adt2-0002_everyday_bureaucracy_06_0001_0010.wav",</w:t>
+            </w:r>
+          </w:p>
+          <w:p>
+            <w:pPr>
+              <w:spacing w:before="0" w:after="0" w:line="240" w:lineRule="auto"/>
+              <w:ind w:left="86"/>
+            </w:pPr>
+            <w:r>
+              <w:rPr>
+                <w:rFonts w:ascii="Courier New" w:hAnsi="Courier New" w:cs="Khmer OS System"/>
+                <w:b w:val="0"/>
+                <w:i w:val="0"/>
+                <w:color w:val="1A1915"/>
+                <w:sz w:val="14"/>
+                <w:szCs w:val="14"/>
+              </w:rPr>
+              <w:t xml:space="preserve"> "text":  "&lt;|spk:f7|rate:mid|pitch:low|var:mid|energy:mid|&gt;ការធ្វើ...",</w:t>
+            </w:r>
+          </w:p>
+          <w:p>
+            <w:pPr>
+              <w:spacing w:before="0" w:after="0" w:line="240" w:lineRule="auto"/>
+              <w:ind w:left="86"/>
+            </w:pPr>
+            <w:r>
+              <w:rPr>
+                <w:rFonts w:ascii="Courier New" w:hAnsi="Courier New" w:cs="Khmer OS System"/>
+                <w:b w:val="0"/>
+                <w:i w:val="0"/>
+                <w:color w:val="1A1915"/>
+                <w:sz w:val="14"/>
+                <w:szCs w:val="14"/>
+              </w:rPr>
+              <w:t xml:space="preserve"> "duration": 6.42}</w:t>
+            </w:r>
+          </w:p>
+          <w:p>
+            <w:pPr>
+              <w:spacing w:before="0" w:after="0" w:line="240" w:lineRule="auto"/>
+              <w:ind w:left="86"/>
+            </w:pPr>
+            <w:r>
+              <w:rPr>
+                <w:rFonts w:ascii="Courier New" w:hAnsi="Courier New" w:cs="Khmer OS System"/>
+                <w:b w:val="0"/>
+                <w:i w:val="0"/>
+                <w:color w:val="1A1915"/>
+                <w:sz w:val="14"/>
+                <w:szCs w:val="14"/>
+              </w:rPr>
+              <w:t xml:space="preserve"> </w:t>
+            </w:r>
+          </w:p>
+          <w:p>
+            <w:pPr>
+              <w:spacing w:before="0" w:after="0" w:line="240" w:lineRule="auto"/>
+              <w:ind w:left="86"/>
+            </w:pPr>
+            <w:r>
+              <w:rPr>
+                <w:rFonts w:ascii="Courier New" w:hAnsi="Courier New" w:cs="Khmer OS System"/>
+                <w:b w:val="0"/>
+                <w:i w:val="0"/>
+                <w:color w:val="1A1915"/>
+                <w:sz w:val="14"/>
+                <w:szCs w:val="14"/>
+              </w:rPr>
+              <w:t>{"audio": ".../wavs/m-adt1-0005_cambodia_social_shift_04_0001_0137.wav",</w:t>
+            </w:r>
+          </w:p>
+          <w:p>
+            <w:pPr>
+              <w:spacing w:before="0" w:after="0" w:line="240" w:lineRule="auto"/>
+              <w:ind w:left="86"/>
+            </w:pPr>
+            <w:r>
+              <w:rPr>
+                <w:rFonts w:ascii="Courier New" w:hAnsi="Courier New" w:cs="Khmer OS System"/>
+                <w:b w:val="0"/>
+                <w:i w:val="0"/>
+                <w:color w:val="1A1915"/>
+                <w:sz w:val="14"/>
+                <w:szCs w:val="14"/>
+              </w:rPr>
+              <w:t xml:space="preserve"> "text":  "&lt;|spk:m5|rate:mid|pitch:mid|var:any|energy:mid|&gt;អ្នកអាច...",</w:t>
+            </w:r>
+          </w:p>
+          <w:p>
+            <w:pPr>
+              <w:spacing w:before="0" w:after="0" w:line="240" w:lineRule="auto"/>
+              <w:ind w:left="86"/>
+            </w:pPr>
+            <w:r>
+              <w:rPr>
+                <w:rFonts w:ascii="Courier New" w:hAnsi="Courier New" w:cs="Khmer OS System"/>
+                <w:b w:val="0"/>
+                <w:i w:val="0"/>
+                <w:color w:val="1A1915"/>
+                <w:sz w:val="14"/>
+                <w:szCs w:val="14"/>
+              </w:rPr>
+              <w:t xml:space="preserve"> "duration": 8.15}</w:t>
+            </w:r>
+          </w:p>
+        </w:tc>
+      </w:tr>
+    </w:tbl>
+    <w:p>
+      <w:pPr>
+        <w:spacing w:after="120"/>
+      </w:pPr>
+    </w:p>
+    <w:p>
+      <w:pPr>
+        <w:spacing w:after="200" w:before="0" w:line="283" w:lineRule="auto"/>
+      </w:pPr>
+      <w:r>
+        <w:rPr>
+          <w:rFonts w:ascii="Calibri" w:hAnsi="Calibri" w:cs="Calibri"/>
+          <w:b w:val="0"/>
+          <w:i w:val="0"/>
+          <w:color w:val="1A1915"/>
+          <w:sz w:val="21"/>
+          <w:szCs w:val="21"/>
+        </w:rPr>
+        <w:t>The second row shows per-slot dropout at work: `var` is `any` rather than a level. Each slot is independently blanked with probability 0.15 during corpus construction, so the model sees partially specified tags in training and a caller can leave slots out at inference without going off distribution.</w:t>
+      </w:r>
+    </w:p>
+    <w:tbl>
+      <w:tblPr>
+        <w:tblStyle w:val="TableGrid"/>
+        <w:tblW w:type="auto" w:w="0"/>
+        <w:tblLayout w:type="fixed"/>
+        <w:tblLook w:firstColumn="1" w:firstRow="1" w:lastColumn="0" w:lastRow="0" w:noHBand="0" w:noVBand="1" w:val="04A0"/>
+      </w:tblPr>
+      <w:tblGrid>
+        <w:gridCol w:w="1337"/>
+        <w:gridCol w:w="1337"/>
+        <w:gridCol w:w="1337"/>
+        <w:gridCol w:w="1337"/>
+        <w:gridCol w:w="1337"/>
+        <w:gridCol w:w="1337"/>
+        <w:gridCol w:w="1337"/>
+      </w:tblGrid>
+      <w:tr>
+        <w:tc>
+          <w:tcPr>
+            <w:tcW w:type="dxa" w:w="2936"/>
+            <w:vAlign w:val="center"/>
+            <w:shd w:val="clear" w:color="auto" w:fill="0B776F"/>
+            <w:tcBorders>
+              <w:top w:val="single" w:sz="4" w:space="0" w:color="E5E1D8"/>
+              <w:left w:val="single" w:sz="4" w:space="0" w:color="E5E1D8"/>
+              <w:bottom w:val="single" w:sz="4" w:space="0" w:color="E5E1D8"/>
+              <w:right w:val="single" w:sz="4" w:space="0" w:color="E5E1D8"/>
+            </w:tcBorders>
+          </w:tcPr>
+          <w:p>
+            <w:pPr>
+              <w:spacing w:before="50" w:after="50" w:line="254" w:lineRule="auto"/>
+            </w:pPr>
+            <w:r/>
+            <w:r>
+              <w:rPr>
+                <w:rFonts w:ascii="Courier New" w:hAnsi="Courier New" w:cs="Khmer OS System"/>
+                <w:b/>
+                <w:i w:val="0"/>
+                <w:color w:val="FFFFFF"/>
+                <w:sz w:val="16"/>
+                <w:szCs w:val="16"/>
+              </w:rPr>
+              <w:t>any</w:t>
+            </w:r>
+            <w:r>
+              <w:rPr>
+                <w:rFonts w:ascii="Calibri" w:hAnsi="Calibri" w:cs="Calibri"/>
+                <w:b/>
+                <w:i w:val="0"/>
+                <w:color w:val="FFFFFF"/>
+                <w:sz w:val="17"/>
+                <w:szCs w:val="18"/>
+              </w:rPr>
+              <w:t xml:space="preserve"> slots in the tag</w:t>
+            </w:r>
+          </w:p>
+        </w:tc>
+        <w:tc>
+          <w:tcPr>
+            <w:tcW w:type="dxa" w:w="1071"/>
+            <w:vAlign w:val="center"/>
+            <w:shd w:val="clear" w:color="auto" w:fill="0B776F"/>
+            <w:tcBorders>
+              <w:top w:val="single" w:sz="4" w:space="0" w:color="E5E1D8"/>
+              <w:left w:val="single" w:sz="4" w:space="0" w:color="E5E1D8"/>
+              <w:bottom w:val="single" w:sz="4" w:space="0" w:color="E5E1D8"/>
+              <w:right w:val="single" w:sz="4" w:space="0" w:color="E5E1D8"/>
+            </w:tcBorders>
+          </w:tcPr>
+          <w:p>
+            <w:pPr>
+              <w:spacing w:before="50" w:after="50" w:line="254" w:lineRule="auto"/>
+            </w:pPr>
+            <w:r/>
+            <w:r>
+              <w:rPr>
+                <w:rFonts w:ascii="Calibri" w:hAnsi="Calibri" w:cs="Calibri"/>
+                <w:b/>
+                <w:i w:val="0"/>
+                <w:color w:val="FFFFFF"/>
+                <w:sz w:val="17"/>
+                <w:szCs w:val="18"/>
+              </w:rPr>
+              <w:t>0</w:t>
+            </w:r>
+          </w:p>
+        </w:tc>
+        <w:tc>
+          <w:tcPr>
+            <w:tcW w:type="dxa" w:w="1071"/>
+            <w:vAlign w:val="center"/>
+            <w:shd w:val="clear" w:color="auto" w:fill="0B776F"/>
+            <w:tcBorders>
+              <w:top w:val="single" w:sz="4" w:space="0" w:color="E5E1D8"/>
+              <w:left w:val="single" w:sz="4" w:space="0" w:color="E5E1D8"/>
+              <w:bottom w:val="single" w:sz="4" w:space="0" w:color="E5E1D8"/>
+              <w:right w:val="single" w:sz="4" w:space="0" w:color="E5E1D8"/>
+            </w:tcBorders>
+          </w:tcPr>
+          <w:p>
+            <w:pPr>
+              <w:spacing w:before="50" w:after="50" w:line="254" w:lineRule="auto"/>
+            </w:pPr>
+            <w:r/>
+            <w:r>
+              <w:rPr>
+                <w:rFonts w:ascii="Calibri" w:hAnsi="Calibri" w:cs="Calibri"/>
+                <w:b/>
+                <w:i w:val="0"/>
+                <w:color w:val="FFFFFF"/>
+                <w:sz w:val="17"/>
+                <w:szCs w:val="18"/>
+              </w:rPr>
+              <w:t>1</w:t>
+            </w:r>
+          </w:p>
+        </w:tc>
+        <w:tc>
+          <w:tcPr>
+            <w:tcW w:type="dxa" w:w="1071"/>
+            <w:vAlign w:val="center"/>
+            <w:shd w:val="clear" w:color="auto" w:fill="0B776F"/>
+            <w:tcBorders>
+              <w:top w:val="single" w:sz="4" w:space="0" w:color="E5E1D8"/>
+              <w:left w:val="single" w:sz="4" w:space="0" w:color="E5E1D8"/>
+              <w:bottom w:val="single" w:sz="4" w:space="0" w:color="E5E1D8"/>
+              <w:right w:val="single" w:sz="4" w:space="0" w:color="E5E1D8"/>
+            </w:tcBorders>
+          </w:tcPr>
+          <w:p>
+            <w:pPr>
+              <w:spacing w:before="50" w:after="50" w:line="254" w:lineRule="auto"/>
+            </w:pPr>
+            <w:r/>
+            <w:r>
+              <w:rPr>
+                <w:rFonts w:ascii="Calibri" w:hAnsi="Calibri" w:cs="Calibri"/>
+                <w:b/>
+                <w:i w:val="0"/>
+                <w:color w:val="FFFFFF"/>
+                <w:sz w:val="17"/>
+                <w:szCs w:val="18"/>
+              </w:rPr>
+              <w:t>2</w:t>
+            </w:r>
+          </w:p>
+        </w:tc>
+        <w:tc>
+          <w:tcPr>
+            <w:tcW w:type="dxa" w:w="1071"/>
+            <w:vAlign w:val="center"/>
+            <w:shd w:val="clear" w:color="auto" w:fill="0B776F"/>
+            <w:tcBorders>
+              <w:top w:val="single" w:sz="4" w:space="0" w:color="E5E1D8"/>
+              <w:left w:val="single" w:sz="4" w:space="0" w:color="E5E1D8"/>
+              <w:bottom w:val="single" w:sz="4" w:space="0" w:color="E5E1D8"/>
+              <w:right w:val="single" w:sz="4" w:space="0" w:color="E5E1D8"/>
+            </w:tcBorders>
+          </w:tcPr>
+          <w:p>
+            <w:pPr>
+              <w:spacing w:before="50" w:after="50" w:line="254" w:lineRule="auto"/>
+            </w:pPr>
+            <w:r/>
+            <w:r>
+              <w:rPr>
+                <w:rFonts w:ascii="Calibri" w:hAnsi="Calibri" w:cs="Calibri"/>
+                <w:b/>
+                <w:i w:val="0"/>
+                <w:color w:val="FFFFFF"/>
+                <w:sz w:val="17"/>
+                <w:szCs w:val="18"/>
+              </w:rPr>
+              <w:t>3</w:t>
+            </w:r>
+          </w:p>
+        </w:tc>
+        <w:tc>
+          <w:tcPr>
+            <w:tcW w:type="dxa" w:w="1071"/>
+            <w:vAlign w:val="center"/>
+            <w:shd w:val="clear" w:color="auto" w:fill="0B776F"/>
+            <w:tcBorders>
+              <w:top w:val="single" w:sz="4" w:space="0" w:color="E5E1D8"/>
+              <w:left w:val="single" w:sz="4" w:space="0" w:color="E5E1D8"/>
+              <w:bottom w:val="single" w:sz="4" w:space="0" w:color="E5E1D8"/>
+              <w:right w:val="single" w:sz="4" w:space="0" w:color="E5E1D8"/>
+            </w:tcBorders>
+          </w:tcPr>
+          <w:p>
+            <w:pPr>
+              <w:spacing w:before="50" w:after="50" w:line="254" w:lineRule="auto"/>
+            </w:pPr>
+            <w:r/>
+            <w:r>
+              <w:rPr>
+                <w:rFonts w:ascii="Calibri" w:hAnsi="Calibri" w:cs="Calibri"/>
+                <w:b/>
+                <w:i w:val="0"/>
+                <w:color w:val="FFFFFF"/>
+                <w:sz w:val="17"/>
+                <w:szCs w:val="18"/>
+              </w:rPr>
+              <w:t>4</w:t>
+            </w:r>
+          </w:p>
+        </w:tc>
+        <w:tc>
+          <w:tcPr>
+            <w:tcW w:type="dxa" w:w="1071"/>
+            <w:vAlign w:val="center"/>
+            <w:shd w:val="clear" w:color="auto" w:fill="0B776F"/>
+            <w:tcBorders>
+              <w:top w:val="single" w:sz="4" w:space="0" w:color="E5E1D8"/>
+              <w:left w:val="single" w:sz="4" w:space="0" w:color="E5E1D8"/>
+              <w:bottom w:val="single" w:sz="4" w:space="0" w:color="E5E1D8"/>
+              <w:right w:val="single" w:sz="4" w:space="0" w:color="E5E1D8"/>
+            </w:tcBorders>
+          </w:tcPr>
+          <w:p>
+            <w:pPr>
+              <w:spacing w:before="50" w:after="50" w:line="254" w:lineRule="auto"/>
+            </w:pPr>
+            <w:r/>
+            <w:r>
+              <w:rPr>
+                <w:rFonts w:ascii="Calibri" w:hAnsi="Calibri" w:cs="Calibri"/>
+                <w:b/>
+                <w:i w:val="0"/>
+                <w:color w:val="FFFFFF"/>
+                <w:sz w:val="17"/>
+                <w:szCs w:val="18"/>
+              </w:rPr>
+              <w:t>5</w:t>
+            </w:r>
+          </w:p>
+        </w:tc>
+      </w:tr>
+      <w:tr>
+        <w:tc>
+          <w:tcPr>
+            <w:tcW w:type="dxa" w:w="2936"/>
+            <w:vAlign w:val="center"/>
+            <w:shd w:val="clear" w:color="auto" w:fill="FFFFFF"/>
+            <w:tcBorders>
+              <w:top w:val="single" w:sz="4" w:space="0" w:color="E5E1D8"/>
+              <w:left w:val="single" w:sz="4" w:space="0" w:color="E5E1D8"/>
+              <w:bottom w:val="single" w:sz="4" w:space="0" w:color="E5E1D8"/>
+              <w:right w:val="single" w:sz="4" w:space="0" w:color="E5E1D8"/>
+            </w:tcBorders>
+          </w:tcPr>
+          <w:p>
+            <w:pPr>
+              <w:spacing w:before="50" w:after="50" w:line="254" w:lineRule="auto"/>
+            </w:pPr>
+            <w:r/>
+            <w:r>
+              <w:rPr>
+                <w:rFonts w:ascii="Calibri" w:hAnsi="Calibri" w:cs="Calibri"/>
+                <w:b w:val="0"/>
+                <w:i w:val="0"/>
+                <w:color w:val="1A1915"/>
+                <w:sz w:val="17"/>
+                <w:szCs w:val="18"/>
+              </w:rPr>
+              <w:t>Training rows</w:t>
+            </w:r>
+          </w:p>
+        </w:tc>
+        <w:tc>
+          <w:tcPr>
+            <w:tcW w:type="dxa" w:w="1071"/>
+            <w:vAlign w:val="center"/>
+            <w:shd w:val="clear" w:color="auto" w:fill="FFFFFF"/>
+            <w:tcBorders>
+              <w:top w:val="single" w:sz="4" w:space="0" w:color="E5E1D8"/>
+              <w:left w:val="single" w:sz="4" w:space="0" w:color="E5E1D8"/>
+              <w:bottom w:val="single" w:sz="4" w:space="0" w:color="E5E1D8"/>
+              <w:right w:val="single" w:sz="4" w:space="0" w:color="E5E1D8"/>
+            </w:tcBorders>
+          </w:tcPr>
+          <w:p>
+            <w:pPr>
+              <w:spacing w:before="50" w:after="50" w:line="254" w:lineRule="auto"/>
+              <w:jc w:val="right"/>
+            </w:pPr>
+            <w:r/>
+            <w:r>
+              <w:rPr>
+                <w:rFonts w:ascii="Calibri" w:hAnsi="Calibri" w:cs="Calibri"/>
+                <w:b w:val="0"/>
+                <w:i w:val="0"/>
+                <w:color w:val="1A1915"/>
+                <w:sz w:val="17"/>
+                <w:szCs w:val="18"/>
+              </w:rPr>
+              <w:t>2,507</w:t>
+            </w:r>
+          </w:p>
+        </w:tc>
+        <w:tc>
+          <w:tcPr>
+            <w:tcW w:type="dxa" w:w="1071"/>
+            <w:vAlign w:val="center"/>
+            <w:shd w:val="clear" w:color="auto" w:fill="FFFFFF"/>
+            <w:tcBorders>
+              <w:top w:val="single" w:sz="4" w:space="0" w:color="E5E1D8"/>
+              <w:left w:val="single" w:sz="4" w:space="0" w:color="E5E1D8"/>
+              <w:bottom w:val="single" w:sz="4" w:space="0" w:color="E5E1D8"/>
+              <w:right w:val="single" w:sz="4" w:space="0" w:color="E5E1D8"/>
+            </w:tcBorders>
+          </w:tcPr>
+          <w:p>
+            <w:pPr>
+              <w:spacing w:before="50" w:after="50" w:line="254" w:lineRule="auto"/>
+              <w:jc w:val="right"/>
+            </w:pPr>
+            <w:r/>
+            <w:r>
+              <w:rPr>
+                <w:rFonts w:ascii="Calibri" w:hAnsi="Calibri" w:cs="Calibri"/>
+                <w:b w:val="0"/>
+                <w:i w:val="0"/>
+                <w:color w:val="1A1915"/>
+                <w:sz w:val="17"/>
+                <w:szCs w:val="18"/>
+              </w:rPr>
+              <w:t>2,234</w:t>
+            </w:r>
+          </w:p>
+        </w:tc>
+        <w:tc>
+          <w:tcPr>
+            <w:tcW w:type="dxa" w:w="1071"/>
+            <w:vAlign w:val="center"/>
+            <w:shd w:val="clear" w:color="auto" w:fill="FFFFFF"/>
+            <w:tcBorders>
+              <w:top w:val="single" w:sz="4" w:space="0" w:color="E5E1D8"/>
+              <w:left w:val="single" w:sz="4" w:space="0" w:color="E5E1D8"/>
+              <w:bottom w:val="single" w:sz="4" w:space="0" w:color="E5E1D8"/>
+              <w:right w:val="single" w:sz="4" w:space="0" w:color="E5E1D8"/>
+            </w:tcBorders>
+          </w:tcPr>
+          <w:p>
+            <w:pPr>
+              <w:spacing w:before="50" w:after="50" w:line="254" w:lineRule="auto"/>
+              <w:jc w:val="right"/>
+            </w:pPr>
+            <w:r/>
+            <w:r>
+              <w:rPr>
+                <w:rFonts w:ascii="Calibri" w:hAnsi="Calibri" w:cs="Calibri"/>
+                <w:b w:val="0"/>
+                <w:i w:val="0"/>
+                <w:color w:val="1A1915"/>
+                <w:sz w:val="17"/>
+                <w:szCs w:val="18"/>
+              </w:rPr>
+              <w:t>743</w:t>
+            </w:r>
+          </w:p>
+        </w:tc>
+        <w:tc>
+          <w:tcPr>
+            <w:tcW w:type="dxa" w:w="1071"/>
+            <w:vAlign w:val="center"/>
+            <w:shd w:val="clear" w:color="auto" w:fill="FFFFFF"/>
+            <w:tcBorders>
+              <w:top w:val="single" w:sz="4" w:space="0" w:color="E5E1D8"/>
+              <w:left w:val="single" w:sz="4" w:space="0" w:color="E5E1D8"/>
+              <w:bottom w:val="single" w:sz="4" w:space="0" w:color="E5E1D8"/>
+              <w:right w:val="single" w:sz="4" w:space="0" w:color="E5E1D8"/>
+            </w:tcBorders>
+          </w:tcPr>
+          <w:p>
+            <w:pPr>
+              <w:spacing w:before="50" w:after="50" w:line="254" w:lineRule="auto"/>
+              <w:jc w:val="right"/>
+            </w:pPr>
+            <w:r/>
+            <w:r>
+              <w:rPr>
+                <w:rFonts w:ascii="Calibri" w:hAnsi="Calibri" w:cs="Calibri"/>
+                <w:b w:val="0"/>
+                <w:i w:val="0"/>
+                <w:color w:val="1A1915"/>
+                <w:sz w:val="17"/>
+                <w:szCs w:val="18"/>
+              </w:rPr>
+              <w:t>145</w:t>
+            </w:r>
+          </w:p>
+        </w:tc>
+        <w:tc>
+          <w:tcPr>
+            <w:tcW w:type="dxa" w:w="1071"/>
+            <w:vAlign w:val="center"/>
+            <w:shd w:val="clear" w:color="auto" w:fill="FFFFFF"/>
+            <w:tcBorders>
+              <w:top w:val="single" w:sz="4" w:space="0" w:color="E5E1D8"/>
+              <w:left w:val="single" w:sz="4" w:space="0" w:color="E5E1D8"/>
+              <w:bottom w:val="single" w:sz="4" w:space="0" w:color="E5E1D8"/>
+              <w:right w:val="single" w:sz="4" w:space="0" w:color="E5E1D8"/>
+            </w:tcBorders>
+          </w:tcPr>
+          <w:p>
+            <w:pPr>
+              <w:spacing w:before="50" w:after="50" w:line="254" w:lineRule="auto"/>
+              <w:jc w:val="right"/>
+            </w:pPr>
+            <w:r/>
+            <w:r>
+              <w:rPr>
+                <w:rFonts w:ascii="Calibri" w:hAnsi="Calibri" w:cs="Calibri"/>
+                <w:b w:val="0"/>
+                <w:i w:val="0"/>
+                <w:color w:val="1A1915"/>
+                <w:sz w:val="17"/>
+                <w:szCs w:val="18"/>
+              </w:rPr>
+              <w:t>15</w:t>
+            </w:r>
+          </w:p>
+        </w:tc>
+        <w:tc>
+          <w:tcPr>
+            <w:tcW w:type="dxa" w:w="1071"/>
+            <w:vAlign w:val="center"/>
+            <w:shd w:val="clear" w:color="auto" w:fill="FFFFFF"/>
+            <w:tcBorders>
+              <w:top w:val="single" w:sz="4" w:space="0" w:color="E5E1D8"/>
+              <w:left w:val="single" w:sz="4" w:space="0" w:color="E5E1D8"/>
+              <w:bottom w:val="single" w:sz="4" w:space="0" w:color="E5E1D8"/>
+              <w:right w:val="single" w:sz="4" w:space="0" w:color="E5E1D8"/>
+            </w:tcBorders>
+          </w:tcPr>
+          <w:p>
+            <w:pPr>
+              <w:spacing w:before="50" w:after="50" w:line="254" w:lineRule="auto"/>
+              <w:jc w:val="right"/>
+            </w:pPr>
+            <w:r/>
+            <w:r>
+              <w:rPr>
+                <w:rFonts w:ascii="Calibri" w:hAnsi="Calibri" w:cs="Calibri"/>
+                <w:b w:val="0"/>
+                <w:i w:val="0"/>
+                <w:color w:val="1A1915"/>
+                <w:sz w:val="17"/>
+                <w:szCs w:val="18"/>
+              </w:rPr>
+              <w:t>2</w:t>
+            </w:r>
+          </w:p>
+        </w:tc>
+      </w:tr>
+    </w:tbl>
+    <w:p>
+      <w:pPr>
+        <w:spacing w:after="40"/>
+      </w:pPr>
+    </w:p>
+    <w:p>
+      <w:pPr>
+        <w:spacing w:after="240" w:before="0" w:line="283" w:lineRule="auto"/>
+      </w:pPr>
+      <w:r>
+        <w:rPr>
+          <w:rFonts w:ascii="Calibri" w:hAnsi="Calibri" w:cs="Calibri"/>
+          <w:b w:val="0"/>
+          <w:i/>
+          <w:color w:val="6B6A62"/>
+          <w:sz w:val="17"/>
+          <w:szCs w:val="17"/>
+        </w:rPr>
+        <w:t>Table 4 — Tag shapes across the 5,646 training rows. Fully specified tags are the plurality at 44%, and four fifths of rows carry at least one level, so a partial tag is ordinary rather than exotic. Tags with every slot blank are vanishingly rare — which is why the verification sweep in section 5 pins unswept slots to `mid` rather than leaving them unspecified.</w:t>
+      </w:r>
+    </w:p>
+    <w:p>
+      <w:pPr>
+        <w:spacing w:after="120" w:before="0" w:line="283" w:lineRule="auto"/>
+      </w:pPr>
+      <w:r>
+        <w:rPr>
+          <w:rFonts w:ascii="Calibri" w:hAnsi="Calibri" w:cs="Calibri"/>
+          <w:b w:val="0"/>
+          <w:i w:val="0"/>
+          <w:color w:val="1A1915"/>
+          <w:sz w:val="21"/>
+          <w:szCs w:val="21"/>
+        </w:rPr>
+        <w:t>Alongside the manifests, the corpus builder writes `corpus_meta.json`: the measurement behind every label, and the decision boundaries themselves. This is what makes the labelling auditable — the thresholds are recorded rather than left implicit in a script that has since moved on.</w:t>
+      </w:r>
+    </w:p>
+    <w:tbl>
+      <w:tblPr>
+        <w:tblW w:type="auto" w:w="0"/>
+        <w:tblLayout w:type="fixed"/>
+        <w:tblLook w:firstColumn="1" w:firstRow="1" w:lastColumn="0" w:lastRow="0" w:noHBand="0" w:noVBand="1" w:val="04A0"/>
+      </w:tblPr>
+      <w:tblGrid>
+        <w:gridCol w:w="9360"/>
+      </w:tblGrid>
+      <w:tr>
+        <w:tc>
+          <w:tcPr>
+            <w:tcW w:type="dxa" w:w="9360"/>
+            <w:shd w:val="clear" w:color="auto" w:fill="F4F2EC"/>
+            <w:tcBorders>
+              <w:top w:val="single" w:sz="4" w:space="0" w:color="E5E1D8"/>
+              <w:left w:val="single" w:sz="4" w:space="0" w:color="E5E1D8"/>
+              <w:bottom w:val="single" w:sz="4" w:space="0" w:color="E5E1D8"/>
+              <w:right w:val="single" w:sz="4" w:space="0" w:color="E5E1D8"/>
+            </w:tcBorders>
+          </w:tcPr>
+          <w:p>
+            <w:pPr>
+              <w:spacing w:before="0" w:after="0" w:line="240" w:lineRule="auto"/>
+              <w:ind w:left="86"/>
+            </w:pPr>
+            <w:r/>
+            <w:r>
+              <w:rPr>
+                <w:rFonts w:ascii="Courier New" w:hAnsi="Courier New" w:cs="Khmer OS System"/>
+                <w:b w:val="0"/>
+                <w:i w:val="0"/>
+                <w:color w:val="1A1915"/>
+                <w:sz w:val="14"/>
+                <w:szCs w:val="14"/>
+              </w:rPr>
+              <w:t>{"sentence_id": "f-adt1-0005_pursuing_hobbies_22_0001_0070",</w:t>
+            </w:r>
+          </w:p>
+          <w:p>
+            <w:pPr>
+              <w:spacing w:before="0" w:after="0" w:line="240" w:lineRule="auto"/>
+              <w:ind w:left="86"/>
+            </w:pPr>
+            <w:r>
+              <w:rPr>
+                <w:rFonts w:ascii="Courier New" w:hAnsi="Courier New" w:cs="Khmer OS System"/>
+                <w:b w:val="0"/>
+                <w:i w:val="0"/>
+                <w:color w:val="1A1915"/>
+                <w:sz w:val="14"/>
+                <w:szCs w:val="14"/>
+              </w:rPr>
+              <w:t xml:space="preserve"> "speaker_id":  "f-adt1-0005",</w:t>
+            </w:r>
+          </w:p>
+          <w:p>
+            <w:pPr>
+              <w:spacing w:before="0" w:after="0" w:line="240" w:lineRule="auto"/>
+              <w:ind w:left="86"/>
+            </w:pPr>
+            <w:r>
+              <w:rPr>
+                <w:rFonts w:ascii="Courier New" w:hAnsi="Courier New" w:cs="Khmer OS System"/>
+                <w:b w:val="0"/>
+                <w:i w:val="0"/>
+                <w:color w:val="1A1915"/>
+                <w:sz w:val="14"/>
+                <w:szCs w:val="14"/>
+              </w:rPr>
+              <w:t xml:space="preserve"> "duration": 9.67,</w:t>
+            </w:r>
+          </w:p>
+          <w:p>
+            <w:pPr>
+              <w:spacing w:before="0" w:after="0" w:line="240" w:lineRule="auto"/>
+              <w:ind w:left="86"/>
+            </w:pPr>
+            <w:r>
+              <w:rPr>
+                <w:rFonts w:ascii="Courier New" w:hAnsi="Courier New" w:cs="Khmer OS System"/>
+                <w:b w:val="0"/>
+                <w:i w:val="0"/>
+                <w:color w:val="1A1915"/>
+                <w:sz w:val="14"/>
+                <w:szCs w:val="14"/>
+              </w:rPr>
+              <w:t xml:space="preserve"> "char_rate": 13.34,          # Khmer characters per second</w:t>
+            </w:r>
+          </w:p>
+          <w:p>
+            <w:pPr>
+              <w:spacing w:before="0" w:after="0" w:line="240" w:lineRule="auto"/>
+              <w:ind w:left="86"/>
+            </w:pPr>
+            <w:r>
+              <w:rPr>
+                <w:rFonts w:ascii="Courier New" w:hAnsi="Courier New" w:cs="Khmer OS System"/>
+                <w:b w:val="0"/>
+                <w:i w:val="0"/>
+                <w:color w:val="1A1915"/>
+                <w:sz w:val="14"/>
+                <w:szCs w:val="14"/>
+              </w:rPr>
+              <w:t xml:space="preserve"> "f0_median_hz": 228.97,      # pitch</w:t>
+            </w:r>
+          </w:p>
+          <w:p>
+            <w:pPr>
+              <w:spacing w:before="0" w:after="0" w:line="240" w:lineRule="auto"/>
+              <w:ind w:left="86"/>
+            </w:pPr>
+            <w:r>
+              <w:rPr>
+                <w:rFonts w:ascii="Courier New" w:hAnsi="Courier New" w:cs="Khmer OS System"/>
+                <w:b w:val="0"/>
+                <w:i w:val="0"/>
+                <w:color w:val="1A1915"/>
+                <w:sz w:val="14"/>
+                <w:szCs w:val="14"/>
+              </w:rPr>
+              <w:t xml:space="preserve"> "f0_std_st": 5.28,           # pitch variation, semitones</w:t>
+            </w:r>
+          </w:p>
+          <w:p>
+            <w:pPr>
+              <w:spacing w:before="0" w:after="0" w:line="240" w:lineRule="auto"/>
+              <w:ind w:left="86"/>
+            </w:pPr>
+            <w:r>
+              <w:rPr>
+                <w:rFonts w:ascii="Courier New" w:hAnsi="Courier New" w:cs="Khmer OS System"/>
+                <w:b w:val="0"/>
+                <w:i w:val="0"/>
+                <w:color w:val="1A1915"/>
+                <w:sz w:val="14"/>
+                <w:szCs w:val="14"/>
+              </w:rPr>
+              <w:t xml:space="preserve"> "rms_dbfs": -19.62,          # level</w:t>
+            </w:r>
+          </w:p>
+          <w:p>
+            <w:pPr>
+              <w:spacing w:before="0" w:after="0" w:line="240" w:lineRule="auto"/>
+              <w:ind w:left="86"/>
+            </w:pPr>
+            <w:r>
+              <w:rPr>
+                <w:rFonts w:ascii="Courier New" w:hAnsi="Courier New" w:cs="Khmer OS System"/>
+                <w:b w:val="0"/>
+                <w:i w:val="0"/>
+                <w:color w:val="1A1915"/>
+                <w:sz w:val="14"/>
+                <w:szCs w:val="14"/>
+              </w:rPr>
+              <w:t xml:space="preserve"> "lab": {"spk": "f5", "rate": "mid", "pitch": "mid",</w:t>
+            </w:r>
+          </w:p>
+          <w:p>
+            <w:pPr>
+              <w:spacing w:before="0" w:after="0" w:line="240" w:lineRule="auto"/>
+              <w:ind w:left="86"/>
+            </w:pPr>
+            <w:r>
+              <w:rPr>
+                <w:rFonts w:ascii="Courier New" w:hAnsi="Courier New" w:cs="Khmer OS System"/>
+                <w:b w:val="0"/>
+                <w:i w:val="0"/>
+                <w:color w:val="1A1915"/>
+                <w:sz w:val="14"/>
+                <w:szCs w:val="14"/>
+              </w:rPr>
+              <w:t xml:space="preserve">         "var": "mid", "energy": "mid"}}</w:t>
+            </w:r>
+          </w:p>
+        </w:tc>
+      </w:tr>
+    </w:tbl>
+    <w:p>
+      <w:pPr>
+        <w:spacing w:after="120"/>
+      </w:pPr>
+    </w:p>
+    <w:p>
+      <w:pPr>
+        <w:spacing w:after="200" w:line="283" w:lineRule="auto"/>
+      </w:pPr>
+      <w:r>
+        <w:rPr>
+          <w:rFonts w:ascii="Calibri" w:hAnsi="Calibri" w:cs="Calibri"/>
+          <w:color w:val="1A1915"/>
+          <w:sz w:val="21"/>
+          <w:szCs w:val="21"/>
+        </w:rPr>
+        <w:t xml:space="preserve">The same file records the cut points. </w:t>
+      </w:r>
+      <w:r>
+        <w:rPr>
+          <w:rFonts w:ascii="Calibri" w:hAnsi="Calibri" w:cs="Calibri"/>
+          <w:b/>
+          <w:color w:val="1A1915"/>
+          <w:sz w:val="21"/>
+          <w:szCs w:val="21"/>
+        </w:rPr>
+        <w:t>Rate is ranked globally</w:t>
+      </w:r>
+      <w:r>
+        <w:rPr>
+          <w:rFonts w:ascii="Calibri" w:hAnsi="Calibri" w:cs="Calibri"/>
+          <w:color w:val="1A1915"/>
+          <w:sz w:val="21"/>
+          <w:szCs w:val="21"/>
+        </w:rPr>
+        <w:t xml:space="preserve"> — the 15th and 85th percentiles over the whole corpus, at 10.07 and 14.86 characters per second. </w:t>
+      </w:r>
+      <w:r>
+        <w:rPr>
+          <w:rFonts w:ascii="Calibri" w:hAnsi="Calibri" w:cs="Calibri"/>
+          <w:b/>
+          <w:color w:val="1A1915"/>
+          <w:sz w:val="21"/>
+          <w:szCs w:val="21"/>
+        </w:rPr>
+        <w:t>Pitch, variation and energy are ranked within each speaker</w:t>
+      </w:r>
+      <w:r>
+        <w:rPr>
+          <w:rFonts w:ascii="Calibri" w:hAnsi="Calibri" w:cs="Calibri"/>
+          <w:color w:val="1A1915"/>
+          <w:sz w:val="21"/>
+          <w:szCs w:val="21"/>
+        </w:rPr>
+        <w:t>, so speaker f2's boundary for `pitch:high` sits at 226.8 Hz while a bass voice's sits far lower. A single global pitch threshold would have collapsed `spk` and `pitch` into the same axis, and the model could never have learned to move one without the other.</w:t>
+      </w:r>
+    </w:p>
+    <w:p>
       <w:r>
         <w:br w:type="page"/>
       </w:r>
@@ -3701,7 +4629,7 @@
           <w:sz w:val="17"/>
           <w:szCs w:val="17"/>
         </w:rPr>
-        <w:t>Table 4 — The fine-tune itself succeeded. The adapter has a large, audible effect.</w:t>
+        <w:t>Table 5 — The fine-tune itself succeeded. The adapter has a large, audible effect.</w:t>
       </w:r>
     </w:p>
     <w:p>
@@ -4680,7 +5608,7 @@
           <w:sz w:val="17"/>
           <w:szCs w:val="17"/>
         </w:rPr>
-        <w:t>Table 5 — Ten eval-set sentences per level, every axis swept, unswept slots pinned to mid so the tag stays in distribution. rho is Spearman's correlation between commanded level and measured quantity; p is a 10,000-shuffle permutation test. Null on every axis, against ceilings measured before training started.</w:t>
+        <w:t>Table 6 — Ten eval-set sentences per level, every axis swept, unswept slots pinned to mid so the tag stays in distribution. rho is Spearman's correlation between commanded level and measured quantity; p is a 10,000-shuffle permutation test. Null on every axis, against ceilings measured before training started.</w:t>
       </w:r>
     </w:p>
     <w:p>
@@ -4712,7 +5640,7 @@
           <w:sz w:val="21"/>
           <w:szCs w:val="21"/>
         </w:rPr>
-        <w:t>The decisive axis is `spk`. Six speaker tags spanning 105–280 Hz of real corpus pitch produced generated medians of 198.5, 209.3, 210.3, 222.9, 208.6 and 196.7 Hz: 26 Hz of spread against 175 Hz in the corpus, rho = −0.200. Speaker identity is the one attribute the model cannot infer from the text, so if that axis does not land, nothing is landing. It also explains the voice collapse in Table 4 — a model that cannot read the tag can only average its twenty speakers.</w:t>
+        <w:t>The decisive axis is `spk`. Six speaker tags spanning 105–280 Hz of real corpus pitch produced generated medians of 198.5, 209.3, 210.3, 222.9, 208.6 and 196.7 Hz: 26 Hz of spread against 175 Hz in the corpus, rho = −0.200. Speaker identity is the one attribute the model cannot infer from the text, so if that axis does not land, nothing is landing. It also explains the voice collapse in Table 5 — a model that cannot read the tag can only average its twenty speakers.</w:t>
       </w:r>
     </w:p>
     <w:p>
@@ -4884,7 +5812,7 @@
                 <w:sz w:val="17"/>
                 <w:szCs w:val="18"/>
               </w:rPr>
-              <w:t xml:space="preserve"> tags 0.27% of rows — but the in-distribution sweep (Table 5) pins unswept slots to </w:t>
+              <w:t xml:space="preserve"> tags 0.27% of rows — but the in-distribution sweep (Table 6) pins unswept slots to </w:t>
             </w:r>
             <w:r>
               <w:rPr>
@@ -5317,7 +6245,7 @@
           <w:sz w:val="17"/>
           <w:szCs w:val="17"/>
         </w:rPr>
-        <w:t>Table 6 — Six hypotheses, eliminated in the order they were tried.</w:t>
+        <w:t>Table 7 — Six hypotheses, eliminated in the order they were tried.</w:t>
       </w:r>
     </w:p>
     <w:p>
@@ -5882,7 +6810,7 @@
           <w:sz w:val="17"/>
           <w:szCs w:val="17"/>
         </w:rPr>
-        <w:t>Table 7 — The positive control is what makes this readable. Corrupting the transcript, which the model certainly uses, moves the loss by 7.4%. Corrupting the tag moves it by 0.03%, a 290× difference indistinguishable from chance.</w:t>
+        <w:t>Table 8 — The positive control is what makes this readable. Corrupting the transcript, which the model certainly uses, moves the loss by 7.4%. Corrupting the tag moves it by 0.03%, a 290× difference indistinguishable from chance.</w:t>
       </w:r>
     </w:p>
     <w:p>
@@ -6337,7 +7265,7 @@
           <w:sz w:val="17"/>
           <w:szCs w:val="17"/>
         </w:rPr>
-        <w:t>Table 8 — Monotone, and 14× larger on the first patch than over the whole clip. The tag matters exactly where the prefix cannot answer for it, and is drowned everywhere else.</w:t>
+        <w:t>Table 9 — Monotone, and 14× larger on the first patch than over the whole clip. The tag matters exactly where the prefix cannot answer for it, and is drowned everywhere else.</w:t>
       </w:r>
     </w:p>
     <w:tbl>
@@ -7321,7 +8249,7 @@
           <w:sz w:val="17"/>
           <w:szCs w:val="17"/>
         </w:rPr>
-        <w:t>Table 9 — The probe ladder. Generated F0 median in Hz, six sentences per tag. Placement was not the problem; the two things that were are below.</w:t>
+        <w:t>Table 10 — The probe ladder. Generated F0 median in Hz, six sentences per tag. Placement was not the problem; the two things that were are below.</w:t>
       </w:r>
     </w:p>
     <w:p>
@@ -8115,7 +9043,7 @@
           <w:sz w:val="17"/>
           <w:szCs w:val="17"/>
         </w:rPr>
-        <w:t>Table 10 — Four times the penalty for the wrong tag, and significant where it was not. The model now reads the tag in its own loss, which is the thing that was actually missing.</w:t>
+        <w:t>Table 11 — Four times the penalty for the wrong tag, and significant where it was not. The model now reads the tag in its own loss, which is the thing that was actually missing.</w:t>
       </w:r>
     </w:p>
     <w:p>
@@ -8868,7 +9796,7 @@
           <w:sz w:val="17"/>
           <w:szCs w:val="17"/>
         </w:rPr>
-        <w:t>Table 11 — Run 1's checkpoints and sweep are kept rather than deleted: they are the control condition for run 2, and the evidence for sections 5 and 6.</w:t>
+        <w:t>Table 12 — Run 1's checkpoints and sweep are kept rather than deleted: they are the control condition for run 2, and the evidence for sections 5 and 6.</w:t>
       </w:r>
     </w:p>
     <w:tbl>
@@ -8947,6 +9875,11 @@
       </w:pPr>
     </w:p>
     <w:p>
+      <w:r>
+        <w:br w:type="page"/>
+      </w:r>
+    </w:p>
+    <w:p>
       <w:pPr>
         <w:keepNext/>
         <w:spacing w:before="80" w:after="200"/>
@@ -8963,7 +9896,1090 @@
           <w:sz w:val="38"/>
           <w:szCs w:val="38"/>
         </w:rPr>
-        <w:t>9.  What this settles, and what it does not</w:t>
+        <w:t>9.  Using it at inference</w:t>
+      </w:r>
+    </w:p>
+    <w:p>
+      <w:pPr>
+        <w:spacing w:after="120" w:before="0" w:line="283" w:lineRule="auto"/>
+      </w:pPr>
+      <w:r>
+        <w:rPr>
+          <w:rFonts w:ascii="Calibri" w:hAnsi="Calibri" w:cs="Calibri"/>
+          <w:b w:val="0"/>
+          <w:i w:val="0"/>
+          <w:color w:val="1A1915"/>
+          <w:sz w:val="21"/>
+          <w:szCs w:val="21"/>
+        </w:rPr>
+        <w:t>The adapter is a set of LoRA weights loaded on top of the stock checkpoint. Inference is ordinary VoxCPM2 generation with a tag glued to the front of the text — no separate conditioning argument, no reference clip, no change to the calling convention.</w:t>
+      </w:r>
+    </w:p>
+    <w:p>
+      <w:pPr>
+        <w:keepNext/>
+        <w:spacing w:before="320" w:after="120"/>
+      </w:pPr>
+      <w:r>
+        <w:rPr>
+          <w:rFonts w:ascii="Georgia" w:hAnsi="Georgia" w:cs="Georgia"/>
+          <w:b/>
+          <w:i w:val="0"/>
+          <w:color w:val="134E4A"/>
+          <w:sz w:val="28"/>
+          <w:szCs w:val="28"/>
+        </w:rPr>
+        <w:t>9.1  From Python</w:t>
+      </w:r>
+    </w:p>
+    <w:tbl>
+      <w:tblPr>
+        <w:tblW w:type="auto" w:w="0"/>
+        <w:tblLayout w:type="fixed"/>
+        <w:tblLook w:firstColumn="1" w:firstRow="1" w:lastColumn="0" w:lastRow="0" w:noHBand="0" w:noVBand="1" w:val="04A0"/>
+      </w:tblPr>
+      <w:tblGrid>
+        <w:gridCol w:w="9360"/>
+      </w:tblGrid>
+      <w:tr>
+        <w:tc>
+          <w:tcPr>
+            <w:tcW w:type="dxa" w:w="9360"/>
+            <w:shd w:val="clear" w:color="auto" w:fill="F4F2EC"/>
+            <w:tcBorders>
+              <w:top w:val="single" w:sz="4" w:space="0" w:color="E5E1D8"/>
+              <w:left w:val="single" w:sz="4" w:space="0" w:color="E5E1D8"/>
+              <w:bottom w:val="single" w:sz="4" w:space="0" w:color="E5E1D8"/>
+              <w:right w:val="single" w:sz="4" w:space="0" w:color="E5E1D8"/>
+            </w:tcBorders>
+          </w:tcPr>
+          <w:p>
+            <w:pPr>
+              <w:spacing w:before="0" w:after="0" w:line="240" w:lineRule="auto"/>
+              <w:ind w:left="86"/>
+            </w:pPr>
+            <w:r/>
+            <w:r>
+              <w:rPr>
+                <w:rFonts w:ascii="Courier New" w:hAnsi="Courier New" w:cs="Khmer OS System"/>
+                <w:b w:val="0"/>
+                <w:i w:val="0"/>
+                <w:color w:val="1A1915"/>
+                <w:sz w:val="14"/>
+                <w:szCs w:val="14"/>
+              </w:rPr>
+              <w:t>from voxcpm import VoxCPM</w:t>
+            </w:r>
+          </w:p>
+          <w:p>
+            <w:pPr>
+              <w:spacing w:before="0" w:after="0" w:line="240" w:lineRule="auto"/>
+              <w:ind w:left="86"/>
+            </w:pPr>
+            <w:r>
+              <w:rPr>
+                <w:rFonts w:ascii="Courier New" w:hAnsi="Courier New" w:cs="Khmer OS System"/>
+                <w:b w:val="0"/>
+                <w:i w:val="0"/>
+                <w:color w:val="1A1915"/>
+                <w:sz w:val="14"/>
+                <w:szCs w:val="14"/>
+              </w:rPr>
+              <w:t>from finetune.synthesize_styled import load_model</w:t>
+            </w:r>
+          </w:p>
+          <w:p>
+            <w:pPr>
+              <w:spacing w:before="0" w:after="0" w:line="240" w:lineRule="auto"/>
+              <w:ind w:left="86"/>
+            </w:pPr>
+            <w:r>
+              <w:rPr>
+                <w:rFonts w:ascii="Courier New" w:hAnsi="Courier New" w:cs="Khmer OS System"/>
+                <w:b w:val="0"/>
+                <w:i w:val="0"/>
+                <w:color w:val="1A1915"/>
+                <w:sz w:val="14"/>
+                <w:szCs w:val="14"/>
+              </w:rPr>
+              <w:t xml:space="preserve"> </w:t>
+            </w:r>
+          </w:p>
+          <w:p>
+            <w:pPr>
+              <w:spacing w:before="0" w:after="0" w:line="240" w:lineRule="auto"/>
+              <w:ind w:left="86"/>
+            </w:pPr>
+            <w:r>
+              <w:rPr>
+                <w:rFonts w:ascii="Courier New" w:hAnsi="Courier New" w:cs="Khmer OS System"/>
+                <w:b w:val="0"/>
+                <w:i w:val="0"/>
+                <w:color w:val="1A1915"/>
+                <w:sz w:val="14"/>
+                <w:szCs w:val="14"/>
+              </w:rPr>
+              <w:t># load_model reads lora_config.json from the checkpoint, so the adapter</w:t>
+            </w:r>
+          </w:p>
+          <w:p>
+            <w:pPr>
+              <w:spacing w:before="0" w:after="0" w:line="240" w:lineRule="auto"/>
+              <w:ind w:left="86"/>
+            </w:pPr>
+            <w:r>
+              <w:rPr>
+                <w:rFonts w:ascii="Courier New" w:hAnsi="Courier New" w:cs="Khmer OS System"/>
+                <w:b w:val="0"/>
+                <w:i w:val="0"/>
+                <w:color w:val="1A1915"/>
+                <w:sz w:val="14"/>
+                <w:szCs w:val="14"/>
+              </w:rPr>
+              <w:t># rank is recovered rather than guessed</w:t>
+            </w:r>
+          </w:p>
+          <w:p>
+            <w:pPr>
+              <w:spacing w:before="0" w:after="0" w:line="240" w:lineRule="auto"/>
+              <w:ind w:left="86"/>
+            </w:pPr>
+            <w:r>
+              <w:rPr>
+                <w:rFonts w:ascii="Courier New" w:hAnsi="Courier New" w:cs="Khmer OS System"/>
+                <w:b w:val="0"/>
+                <w:i w:val="0"/>
+                <w:color w:val="1A1915"/>
+                <w:sz w:val="14"/>
+                <w:szCs w:val="14"/>
+              </w:rPr>
+              <w:t>model = load_model("finetune/checkpoints/khmer_style/latest")</w:t>
+            </w:r>
+          </w:p>
+          <w:p>
+            <w:pPr>
+              <w:spacing w:before="0" w:after="0" w:line="240" w:lineRule="auto"/>
+              <w:ind w:left="86"/>
+            </w:pPr>
+            <w:r>
+              <w:rPr>
+                <w:rFonts w:ascii="Courier New" w:hAnsi="Courier New" w:cs="Khmer OS System"/>
+                <w:b w:val="0"/>
+                <w:i w:val="0"/>
+                <w:color w:val="1A1915"/>
+                <w:sz w:val="14"/>
+                <w:szCs w:val="14"/>
+              </w:rPr>
+              <w:t xml:space="preserve"> </w:t>
+            </w:r>
+          </w:p>
+          <w:p>
+            <w:pPr>
+              <w:spacing w:before="0" w:after="0" w:line="240" w:lineRule="auto"/>
+              <w:ind w:left="86"/>
+            </w:pPr>
+            <w:r>
+              <w:rPr>
+                <w:rFonts w:ascii="Courier New" w:hAnsi="Courier New" w:cs="Khmer OS System"/>
+                <w:b w:val="0"/>
+                <w:i w:val="0"/>
+                <w:color w:val="1A1915"/>
+                <w:sz w:val="14"/>
+                <w:szCs w:val="14"/>
+              </w:rPr>
+              <w:t>tag = "&lt;|spk:f2|rate:fast|pitch:any|var:lively|energy:any|&gt;"</w:t>
+            </w:r>
+          </w:p>
+          <w:p>
+            <w:pPr>
+              <w:spacing w:before="0" w:after="0" w:line="240" w:lineRule="auto"/>
+              <w:ind w:left="86"/>
+            </w:pPr>
+            <w:r>
+              <w:rPr>
+                <w:rFonts w:ascii="Courier New" w:hAnsi="Courier New" w:cs="Khmer OS System"/>
+                <w:b w:val="0"/>
+                <w:i w:val="0"/>
+                <w:color w:val="1A1915"/>
+                <w:sz w:val="14"/>
+                <w:szCs w:val="14"/>
+              </w:rPr>
+              <w:t>wav = model.generate(text=tag + "ការនិយាយ...")</w:t>
+            </w:r>
+          </w:p>
+          <w:p>
+            <w:pPr>
+              <w:spacing w:before="0" w:after="0" w:line="240" w:lineRule="auto"/>
+              <w:ind w:left="86"/>
+            </w:pPr>
+            <w:r>
+              <w:rPr>
+                <w:rFonts w:ascii="Courier New" w:hAnsi="Courier New" w:cs="Khmer OS System"/>
+                <w:b w:val="0"/>
+                <w:i w:val="0"/>
+                <w:color w:val="1A1915"/>
+                <w:sz w:val="14"/>
+                <w:szCs w:val="14"/>
+              </w:rPr>
+              <w:t xml:space="preserve"> </w:t>
+            </w:r>
+          </w:p>
+          <w:p>
+            <w:pPr>
+              <w:spacing w:before="0" w:after="0" w:line="240" w:lineRule="auto"/>
+              <w:ind w:left="86"/>
+            </w:pPr>
+            <w:r>
+              <w:rPr>
+                <w:rFonts w:ascii="Courier New" w:hAnsi="Courier New" w:cs="Khmer OS System"/>
+                <w:b w:val="0"/>
+                <w:i w:val="0"/>
+                <w:color w:val="1A1915"/>
+                <w:sz w:val="14"/>
+                <w:szCs w:val="14"/>
+              </w:rPr>
+              <w:t># switch the adapter off to get the stock model back, bit for bit</w:t>
+            </w:r>
+          </w:p>
+          <w:p>
+            <w:pPr>
+              <w:spacing w:before="0" w:after="0" w:line="240" w:lineRule="auto"/>
+              <w:ind w:left="86"/>
+            </w:pPr>
+            <w:r>
+              <w:rPr>
+                <w:rFonts w:ascii="Courier New" w:hAnsi="Courier New" w:cs="Khmer OS System"/>
+                <w:b w:val="0"/>
+                <w:i w:val="0"/>
+                <w:color w:val="1A1915"/>
+                <w:sz w:val="14"/>
+                <w:szCs w:val="14"/>
+              </w:rPr>
+              <w:t>model.set_lora_enabled(False)</w:t>
+            </w:r>
+          </w:p>
+        </w:tc>
+      </w:tr>
+    </w:tbl>
+    <w:p>
+      <w:pPr>
+        <w:spacing w:after="120"/>
+      </w:pPr>
+    </w:p>
+    <w:p>
+      <w:pPr>
+        <w:spacing w:after="120" w:before="0" w:line="283" w:lineRule="auto"/>
+      </w:pPr>
+      <w:r>
+        <w:rPr>
+          <w:rFonts w:ascii="Calibri" w:hAnsi="Calibri" w:cs="Calibri"/>
+          <w:b w:val="0"/>
+          <w:i w:val="0"/>
+          <w:color w:val="1A1915"/>
+          <w:sz w:val="21"/>
+          <w:szCs w:val="21"/>
+        </w:rPr>
+        <w:t>Two details matter. The adapter must be loaded with the LoRA configuration it was trained under — `from_pretrained` otherwise invents a default of rank 8 and silently fails to load a rank-64 adapter — so the helper reads `lora_config.json` from the checkpoint directory. And the tag must be prefixed to the text, not passed separately; there is no separate channel for it to travel through.</w:t>
+      </w:r>
+    </w:p>
+    <w:p>
+      <w:pPr>
+        <w:keepNext/>
+        <w:spacing w:before="320" w:after="120"/>
+      </w:pPr>
+      <w:r>
+        <w:rPr>
+          <w:rFonts w:ascii="Georgia" w:hAnsi="Georgia" w:cs="Georgia"/>
+          <w:b/>
+          <w:i w:val="0"/>
+          <w:color w:val="134E4A"/>
+          <w:sz w:val="28"/>
+          <w:szCs w:val="28"/>
+        </w:rPr>
+        <w:t>9.2  From the command line</w:t>
+      </w:r>
+    </w:p>
+    <w:tbl>
+      <w:tblPr>
+        <w:tblW w:type="auto" w:w="0"/>
+        <w:tblLayout w:type="fixed"/>
+        <w:tblLook w:firstColumn="1" w:firstRow="1" w:lastColumn="0" w:lastRow="0" w:noHBand="0" w:noVBand="1" w:val="04A0"/>
+      </w:tblPr>
+      <w:tblGrid>
+        <w:gridCol w:w="9360"/>
+      </w:tblGrid>
+      <w:tr>
+        <w:tc>
+          <w:tcPr>
+            <w:tcW w:type="dxa" w:w="9360"/>
+            <w:shd w:val="clear" w:color="auto" w:fill="F4F2EC"/>
+            <w:tcBorders>
+              <w:top w:val="single" w:sz="4" w:space="0" w:color="E5E1D8"/>
+              <w:left w:val="single" w:sz="4" w:space="0" w:color="E5E1D8"/>
+              <w:bottom w:val="single" w:sz="4" w:space="0" w:color="E5E1D8"/>
+              <w:right w:val="single" w:sz="4" w:space="0" w:color="E5E1D8"/>
+            </w:tcBorders>
+          </w:tcPr>
+          <w:p>
+            <w:pPr>
+              <w:spacing w:before="0" w:after="0" w:line="240" w:lineRule="auto"/>
+              <w:ind w:left="86"/>
+            </w:pPr>
+            <w:r/>
+            <w:r>
+              <w:rPr>
+                <w:rFonts w:ascii="Courier New" w:hAnsi="Courier New" w:cs="Khmer OS System"/>
+                <w:b w:val="0"/>
+                <w:i w:val="0"/>
+                <w:color w:val="1A1915"/>
+                <w:sz w:val="14"/>
+                <w:szCs w:val="14"/>
+              </w:rPr>
+              <w:t># styled</w:t>
+            </w:r>
+          </w:p>
+          <w:p>
+            <w:pPr>
+              <w:spacing w:before="0" w:after="0" w:line="240" w:lineRule="auto"/>
+              <w:ind w:left="86"/>
+            </w:pPr>
+            <w:r>
+              <w:rPr>
+                <w:rFonts w:ascii="Courier New" w:hAnsi="Courier New" w:cs="Khmer OS System"/>
+                <w:b w:val="0"/>
+                <w:i w:val="0"/>
+                <w:color w:val="1A1915"/>
+                <w:sz w:val="14"/>
+                <w:szCs w:val="14"/>
+              </w:rPr>
+              <w:t>python finetune/synthesize_styled.py \</w:t>
+            </w:r>
+          </w:p>
+          <w:p>
+            <w:pPr>
+              <w:spacing w:before="0" w:after="0" w:line="240" w:lineRule="auto"/>
+              <w:ind w:left="86"/>
+            </w:pPr>
+            <w:r>
+              <w:rPr>
+                <w:rFonts w:ascii="Courier New" w:hAnsi="Courier New" w:cs="Khmer OS System"/>
+                <w:b w:val="0"/>
+                <w:i w:val="0"/>
+                <w:color w:val="1A1915"/>
+                <w:sz w:val="14"/>
+                <w:szCs w:val="14"/>
+              </w:rPr>
+              <w:t xml:space="preserve">    --lora finetune/checkpoints/khmer_style/latest \</w:t>
+            </w:r>
+          </w:p>
+          <w:p>
+            <w:pPr>
+              <w:spacing w:before="0" w:after="0" w:line="240" w:lineRule="auto"/>
+              <w:ind w:left="86"/>
+            </w:pPr>
+            <w:r>
+              <w:rPr>
+                <w:rFonts w:ascii="Courier New" w:hAnsi="Courier New" w:cs="Khmer OS System"/>
+                <w:b w:val="0"/>
+                <w:i w:val="0"/>
+                <w:color w:val="1A1915"/>
+                <w:sz w:val="14"/>
+                <w:szCs w:val="14"/>
+              </w:rPr>
+              <w:t xml:space="preserve">    --text "សូមស្វាគមន៍..." \</w:t>
+            </w:r>
+          </w:p>
+          <w:p>
+            <w:pPr>
+              <w:spacing w:before="0" w:after="0" w:line="240" w:lineRule="auto"/>
+              <w:ind w:left="86"/>
+            </w:pPr>
+            <w:r>
+              <w:rPr>
+                <w:rFonts w:ascii="Courier New" w:hAnsi="Courier New" w:cs="Khmer OS System"/>
+                <w:b w:val="0"/>
+                <w:i w:val="0"/>
+                <w:color w:val="1A1915"/>
+                <w:sz w:val="14"/>
+                <w:szCs w:val="14"/>
+              </w:rPr>
+              <w:t xml:space="preserve">    --style var=lively,rate=fast,spk=f2 \</w:t>
+            </w:r>
+          </w:p>
+          <w:p>
+            <w:pPr>
+              <w:spacing w:before="0" w:after="0" w:line="240" w:lineRule="auto"/>
+              <w:ind w:left="86"/>
+            </w:pPr>
+            <w:r>
+              <w:rPr>
+                <w:rFonts w:ascii="Courier New" w:hAnsi="Courier New" w:cs="Khmer OS System"/>
+                <w:b w:val="0"/>
+                <w:i w:val="0"/>
+                <w:color w:val="1A1915"/>
+                <w:sz w:val="14"/>
+                <w:szCs w:val="14"/>
+              </w:rPr>
+              <w:t xml:space="preserve">    --out hello.wav</w:t>
+            </w:r>
+          </w:p>
+          <w:p>
+            <w:pPr>
+              <w:spacing w:before="0" w:after="0" w:line="240" w:lineRule="auto"/>
+              <w:ind w:left="86"/>
+            </w:pPr>
+            <w:r>
+              <w:rPr>
+                <w:rFonts w:ascii="Courier New" w:hAnsi="Courier New" w:cs="Khmer OS System"/>
+                <w:b w:val="0"/>
+                <w:i w:val="0"/>
+                <w:color w:val="1A1915"/>
+                <w:sz w:val="14"/>
+                <w:szCs w:val="14"/>
+              </w:rPr>
+              <w:t xml:space="preserve"> </w:t>
+            </w:r>
+          </w:p>
+          <w:p>
+            <w:pPr>
+              <w:spacing w:before="0" w:after="0" w:line="240" w:lineRule="auto"/>
+              <w:ind w:left="86"/>
+            </w:pPr>
+            <w:r>
+              <w:rPr>
+                <w:rFonts w:ascii="Courier New" w:hAnsi="Courier New" w:cs="Khmer OS System"/>
+                <w:b w:val="0"/>
+                <w:i w:val="0"/>
+                <w:color w:val="1A1915"/>
+                <w:sz w:val="14"/>
+                <w:szCs w:val="14"/>
+              </w:rPr>
+              <w:t># base model, no adapter, for an A/B against the same sentence</w:t>
+            </w:r>
+          </w:p>
+          <w:p>
+            <w:pPr>
+              <w:spacing w:before="0" w:after="0" w:line="240" w:lineRule="auto"/>
+              <w:ind w:left="86"/>
+            </w:pPr>
+            <w:r>
+              <w:rPr>
+                <w:rFonts w:ascii="Courier New" w:hAnsi="Courier New" w:cs="Khmer OS System"/>
+                <w:b w:val="0"/>
+                <w:i w:val="0"/>
+                <w:color w:val="1A1915"/>
+                <w:sz w:val="14"/>
+                <w:szCs w:val="14"/>
+              </w:rPr>
+              <w:t>python finetune/synthesize_styled.py --text "..." --out base.wav</w:t>
+            </w:r>
+          </w:p>
+        </w:tc>
+      </w:tr>
+    </w:tbl>
+    <w:p>
+      <w:pPr>
+        <w:spacing w:after="120"/>
+      </w:pPr>
+    </w:p>
+    <w:p>
+      <w:pPr>
+        <w:spacing w:after="200" w:before="0" w:line="283" w:lineRule="auto"/>
+      </w:pPr>
+      <w:r>
+        <w:rPr>
+          <w:rFonts w:ascii="Calibri" w:hAnsi="Calibri" w:cs="Calibri"/>
+          <w:b w:val="0"/>
+          <w:i w:val="0"/>
+          <w:color w:val="1A1915"/>
+          <w:sz w:val="21"/>
+          <w:szCs w:val="21"/>
+        </w:rPr>
+        <w:t>`--style` takes comma-separated `slot=level` pairs, and any slot left out is filled with `any`. That is a real distinction rather than a convenience: because per-slot dropout trained the model on partial tags, `--style var=lively` means “expressive, everything else free” rather than “expressive plus four accidental defaults”.</w:t>
+      </w:r>
+    </w:p>
+    <w:tbl>
+      <w:tblPr>
+        <w:tblStyle w:val="TableGrid"/>
+        <w:tblW w:type="auto" w:w="0"/>
+        <w:tblLayout w:type="fixed"/>
+        <w:tblLook w:firstColumn="1" w:firstRow="1" w:lastColumn="0" w:lastRow="0" w:noHBand="0" w:noVBand="1" w:val="04A0"/>
+      </w:tblPr>
+      <w:tblGrid>
+        <w:gridCol w:w="4680"/>
+        <w:gridCol w:w="4680"/>
+      </w:tblGrid>
+      <w:tr>
+        <w:tc>
+          <w:tcPr>
+            <w:tcW w:type="dxa" w:w="4346"/>
+            <w:vAlign w:val="center"/>
+            <w:shd w:val="clear" w:color="auto" w:fill="0B776F"/>
+            <w:tcBorders>
+              <w:top w:val="single" w:sz="4" w:space="0" w:color="E5E1D8"/>
+              <w:left w:val="single" w:sz="4" w:space="0" w:color="E5E1D8"/>
+              <w:bottom w:val="single" w:sz="4" w:space="0" w:color="E5E1D8"/>
+              <w:right w:val="single" w:sz="4" w:space="0" w:color="E5E1D8"/>
+            </w:tcBorders>
+          </w:tcPr>
+          <w:p>
+            <w:pPr>
+              <w:spacing w:before="50" w:after="50" w:line="254" w:lineRule="auto"/>
+            </w:pPr>
+            <w:r/>
+            <w:r>
+              <w:rPr>
+                <w:rFonts w:ascii="Calibri" w:hAnsi="Calibri" w:cs="Calibri"/>
+                <w:b/>
+                <w:i w:val="0"/>
+                <w:color w:val="FFFFFF"/>
+                <w:sz w:val="17"/>
+                <w:szCs w:val="18"/>
+              </w:rPr>
+              <w:t>What you want</w:t>
+            </w:r>
+          </w:p>
+        </w:tc>
+        <w:tc>
+          <w:tcPr>
+            <w:tcW w:type="dxa" w:w="5014"/>
+            <w:vAlign w:val="center"/>
+            <w:shd w:val="clear" w:color="auto" w:fill="0B776F"/>
+            <w:tcBorders>
+              <w:top w:val="single" w:sz="4" w:space="0" w:color="E5E1D8"/>
+              <w:left w:val="single" w:sz="4" w:space="0" w:color="E5E1D8"/>
+              <w:bottom w:val="single" w:sz="4" w:space="0" w:color="E5E1D8"/>
+              <w:right w:val="single" w:sz="4" w:space="0" w:color="E5E1D8"/>
+            </w:tcBorders>
+          </w:tcPr>
+          <w:p>
+            <w:pPr>
+              <w:spacing w:before="50" w:after="50" w:line="254" w:lineRule="auto"/>
+            </w:pPr>
+            <w:r/>
+            <w:r>
+              <w:rPr>
+                <w:rFonts w:ascii="Courier New" w:hAnsi="Courier New" w:cs="Khmer OS System"/>
+                <w:b/>
+                <w:i w:val="0"/>
+                <w:color w:val="FFFFFF"/>
+                <w:sz w:val="16"/>
+                <w:szCs w:val="16"/>
+              </w:rPr>
+              <w:t>--style</w:t>
+            </w:r>
+            <w:r>
+              <w:rPr>
+                <w:rFonts w:ascii="Calibri" w:hAnsi="Calibri" w:cs="Calibri"/>
+                <w:b/>
+                <w:i w:val="0"/>
+                <w:color w:val="FFFFFF"/>
+                <w:sz w:val="17"/>
+                <w:szCs w:val="18"/>
+              </w:rPr>
+              <w:t xml:space="preserve"> argument</w:t>
+            </w:r>
+          </w:p>
+        </w:tc>
+      </w:tr>
+      <w:tr>
+        <w:tc>
+          <w:tcPr>
+            <w:tcW w:type="dxa" w:w="4346"/>
+            <w:vAlign w:val="center"/>
+            <w:shd w:val="clear" w:color="auto" w:fill="FFFFFF"/>
+            <w:tcBorders>
+              <w:top w:val="single" w:sz="4" w:space="0" w:color="E5E1D8"/>
+              <w:left w:val="single" w:sz="4" w:space="0" w:color="E5E1D8"/>
+              <w:bottom w:val="single" w:sz="4" w:space="0" w:color="E5E1D8"/>
+              <w:right w:val="single" w:sz="4" w:space="0" w:color="E5E1D8"/>
+            </w:tcBorders>
+          </w:tcPr>
+          <w:p>
+            <w:pPr>
+              <w:spacing w:before="50" w:after="50" w:line="254" w:lineRule="auto"/>
+            </w:pPr>
+            <w:r/>
+            <w:r>
+              <w:rPr>
+                <w:rFonts w:ascii="Calibri" w:hAnsi="Calibri" w:cs="Calibri"/>
+                <w:b w:val="0"/>
+                <w:i w:val="0"/>
+                <w:color w:val="1A1915"/>
+                <w:sz w:val="17"/>
+                <w:szCs w:val="18"/>
+              </w:rPr>
+              <w:t>A specific voice, nothing else constrained</w:t>
+            </w:r>
+          </w:p>
+        </w:tc>
+        <w:tc>
+          <w:tcPr>
+            <w:tcW w:type="dxa" w:w="5014"/>
+            <w:vAlign w:val="center"/>
+            <w:shd w:val="clear" w:color="auto" w:fill="FFFFFF"/>
+            <w:tcBorders>
+              <w:top w:val="single" w:sz="4" w:space="0" w:color="E5E1D8"/>
+              <w:left w:val="single" w:sz="4" w:space="0" w:color="E5E1D8"/>
+              <w:bottom w:val="single" w:sz="4" w:space="0" w:color="E5E1D8"/>
+              <w:right w:val="single" w:sz="4" w:space="0" w:color="E5E1D8"/>
+            </w:tcBorders>
+          </w:tcPr>
+          <w:p>
+            <w:pPr>
+              <w:spacing w:before="50" w:after="50" w:line="254" w:lineRule="auto"/>
+            </w:pPr>
+            <w:r/>
+            <w:r>
+              <w:rPr>
+                <w:rFonts w:ascii="Courier New" w:hAnsi="Courier New" w:cs="Khmer OS System"/>
+                <w:b w:val="0"/>
+                <w:i w:val="0"/>
+                <w:color w:val="1A1915"/>
+                <w:sz w:val="16"/>
+                <w:szCs w:val="16"/>
+              </w:rPr>
+              <w:t>spk=f2</w:t>
+            </w:r>
+          </w:p>
+        </w:tc>
+      </w:tr>
+      <w:tr>
+        <w:tc>
+          <w:tcPr>
+            <w:tcW w:type="dxa" w:w="4346"/>
+            <w:vAlign w:val="center"/>
+            <w:shd w:val="clear" w:color="auto" w:fill="F4F2EC"/>
+            <w:tcBorders>
+              <w:top w:val="single" w:sz="4" w:space="0" w:color="E5E1D8"/>
+              <w:left w:val="single" w:sz="4" w:space="0" w:color="E5E1D8"/>
+              <w:bottom w:val="single" w:sz="4" w:space="0" w:color="E5E1D8"/>
+              <w:right w:val="single" w:sz="4" w:space="0" w:color="E5E1D8"/>
+            </w:tcBorders>
+          </w:tcPr>
+          <w:p>
+            <w:pPr>
+              <w:spacing w:before="50" w:after="50" w:line="254" w:lineRule="auto"/>
+            </w:pPr>
+            <w:r/>
+            <w:r>
+              <w:rPr>
+                <w:rFonts w:ascii="Calibri" w:hAnsi="Calibri" w:cs="Calibri"/>
+                <w:b w:val="0"/>
+                <w:i w:val="0"/>
+                <w:color w:val="1A1915"/>
+                <w:sz w:val="17"/>
+                <w:szCs w:val="18"/>
+              </w:rPr>
+              <w:t>Faster delivery, voice unconstrained</w:t>
+            </w:r>
+          </w:p>
+        </w:tc>
+        <w:tc>
+          <w:tcPr>
+            <w:tcW w:type="dxa" w:w="5014"/>
+            <w:vAlign w:val="center"/>
+            <w:shd w:val="clear" w:color="auto" w:fill="F4F2EC"/>
+            <w:tcBorders>
+              <w:top w:val="single" w:sz="4" w:space="0" w:color="E5E1D8"/>
+              <w:left w:val="single" w:sz="4" w:space="0" w:color="E5E1D8"/>
+              <w:bottom w:val="single" w:sz="4" w:space="0" w:color="E5E1D8"/>
+              <w:right w:val="single" w:sz="4" w:space="0" w:color="E5E1D8"/>
+            </w:tcBorders>
+          </w:tcPr>
+          <w:p>
+            <w:pPr>
+              <w:spacing w:before="50" w:after="50" w:line="254" w:lineRule="auto"/>
+            </w:pPr>
+            <w:r/>
+            <w:r>
+              <w:rPr>
+                <w:rFonts w:ascii="Courier New" w:hAnsi="Courier New" w:cs="Khmer OS System"/>
+                <w:b w:val="0"/>
+                <w:i w:val="0"/>
+                <w:color w:val="1A1915"/>
+                <w:sz w:val="16"/>
+                <w:szCs w:val="16"/>
+              </w:rPr>
+              <w:t>rate=fast</w:t>
+            </w:r>
+          </w:p>
+        </w:tc>
+      </w:tr>
+      <w:tr>
+        <w:tc>
+          <w:tcPr>
+            <w:tcW w:type="dxa" w:w="4346"/>
+            <w:vAlign w:val="center"/>
+            <w:shd w:val="clear" w:color="auto" w:fill="FFFFFF"/>
+            <w:tcBorders>
+              <w:top w:val="single" w:sz="4" w:space="0" w:color="E5E1D8"/>
+              <w:left w:val="single" w:sz="4" w:space="0" w:color="E5E1D8"/>
+              <w:bottom w:val="single" w:sz="4" w:space="0" w:color="E5E1D8"/>
+              <w:right w:val="single" w:sz="4" w:space="0" w:color="E5E1D8"/>
+            </w:tcBorders>
+          </w:tcPr>
+          <w:p>
+            <w:pPr>
+              <w:spacing w:before="50" w:after="50" w:line="254" w:lineRule="auto"/>
+            </w:pPr>
+            <w:r/>
+            <w:r>
+              <w:rPr>
+                <w:rFonts w:ascii="Calibri" w:hAnsi="Calibri" w:cs="Calibri"/>
+                <w:b w:val="0"/>
+                <w:i w:val="0"/>
+                <w:color w:val="1A1915"/>
+                <w:sz w:val="17"/>
+                <w:szCs w:val="18"/>
+              </w:rPr>
+              <w:t>An expressive reading of a named voice</w:t>
+            </w:r>
+          </w:p>
+        </w:tc>
+        <w:tc>
+          <w:tcPr>
+            <w:tcW w:type="dxa" w:w="5014"/>
+            <w:vAlign w:val="center"/>
+            <w:shd w:val="clear" w:color="auto" w:fill="FFFFFF"/>
+            <w:tcBorders>
+              <w:top w:val="single" w:sz="4" w:space="0" w:color="E5E1D8"/>
+              <w:left w:val="single" w:sz="4" w:space="0" w:color="E5E1D8"/>
+              <w:bottom w:val="single" w:sz="4" w:space="0" w:color="E5E1D8"/>
+              <w:right w:val="single" w:sz="4" w:space="0" w:color="E5E1D8"/>
+            </w:tcBorders>
+          </w:tcPr>
+          <w:p>
+            <w:pPr>
+              <w:spacing w:before="50" w:after="50" w:line="254" w:lineRule="auto"/>
+            </w:pPr>
+            <w:r/>
+            <w:r>
+              <w:rPr>
+                <w:rFonts w:ascii="Courier New" w:hAnsi="Courier New" w:cs="Khmer OS System"/>
+                <w:b w:val="0"/>
+                <w:i w:val="0"/>
+                <w:color w:val="1A1915"/>
+                <w:sz w:val="16"/>
+                <w:szCs w:val="16"/>
+              </w:rPr>
+              <w:t>spk=f2,var=lively</w:t>
+            </w:r>
+          </w:p>
+        </w:tc>
+      </w:tr>
+      <w:tr>
+        <w:tc>
+          <w:tcPr>
+            <w:tcW w:type="dxa" w:w="4346"/>
+            <w:vAlign w:val="center"/>
+            <w:shd w:val="clear" w:color="auto" w:fill="F4F2EC"/>
+            <w:tcBorders>
+              <w:top w:val="single" w:sz="4" w:space="0" w:color="E5E1D8"/>
+              <w:left w:val="single" w:sz="4" w:space="0" w:color="E5E1D8"/>
+              <w:bottom w:val="single" w:sz="4" w:space="0" w:color="E5E1D8"/>
+              <w:right w:val="single" w:sz="4" w:space="0" w:color="E5E1D8"/>
+            </w:tcBorders>
+          </w:tcPr>
+          <w:p>
+            <w:pPr>
+              <w:spacing w:before="50" w:after="50" w:line="254" w:lineRule="auto"/>
+            </w:pPr>
+            <w:r/>
+            <w:r>
+              <w:rPr>
+                <w:rFonts w:ascii="Calibri" w:hAnsi="Calibri" w:cs="Calibri"/>
+                <w:b w:val="0"/>
+                <w:i w:val="0"/>
+                <w:color w:val="1A1915"/>
+                <w:sz w:val="17"/>
+                <w:szCs w:val="18"/>
+              </w:rPr>
+              <w:t>Slow, low, flat — a subdued delivery</w:t>
+            </w:r>
+          </w:p>
+        </w:tc>
+        <w:tc>
+          <w:tcPr>
+            <w:tcW w:type="dxa" w:w="5014"/>
+            <w:vAlign w:val="center"/>
+            <w:shd w:val="clear" w:color="auto" w:fill="F4F2EC"/>
+            <w:tcBorders>
+              <w:top w:val="single" w:sz="4" w:space="0" w:color="E5E1D8"/>
+              <w:left w:val="single" w:sz="4" w:space="0" w:color="E5E1D8"/>
+              <w:bottom w:val="single" w:sz="4" w:space="0" w:color="E5E1D8"/>
+              <w:right w:val="single" w:sz="4" w:space="0" w:color="E5E1D8"/>
+            </w:tcBorders>
+          </w:tcPr>
+          <w:p>
+            <w:pPr>
+              <w:spacing w:before="50" w:after="50" w:line="254" w:lineRule="auto"/>
+            </w:pPr>
+            <w:r/>
+            <w:r>
+              <w:rPr>
+                <w:rFonts w:ascii="Courier New" w:hAnsi="Courier New" w:cs="Khmer OS System"/>
+                <w:b w:val="0"/>
+                <w:i w:val="0"/>
+                <w:color w:val="1A1915"/>
+                <w:sz w:val="16"/>
+                <w:szCs w:val="16"/>
+              </w:rPr>
+              <w:t>rate=slow,pitch=low,var=flat</w:t>
+            </w:r>
+          </w:p>
+        </w:tc>
+      </w:tr>
+      <w:tr>
+        <w:tc>
+          <w:tcPr>
+            <w:tcW w:type="dxa" w:w="4346"/>
+            <w:vAlign w:val="center"/>
+            <w:shd w:val="clear" w:color="auto" w:fill="FFFFFF"/>
+            <w:tcBorders>
+              <w:top w:val="single" w:sz="4" w:space="0" w:color="E5E1D8"/>
+              <w:left w:val="single" w:sz="4" w:space="0" w:color="E5E1D8"/>
+              <w:bottom w:val="single" w:sz="4" w:space="0" w:color="E5E1D8"/>
+              <w:right w:val="single" w:sz="4" w:space="0" w:color="E5E1D8"/>
+            </w:tcBorders>
+          </w:tcPr>
+          <w:p>
+            <w:pPr>
+              <w:spacing w:before="50" w:after="50" w:line="254" w:lineRule="auto"/>
+            </w:pPr>
+            <w:r/>
+            <w:r>
+              <w:rPr>
+                <w:rFonts w:ascii="Calibri" w:hAnsi="Calibri" w:cs="Calibri"/>
+                <w:b w:val="0"/>
+                <w:i w:val="0"/>
+                <w:color w:val="1A1915"/>
+                <w:sz w:val="17"/>
+                <w:szCs w:val="18"/>
+              </w:rPr>
+              <w:t>Everything pinned</w:t>
+            </w:r>
+          </w:p>
+        </w:tc>
+        <w:tc>
+          <w:tcPr>
+            <w:tcW w:type="dxa" w:w="5014"/>
+            <w:vAlign w:val="center"/>
+            <w:shd w:val="clear" w:color="auto" w:fill="FFFFFF"/>
+            <w:tcBorders>
+              <w:top w:val="single" w:sz="4" w:space="0" w:color="E5E1D8"/>
+              <w:left w:val="single" w:sz="4" w:space="0" w:color="E5E1D8"/>
+              <w:bottom w:val="single" w:sz="4" w:space="0" w:color="E5E1D8"/>
+              <w:right w:val="single" w:sz="4" w:space="0" w:color="E5E1D8"/>
+            </w:tcBorders>
+          </w:tcPr>
+          <w:p>
+            <w:pPr>
+              <w:spacing w:before="50" w:after="50" w:line="254" w:lineRule="auto"/>
+            </w:pPr>
+            <w:r/>
+            <w:r>
+              <w:rPr>
+                <w:rFonts w:ascii="Courier New" w:hAnsi="Courier New" w:cs="Khmer OS System"/>
+                <w:b w:val="0"/>
+                <w:i w:val="0"/>
+                <w:color w:val="1A1915"/>
+                <w:sz w:val="16"/>
+                <w:szCs w:val="16"/>
+              </w:rPr>
+              <w:t>spk=m3,rate=fast,pitch=high,var=lively,energy=loud</w:t>
+            </w:r>
+          </w:p>
+        </w:tc>
+      </w:tr>
+      <w:tr>
+        <w:tc>
+          <w:tcPr>
+            <w:tcW w:type="dxa" w:w="4346"/>
+            <w:vAlign w:val="center"/>
+            <w:shd w:val="clear" w:color="auto" w:fill="F4F2EC"/>
+            <w:tcBorders>
+              <w:top w:val="single" w:sz="4" w:space="0" w:color="E5E1D8"/>
+              <w:left w:val="single" w:sz="4" w:space="0" w:color="E5E1D8"/>
+              <w:bottom w:val="single" w:sz="4" w:space="0" w:color="E5E1D8"/>
+              <w:right w:val="single" w:sz="4" w:space="0" w:color="E5E1D8"/>
+            </w:tcBorders>
+          </w:tcPr>
+          <w:p>
+            <w:pPr>
+              <w:spacing w:before="50" w:after="50" w:line="254" w:lineRule="auto"/>
+            </w:pPr>
+            <w:r/>
+            <w:r>
+              <w:rPr>
+                <w:rFonts w:ascii="Calibri" w:hAnsi="Calibri" w:cs="Calibri"/>
+                <w:b w:val="0"/>
+                <w:i w:val="0"/>
+                <w:color w:val="1A1915"/>
+                <w:sz w:val="17"/>
+                <w:szCs w:val="18"/>
+              </w:rPr>
+              <w:t>The base model, no adapter (for A/B)</w:t>
+            </w:r>
+          </w:p>
+        </w:tc>
+        <w:tc>
+          <w:tcPr>
+            <w:tcW w:type="dxa" w:w="5014"/>
+            <w:vAlign w:val="center"/>
+            <w:shd w:val="clear" w:color="auto" w:fill="F4F2EC"/>
+            <w:tcBorders>
+              <w:top w:val="single" w:sz="4" w:space="0" w:color="E5E1D8"/>
+              <w:left w:val="single" w:sz="4" w:space="0" w:color="E5E1D8"/>
+              <w:bottom w:val="single" w:sz="4" w:space="0" w:color="E5E1D8"/>
+              <w:right w:val="single" w:sz="4" w:space="0" w:color="E5E1D8"/>
+            </w:tcBorders>
+          </w:tcPr>
+          <w:p>
+            <w:pPr>
+              <w:spacing w:before="50" w:after="50" w:line="254" w:lineRule="auto"/>
+            </w:pPr>
+            <w:r/>
+            <w:r>
+              <w:rPr>
+                <w:rFonts w:ascii="Calibri" w:hAnsi="Calibri" w:cs="Calibri"/>
+                <w:b w:val="0"/>
+                <w:i w:val="0"/>
+                <w:color w:val="1A1915"/>
+                <w:sz w:val="17"/>
+                <w:szCs w:val="18"/>
+              </w:rPr>
+              <w:t xml:space="preserve">omit </w:t>
+            </w:r>
+            <w:r>
+              <w:rPr>
+                <w:rFonts w:ascii="Courier New" w:hAnsi="Courier New" w:cs="Khmer OS System"/>
+                <w:b w:val="0"/>
+                <w:i w:val="0"/>
+                <w:color w:val="1A1915"/>
+                <w:sz w:val="16"/>
+                <w:szCs w:val="16"/>
+              </w:rPr>
+              <w:t>--lora</w:t>
+            </w:r>
+            <w:r>
+              <w:rPr>
+                <w:rFonts w:ascii="Calibri" w:hAnsi="Calibri" w:cs="Calibri"/>
+                <w:b w:val="0"/>
+                <w:i w:val="0"/>
+                <w:color w:val="1A1915"/>
+                <w:sz w:val="17"/>
+                <w:szCs w:val="18"/>
+              </w:rPr>
+              <w:t xml:space="preserve"> entirely</w:t>
+            </w:r>
+          </w:p>
+        </w:tc>
+      </w:tr>
+    </w:tbl>
+    <w:p>
+      <w:pPr>
+        <w:spacing w:after="40"/>
+      </w:pPr>
+    </w:p>
+    <w:p>
+      <w:pPr>
+        <w:spacing w:after="240" w:before="0" w:line="283" w:lineRule="auto"/>
+      </w:pPr>
+      <w:r>
+        <w:rPr>
+          <w:rFonts w:ascii="Calibri" w:hAnsi="Calibri" w:cs="Calibri"/>
+          <w:b w:val="0"/>
+          <w:i/>
+          <w:color w:val="6B6A62"/>
+          <w:sz w:val="17"/>
+          <w:szCs w:val="17"/>
+        </w:rPr>
+        <w:t>Table 13 — Common inference patterns. All 32 slot values and the `any` fallback compose freely: 5,376 distinct tags, of which 1,620 are fully specified.</w:t>
+      </w:r>
+    </w:p>
+    <w:tbl>
+      <w:tblPr>
+        <w:tblW w:type="auto" w:w="0"/>
+        <w:tblLayout w:type="fixed"/>
+        <w:tblLook w:firstColumn="1" w:firstRow="1" w:lastColumn="0" w:lastRow="0" w:noHBand="0" w:noVBand="1" w:val="04A0"/>
+      </w:tblPr>
+      <w:tblGrid>
+        <w:gridCol w:w="9360"/>
+      </w:tblGrid>
+      <w:tr>
+        <w:tc>
+          <w:tcPr>
+            <w:tcW w:type="dxa" w:w="9360"/>
+            <w:shd w:val="clear" w:color="auto" w:fill="CCFBF1"/>
+            <w:tcBorders>
+              <w:top w:val="single" w:sz="4" w:space="0" w:color="CCFBF1"/>
+              <w:left w:val="single" w:sz="24" w:space="0" w:color="0B776F"/>
+              <w:bottom w:val="single" w:sz="4" w:space="0" w:color="CCFBF1"/>
+              <w:right w:val="single" w:sz="4" w:space="0" w:color="CCFBF1"/>
+            </w:tcBorders>
+          </w:tcPr>
+          <w:p>
+            <w:pPr>
+              <w:spacing w:before="100" w:after="40"/>
+              <w:ind w:left="144"/>
+            </w:pPr>
+            <w:r/>
+            <w:r>
+              <w:rPr>
+                <w:rFonts w:ascii="Calibri" w:hAnsi="Calibri" w:cs="Calibri"/>
+                <w:b/>
+                <w:i w:val="0"/>
+                <w:color w:val="0B776F"/>
+                <w:sz w:val="19"/>
+                <w:szCs w:val="19"/>
+              </w:rPr>
+              <w:t>The adapter is removable, and that is the point</w:t>
+            </w:r>
+          </w:p>
+          <w:p>
+            <w:pPr>
+              <w:spacing w:after="100" w:line="276" w:lineRule="auto"/>
+              <w:ind w:left="144"/>
+            </w:pPr>
+            <w:r>
+              <w:rPr>
+                <w:rFonts w:ascii="Calibri" w:hAnsi="Calibri" w:cs="Calibri"/>
+                <w:b w:val="0"/>
+                <w:i w:val="0"/>
+                <w:color w:val="1A1915"/>
+                <w:sz w:val="19"/>
+                <w:szCs w:val="19"/>
+              </w:rPr>
+              <w:t>`model.set_lora_enabled(False)` restores the base model bit for bit. VoxCPM2's other 29 languages cannot be damaged by a Khmer adapter that can be switched off, and the same process can serve both styled Khmer and stock multilingual output without loading a second model. A full fine-tune would have no such escape hatch — which is the main argument for LoRA here beyond the 12 GB budget.</w:t>
+            </w:r>
+          </w:p>
+        </w:tc>
+      </w:tr>
+    </w:tbl>
+    <w:p>
+      <w:pPr>
+        <w:spacing w:after="80"/>
+      </w:pPr>
+    </w:p>
+    <w:p>
+      <w:pPr>
+        <w:keepNext/>
+        <w:spacing w:before="80" w:after="200"/>
+        <w:pBdr>
+          <w:bottom w:val="single" w:sz="12" w:space="6" w:color="0B776F"/>
+        </w:pBdr>
+      </w:pPr>
+      <w:r>
+        <w:rPr>
+          <w:rFonts w:ascii="Georgia" w:hAnsi="Georgia" w:cs="Georgia"/>
+          <w:b/>
+          <w:i w:val="0"/>
+          <w:color w:val="0B776F"/>
+          <w:sz w:val="38"/>
+          <w:szCs w:val="38"/>
+        </w:rPr>
+        <w:t>10.  What this settles, and what it does not</w:t>
       </w:r>
     </w:p>
     <w:p>
@@ -9079,7 +11095,7 @@
           <w:sz w:val="38"/>
           <w:szCs w:val="38"/>
         </w:rPr>
-        <w:t>10.  References</w:t>
+        <w:t>11.  References</w:t>
       </w:r>
     </w:p>
     <w:p>

--- a/docs/Smean-VoxCPM2-Style-Control.docx
+++ b/docs/Smean-VoxCPM2-Style-Control.docx
@@ -104,7 +104,7 @@
           <w:sz w:val="30"/>
           <w:szCs w:val="30"/>
         </w:rPr>
-        <w:t>A Khmer fine-tune, the run that failed,</w:t>
+        <w:t>Layer 1: prosody. A Khmer fine-tune, the run that failed,</w:t>
         <w:br/>
         <w:t>and what the failure turned out to be</w:t>
       </w:r>
@@ -130,7 +130,7 @@
           <w:sz w:val="22"/>
           <w:szCs w:val="22"/>
         </w:rPr>
-        <w:t>A technical report on adding expressive control to the model this project recommends for Khmer — and on a conditioning failure that is well known in the generative-modelling literature but undocumented for this class of TTS system.</w:t>
+        <w:t>A technical report on adding expressive control to the model this project recommends for Khmer. It covers the prosodic layer in depth — including a conditioning failure well known in the generative-modelling literature but undocumented for this class of TTS system — and sets out the remaining layers as a roadmap, with the measurement that predicts how hard each will be.</w:t>
       </w:r>
     </w:p>
     <w:tbl>
@@ -325,7 +325,7 @@
                 <w:sz w:val="19"/>
                 <w:szCs w:val="19"/>
               </w:rPr>
-              <w:t>Method · corpus construction · training · failure analysis · fix</w:t>
+              <w:t>Control-layer roadmap · prosodic layer end to end: method, corpus, training, failure analysis, fix · non-verbal layer surveyed</w:t>
             </w:r>
           </w:p>
         </w:tc>
@@ -833,7 +833,1149 @@
           <w:sz w:val="38"/>
           <w:szCs w:val="38"/>
         </w:rPr>
-        <w:t>2.  The mechanism</w:t>
+        <w:t>2.  The control layers</w:t>
+      </w:r>
+    </w:p>
+    <w:p>
+      <w:pPr>
+        <w:spacing w:after="120" w:before="0" w:line="283" w:lineRule="auto"/>
+      </w:pPr>
+      <w:r>
+        <w:rPr>
+          <w:rFonts w:ascii="Calibri" w:hAnsi="Calibri" w:cs="Calibri"/>
+          <w:b w:val="0"/>
+          <w:i w:val="0"/>
+          <w:color w:val="1A1915"/>
+          <w:sz w:val="21"/>
+          <w:szCs w:val="21"/>
+        </w:rPr>
+        <w:t>“Expressive control” is not one capability. It is several, and they behave differently enough that lumping them together is how a roadmap goes wrong. This report covers one of them in depth and names the rest so the sequencing is deliberate rather than accidental.</w:t>
+      </w:r>
+    </w:p>
+    <w:p>
+      <w:pPr>
+        <w:spacing w:after="200" w:before="0" w:line="283" w:lineRule="auto"/>
+      </w:pPr>
+      <w:r>
+        <w:rPr>
+          <w:rFonts w:ascii="Calibri" w:hAnsi="Calibri" w:cs="Calibri"/>
+          <w:b w:val="0"/>
+          <w:i w:val="0"/>
+          <w:color w:val="1A1915"/>
+          <w:sz w:val="21"/>
+          <w:szCs w:val="21"/>
+        </w:rPr>
+        <w:t>The distinction that matters most is between attributes that hold over a whole utterance and events that happen at a point in it. A speaker's pitch register is true of every frame; a laugh occupies 400 ms and nothing else. Section 7 shows why that distinction is not cosmetic: it decides whether a control signal earns any gradient at all.</w:t>
+      </w:r>
+    </w:p>
+    <w:tbl>
+      <w:tblPr>
+        <w:tblStyle w:val="TableGrid"/>
+        <w:tblW w:type="auto" w:w="0"/>
+        <w:tblLayout w:type="fixed"/>
+        <w:tblLook w:firstColumn="1" w:firstRow="1" w:lastColumn="0" w:lastRow="0" w:noHBand="0" w:noVBand="1" w:val="04A0"/>
+      </w:tblPr>
+      <w:tblGrid>
+        <w:gridCol w:w="1872"/>
+        <w:gridCol w:w="1872"/>
+        <w:gridCol w:w="1872"/>
+        <w:gridCol w:w="1872"/>
+        <w:gridCol w:w="1872"/>
+      </w:tblGrid>
+      <w:tr>
+        <w:tc>
+          <w:tcPr>
+            <w:tcW w:type="dxa" w:w="1682"/>
+            <w:vAlign w:val="center"/>
+            <w:shd w:val="clear" w:color="auto" w:fill="0B776F"/>
+            <w:tcBorders>
+              <w:top w:val="single" w:sz="4" w:space="0" w:color="E5E1D8"/>
+              <w:left w:val="single" w:sz="4" w:space="0" w:color="E5E1D8"/>
+              <w:bottom w:val="single" w:sz="4" w:space="0" w:color="E5E1D8"/>
+              <w:right w:val="single" w:sz="4" w:space="0" w:color="E5E1D8"/>
+            </w:tcBorders>
+          </w:tcPr>
+          <w:p>
+            <w:pPr>
+              <w:spacing w:before="50" w:after="50" w:line="254" w:lineRule="auto"/>
+            </w:pPr>
+            <w:r/>
+            <w:r>
+              <w:rPr>
+                <w:rFonts w:ascii="Calibri" w:hAnsi="Calibri" w:cs="Calibri"/>
+                <w:b/>
+                <w:i w:val="0"/>
+                <w:color w:val="FFFFFF"/>
+                <w:sz w:val="17"/>
+                <w:szCs w:val="18"/>
+              </w:rPr>
+              <w:t>Layer</w:t>
+            </w:r>
+          </w:p>
+        </w:tc>
+        <w:tc>
+          <w:tcPr>
+            <w:tcW w:type="dxa" w:w="2267"/>
+            <w:vAlign w:val="center"/>
+            <w:shd w:val="clear" w:color="auto" w:fill="0B776F"/>
+            <w:tcBorders>
+              <w:top w:val="single" w:sz="4" w:space="0" w:color="E5E1D8"/>
+              <w:left w:val="single" w:sz="4" w:space="0" w:color="E5E1D8"/>
+              <w:bottom w:val="single" w:sz="4" w:space="0" w:color="E5E1D8"/>
+              <w:right w:val="single" w:sz="4" w:space="0" w:color="E5E1D8"/>
+            </w:tcBorders>
+          </w:tcPr>
+          <w:p>
+            <w:pPr>
+              <w:spacing w:before="50" w:after="50" w:line="254" w:lineRule="auto"/>
+            </w:pPr>
+            <w:r/>
+            <w:r>
+              <w:rPr>
+                <w:rFonts w:ascii="Calibri" w:hAnsi="Calibri" w:cs="Calibri"/>
+                <w:b/>
+                <w:i w:val="0"/>
+                <w:color w:val="FFFFFF"/>
+                <w:sz w:val="17"/>
+                <w:szCs w:val="18"/>
+              </w:rPr>
+              <w:t>What it controls</w:t>
+            </w:r>
+          </w:p>
+        </w:tc>
+        <w:tc>
+          <w:tcPr>
+            <w:tcW w:type="dxa" w:w="1974"/>
+            <w:vAlign w:val="center"/>
+            <w:shd w:val="clear" w:color="auto" w:fill="0B776F"/>
+            <w:tcBorders>
+              <w:top w:val="single" w:sz="4" w:space="0" w:color="E5E1D8"/>
+              <w:left w:val="single" w:sz="4" w:space="0" w:color="E5E1D8"/>
+              <w:bottom w:val="single" w:sz="4" w:space="0" w:color="E5E1D8"/>
+              <w:right w:val="single" w:sz="4" w:space="0" w:color="E5E1D8"/>
+            </w:tcBorders>
+          </w:tcPr>
+          <w:p>
+            <w:pPr>
+              <w:spacing w:before="50" w:after="50" w:line="254" w:lineRule="auto"/>
+            </w:pPr>
+            <w:r/>
+            <w:r>
+              <w:rPr>
+                <w:rFonts w:ascii="Calibri" w:hAnsi="Calibri" w:cs="Calibri"/>
+                <w:b/>
+                <w:i w:val="0"/>
+                <w:color w:val="FFFFFF"/>
+                <w:sz w:val="17"/>
+                <w:szCs w:val="18"/>
+              </w:rPr>
+              <w:t>Scope</w:t>
+            </w:r>
+          </w:p>
+        </w:tc>
+        <w:tc>
+          <w:tcPr>
+            <w:tcW w:type="dxa" w:w="2194"/>
+            <w:vAlign w:val="center"/>
+            <w:shd w:val="clear" w:color="auto" w:fill="0B776F"/>
+            <w:tcBorders>
+              <w:top w:val="single" w:sz="4" w:space="0" w:color="E5E1D8"/>
+              <w:left w:val="single" w:sz="4" w:space="0" w:color="E5E1D8"/>
+              <w:bottom w:val="single" w:sz="4" w:space="0" w:color="E5E1D8"/>
+              <w:right w:val="single" w:sz="4" w:space="0" w:color="E5E1D8"/>
+            </w:tcBorders>
+          </w:tcPr>
+          <w:p>
+            <w:pPr>
+              <w:spacing w:before="50" w:after="50" w:line="254" w:lineRule="auto"/>
+            </w:pPr>
+            <w:r/>
+            <w:r>
+              <w:rPr>
+                <w:rFonts w:ascii="Calibri" w:hAnsi="Calibri" w:cs="Calibri"/>
+                <w:b/>
+                <w:i w:val="0"/>
+                <w:color w:val="FFFFFF"/>
+                <w:sz w:val="17"/>
+                <w:szCs w:val="18"/>
+              </w:rPr>
+              <w:t>Mechanism</w:t>
+            </w:r>
+          </w:p>
+        </w:tc>
+        <w:tc>
+          <w:tcPr>
+            <w:tcW w:type="dxa" w:w="1243"/>
+            <w:vAlign w:val="center"/>
+            <w:shd w:val="clear" w:color="auto" w:fill="0B776F"/>
+            <w:tcBorders>
+              <w:top w:val="single" w:sz="4" w:space="0" w:color="E5E1D8"/>
+              <w:left w:val="single" w:sz="4" w:space="0" w:color="E5E1D8"/>
+              <w:bottom w:val="single" w:sz="4" w:space="0" w:color="E5E1D8"/>
+              <w:right w:val="single" w:sz="4" w:space="0" w:color="E5E1D8"/>
+            </w:tcBorders>
+          </w:tcPr>
+          <w:p>
+            <w:pPr>
+              <w:spacing w:before="50" w:after="50" w:line="254" w:lineRule="auto"/>
+            </w:pPr>
+            <w:r/>
+            <w:r>
+              <w:rPr>
+                <w:rFonts w:ascii="Calibri" w:hAnsi="Calibri" w:cs="Calibri"/>
+                <w:b/>
+                <w:i w:val="0"/>
+                <w:color w:val="FFFFFF"/>
+                <w:sz w:val="17"/>
+                <w:szCs w:val="18"/>
+              </w:rPr>
+              <w:t>Status</w:t>
+            </w:r>
+          </w:p>
+        </w:tc>
+      </w:tr>
+      <w:tr>
+        <w:tc>
+          <w:tcPr>
+            <w:tcW w:type="dxa" w:w="1682"/>
+            <w:vAlign w:val="center"/>
+            <w:shd w:val="clear" w:color="auto" w:fill="FFFFFF"/>
+            <w:tcBorders>
+              <w:top w:val="single" w:sz="4" w:space="0" w:color="E5E1D8"/>
+              <w:left w:val="single" w:sz="4" w:space="0" w:color="E5E1D8"/>
+              <w:bottom w:val="single" w:sz="4" w:space="0" w:color="E5E1D8"/>
+              <w:right w:val="single" w:sz="4" w:space="0" w:color="E5E1D8"/>
+            </w:tcBorders>
+          </w:tcPr>
+          <w:p>
+            <w:pPr>
+              <w:spacing w:before="50" w:after="50" w:line="254" w:lineRule="auto"/>
+            </w:pPr>
+            <w:r/>
+            <w:r>
+              <w:rPr>
+                <w:rFonts w:ascii="Calibri" w:hAnsi="Calibri" w:cs="Calibri"/>
+                <w:b/>
+                <w:i w:val="0"/>
+                <w:color w:val="1A1915"/>
+                <w:sz w:val="17"/>
+                <w:szCs w:val="18"/>
+              </w:rPr>
+              <w:t>1. Prosodic</w:t>
+            </w:r>
+          </w:p>
+        </w:tc>
+        <w:tc>
+          <w:tcPr>
+            <w:tcW w:type="dxa" w:w="2267"/>
+            <w:vAlign w:val="center"/>
+            <w:shd w:val="clear" w:color="auto" w:fill="FFFFFF"/>
+            <w:tcBorders>
+              <w:top w:val="single" w:sz="4" w:space="0" w:color="E5E1D8"/>
+              <w:left w:val="single" w:sz="4" w:space="0" w:color="E5E1D8"/>
+              <w:bottom w:val="single" w:sz="4" w:space="0" w:color="E5E1D8"/>
+              <w:right w:val="single" w:sz="4" w:space="0" w:color="E5E1D8"/>
+            </w:tcBorders>
+          </w:tcPr>
+          <w:p>
+            <w:pPr>
+              <w:spacing w:before="50" w:after="50" w:line="254" w:lineRule="auto"/>
+            </w:pPr>
+            <w:r/>
+            <w:r>
+              <w:rPr>
+                <w:rFonts w:ascii="Calibri" w:hAnsi="Calibri" w:cs="Calibri"/>
+                <w:b w:val="0"/>
+                <w:i w:val="0"/>
+                <w:color w:val="1A1915"/>
+                <w:sz w:val="17"/>
+                <w:szCs w:val="18"/>
+              </w:rPr>
+              <w:t>voice, rate, pitch register, pitch variation, level</w:t>
+            </w:r>
+          </w:p>
+        </w:tc>
+        <w:tc>
+          <w:tcPr>
+            <w:tcW w:type="dxa" w:w="1974"/>
+            <w:vAlign w:val="center"/>
+            <w:shd w:val="clear" w:color="auto" w:fill="FFFFFF"/>
+            <w:tcBorders>
+              <w:top w:val="single" w:sz="4" w:space="0" w:color="E5E1D8"/>
+              <w:left w:val="single" w:sz="4" w:space="0" w:color="E5E1D8"/>
+              <w:bottom w:val="single" w:sz="4" w:space="0" w:color="E5E1D8"/>
+              <w:right w:val="single" w:sz="4" w:space="0" w:color="E5E1D8"/>
+            </w:tcBorders>
+          </w:tcPr>
+          <w:p>
+            <w:pPr>
+              <w:spacing w:before="50" w:after="50" w:line="254" w:lineRule="auto"/>
+            </w:pPr>
+            <w:r/>
+            <w:r>
+              <w:rPr>
+                <w:rFonts w:ascii="Calibri" w:hAnsi="Calibri" w:cs="Calibri"/>
+                <w:b w:val="0"/>
+                <w:i w:val="0"/>
+                <w:color w:val="1A1915"/>
+                <w:sz w:val="17"/>
+                <w:szCs w:val="18"/>
+              </w:rPr>
+              <w:t>global — true of the whole utterance</w:t>
+            </w:r>
+          </w:p>
+        </w:tc>
+        <w:tc>
+          <w:tcPr>
+            <w:tcW w:type="dxa" w:w="2194"/>
+            <w:vAlign w:val="center"/>
+            <w:shd w:val="clear" w:color="auto" w:fill="FFFFFF"/>
+            <w:tcBorders>
+              <w:top w:val="single" w:sz="4" w:space="0" w:color="E5E1D8"/>
+              <w:left w:val="single" w:sz="4" w:space="0" w:color="E5E1D8"/>
+              <w:bottom w:val="single" w:sz="4" w:space="0" w:color="E5E1D8"/>
+              <w:right w:val="single" w:sz="4" w:space="0" w:color="E5E1D8"/>
+            </w:tcBorders>
+          </w:tcPr>
+          <w:p>
+            <w:pPr>
+              <w:spacing w:before="50" w:after="50" w:line="254" w:lineRule="auto"/>
+            </w:pPr>
+            <w:r/>
+            <w:r>
+              <w:rPr>
+                <w:rFonts w:ascii="Calibri" w:hAnsi="Calibri" w:cs="Calibri"/>
+                <w:b w:val="0"/>
+                <w:i w:val="0"/>
+                <w:color w:val="1A1915"/>
+                <w:sz w:val="17"/>
+                <w:szCs w:val="18"/>
+              </w:rPr>
+              <w:t>our tag, LoRA-trained on measured labels</w:t>
+            </w:r>
+          </w:p>
+        </w:tc>
+        <w:tc>
+          <w:tcPr>
+            <w:tcW w:type="dxa" w:w="1243"/>
+            <w:vAlign w:val="center"/>
+            <w:shd w:val="clear" w:color="auto" w:fill="FFFFFF"/>
+            <w:tcBorders>
+              <w:top w:val="single" w:sz="4" w:space="0" w:color="E5E1D8"/>
+              <w:left w:val="single" w:sz="4" w:space="0" w:color="E5E1D8"/>
+              <w:bottom w:val="single" w:sz="4" w:space="0" w:color="E5E1D8"/>
+              <w:right w:val="single" w:sz="4" w:space="0" w:color="E5E1D8"/>
+            </w:tcBorders>
+          </w:tcPr>
+          <w:p>
+            <w:pPr>
+              <w:spacing w:before="50" w:after="50" w:line="254" w:lineRule="auto"/>
+            </w:pPr>
+            <w:r/>
+            <w:r>
+              <w:rPr>
+                <w:rFonts w:ascii="Calibri" w:hAnsi="Calibri" w:cs="Calibri"/>
+                <w:b/>
+                <w:i w:val="0"/>
+                <w:color w:val="1A1915"/>
+                <w:sz w:val="17"/>
+                <w:szCs w:val="18"/>
+              </w:rPr>
+              <w:t>this report</w:t>
+            </w:r>
+          </w:p>
+        </w:tc>
+      </w:tr>
+      <w:tr>
+        <w:tc>
+          <w:tcPr>
+            <w:tcW w:type="dxa" w:w="1682"/>
+            <w:vAlign w:val="center"/>
+            <w:shd w:val="clear" w:color="auto" w:fill="F4F2EC"/>
+            <w:tcBorders>
+              <w:top w:val="single" w:sz="4" w:space="0" w:color="E5E1D8"/>
+              <w:left w:val="single" w:sz="4" w:space="0" w:color="E5E1D8"/>
+              <w:bottom w:val="single" w:sz="4" w:space="0" w:color="E5E1D8"/>
+              <w:right w:val="single" w:sz="4" w:space="0" w:color="E5E1D8"/>
+            </w:tcBorders>
+          </w:tcPr>
+          <w:p>
+            <w:pPr>
+              <w:spacing w:before="50" w:after="50" w:line="254" w:lineRule="auto"/>
+            </w:pPr>
+            <w:r/>
+            <w:r>
+              <w:rPr>
+                <w:rFonts w:ascii="Calibri" w:hAnsi="Calibri" w:cs="Calibri"/>
+                <w:b/>
+                <w:i w:val="0"/>
+                <w:color w:val="1A1915"/>
+                <w:sz w:val="17"/>
+                <w:szCs w:val="18"/>
+              </w:rPr>
+              <w:t>2. Non-verbal vocalization</w:t>
+            </w:r>
+          </w:p>
+        </w:tc>
+        <w:tc>
+          <w:tcPr>
+            <w:tcW w:type="dxa" w:w="2267"/>
+            <w:vAlign w:val="center"/>
+            <w:shd w:val="clear" w:color="auto" w:fill="F4F2EC"/>
+            <w:tcBorders>
+              <w:top w:val="single" w:sz="4" w:space="0" w:color="E5E1D8"/>
+              <w:left w:val="single" w:sz="4" w:space="0" w:color="E5E1D8"/>
+              <w:bottom w:val="single" w:sz="4" w:space="0" w:color="E5E1D8"/>
+              <w:right w:val="single" w:sz="4" w:space="0" w:color="E5E1D8"/>
+            </w:tcBorders>
+          </w:tcPr>
+          <w:p>
+            <w:pPr>
+              <w:spacing w:before="50" w:after="50" w:line="254" w:lineRule="auto"/>
+            </w:pPr>
+            <w:r/>
+            <w:r>
+              <w:rPr>
+                <w:rFonts w:ascii="Calibri" w:hAnsi="Calibri" w:cs="Calibri"/>
+                <w:b w:val="0"/>
+                <w:i w:val="0"/>
+                <w:color w:val="1A1915"/>
+                <w:sz w:val="17"/>
+                <w:szCs w:val="18"/>
+              </w:rPr>
+              <w:t>laughter, sighs, hesitation, breath</w:t>
+            </w:r>
+          </w:p>
+        </w:tc>
+        <w:tc>
+          <w:tcPr>
+            <w:tcW w:type="dxa" w:w="1974"/>
+            <w:vAlign w:val="center"/>
+            <w:shd w:val="clear" w:color="auto" w:fill="F4F2EC"/>
+            <w:tcBorders>
+              <w:top w:val="single" w:sz="4" w:space="0" w:color="E5E1D8"/>
+              <w:left w:val="single" w:sz="4" w:space="0" w:color="E5E1D8"/>
+              <w:bottom w:val="single" w:sz="4" w:space="0" w:color="E5E1D8"/>
+              <w:right w:val="single" w:sz="4" w:space="0" w:color="E5E1D8"/>
+            </w:tcBorders>
+          </w:tcPr>
+          <w:p>
+            <w:pPr>
+              <w:spacing w:before="50" w:after="50" w:line="254" w:lineRule="auto"/>
+            </w:pPr>
+            <w:r/>
+            <w:r>
+              <w:rPr>
+                <w:rFonts w:ascii="Calibri" w:hAnsi="Calibri" w:cs="Calibri"/>
+                <w:b w:val="0"/>
+                <w:i w:val="0"/>
+                <w:color w:val="1A1915"/>
+                <w:sz w:val="17"/>
+                <w:szCs w:val="18"/>
+              </w:rPr>
+              <w:t>local — a bounded event at one position</w:t>
+            </w:r>
+          </w:p>
+        </w:tc>
+        <w:tc>
+          <w:tcPr>
+            <w:tcW w:type="dxa" w:w="2194"/>
+            <w:vAlign w:val="center"/>
+            <w:shd w:val="clear" w:color="auto" w:fill="F4F2EC"/>
+            <w:tcBorders>
+              <w:top w:val="single" w:sz="4" w:space="0" w:color="E5E1D8"/>
+              <w:left w:val="single" w:sz="4" w:space="0" w:color="E5E1D8"/>
+              <w:bottom w:val="single" w:sz="4" w:space="0" w:color="E5E1D8"/>
+              <w:right w:val="single" w:sz="4" w:space="0" w:color="E5E1D8"/>
+            </w:tcBorders>
+          </w:tcPr>
+          <w:p>
+            <w:pPr>
+              <w:spacing w:before="50" w:after="50" w:line="254" w:lineRule="auto"/>
+            </w:pPr>
+            <w:r/>
+            <w:r>
+              <w:rPr>
+                <w:rFonts w:ascii="Calibri" w:hAnsi="Calibri" w:cs="Calibri"/>
+                <w:b w:val="0"/>
+                <w:i w:val="0"/>
+                <w:color w:val="1A1915"/>
+                <w:sz w:val="17"/>
+                <w:szCs w:val="18"/>
+              </w:rPr>
+              <w:t>shipped with VoxCPM2; no training required</w:t>
+            </w:r>
+          </w:p>
+        </w:tc>
+        <w:tc>
+          <w:tcPr>
+            <w:tcW w:type="dxa" w:w="1243"/>
+            <w:vAlign w:val="center"/>
+            <w:shd w:val="clear" w:color="auto" w:fill="F4F2EC"/>
+            <w:tcBorders>
+              <w:top w:val="single" w:sz="4" w:space="0" w:color="E5E1D8"/>
+              <w:left w:val="single" w:sz="4" w:space="0" w:color="E5E1D8"/>
+              <w:bottom w:val="single" w:sz="4" w:space="0" w:color="E5E1D8"/>
+              <w:right w:val="single" w:sz="4" w:space="0" w:color="E5E1D8"/>
+            </w:tcBorders>
+          </w:tcPr>
+          <w:p>
+            <w:pPr>
+              <w:spacing w:before="50" w:after="50" w:line="254" w:lineRule="auto"/>
+            </w:pPr>
+            <w:r/>
+            <w:r>
+              <w:rPr>
+                <w:rFonts w:ascii="Calibri" w:hAnsi="Calibri" w:cs="Calibri"/>
+                <w:b w:val="0"/>
+                <w:i w:val="0"/>
+                <w:color w:val="1A1915"/>
+                <w:sz w:val="17"/>
+                <w:szCs w:val="18"/>
+              </w:rPr>
+              <w:t>untested on Khmer</w:t>
+            </w:r>
+          </w:p>
+        </w:tc>
+      </w:tr>
+      <w:tr>
+        <w:tc>
+          <w:tcPr>
+            <w:tcW w:type="dxa" w:w="1682"/>
+            <w:vAlign w:val="center"/>
+            <w:shd w:val="clear" w:color="auto" w:fill="FFFFFF"/>
+            <w:tcBorders>
+              <w:top w:val="single" w:sz="4" w:space="0" w:color="E5E1D8"/>
+              <w:left w:val="single" w:sz="4" w:space="0" w:color="E5E1D8"/>
+              <w:bottom w:val="single" w:sz="4" w:space="0" w:color="E5E1D8"/>
+              <w:right w:val="single" w:sz="4" w:space="0" w:color="E5E1D8"/>
+            </w:tcBorders>
+          </w:tcPr>
+          <w:p>
+            <w:pPr>
+              <w:spacing w:before="50" w:after="50" w:line="254" w:lineRule="auto"/>
+            </w:pPr>
+            <w:r/>
+            <w:r>
+              <w:rPr>
+                <w:rFonts w:ascii="Calibri" w:hAnsi="Calibri" w:cs="Calibri"/>
+                <w:b/>
+                <w:i w:val="0"/>
+                <w:color w:val="1A1915"/>
+                <w:sz w:val="17"/>
+                <w:szCs w:val="18"/>
+              </w:rPr>
+              <w:t>3. Affective</w:t>
+            </w:r>
+          </w:p>
+        </w:tc>
+        <w:tc>
+          <w:tcPr>
+            <w:tcW w:type="dxa" w:w="2267"/>
+            <w:vAlign w:val="center"/>
+            <w:shd w:val="clear" w:color="auto" w:fill="FFFFFF"/>
+            <w:tcBorders>
+              <w:top w:val="single" w:sz="4" w:space="0" w:color="E5E1D8"/>
+              <w:left w:val="single" w:sz="4" w:space="0" w:color="E5E1D8"/>
+              <w:bottom w:val="single" w:sz="4" w:space="0" w:color="E5E1D8"/>
+              <w:right w:val="single" w:sz="4" w:space="0" w:color="E5E1D8"/>
+            </w:tcBorders>
+          </w:tcPr>
+          <w:p>
+            <w:pPr>
+              <w:spacing w:before="50" w:after="50" w:line="254" w:lineRule="auto"/>
+            </w:pPr>
+            <w:r/>
+            <w:r>
+              <w:rPr>
+                <w:rFonts w:ascii="Calibri" w:hAnsi="Calibri" w:cs="Calibri"/>
+                <w:b w:val="0"/>
+                <w:i w:val="0"/>
+                <w:color w:val="1A1915"/>
+                <w:sz w:val="17"/>
+                <w:szCs w:val="18"/>
+              </w:rPr>
+              <w:t>emotion: sadness, joy, anger</w:t>
+            </w:r>
+          </w:p>
+        </w:tc>
+        <w:tc>
+          <w:tcPr>
+            <w:tcW w:type="dxa" w:w="1974"/>
+            <w:vAlign w:val="center"/>
+            <w:shd w:val="clear" w:color="auto" w:fill="FFFFFF"/>
+            <w:tcBorders>
+              <w:top w:val="single" w:sz="4" w:space="0" w:color="E5E1D8"/>
+              <w:left w:val="single" w:sz="4" w:space="0" w:color="E5E1D8"/>
+              <w:bottom w:val="single" w:sz="4" w:space="0" w:color="E5E1D8"/>
+              <w:right w:val="single" w:sz="4" w:space="0" w:color="E5E1D8"/>
+            </w:tcBorders>
+          </w:tcPr>
+          <w:p>
+            <w:pPr>
+              <w:spacing w:before="50" w:after="50" w:line="254" w:lineRule="auto"/>
+            </w:pPr>
+            <w:r/>
+            <w:r>
+              <w:rPr>
+                <w:rFonts w:ascii="Calibri" w:hAnsi="Calibri" w:cs="Calibri"/>
+                <w:b w:val="0"/>
+                <w:i w:val="0"/>
+                <w:color w:val="1A1915"/>
+                <w:sz w:val="17"/>
+                <w:szCs w:val="18"/>
+              </w:rPr>
+              <w:t>global, sometimes shifting mid-utterance</w:t>
+            </w:r>
+          </w:p>
+        </w:tc>
+        <w:tc>
+          <w:tcPr>
+            <w:tcW w:type="dxa" w:w="2194"/>
+            <w:vAlign w:val="center"/>
+            <w:shd w:val="clear" w:color="auto" w:fill="FFFFFF"/>
+            <w:tcBorders>
+              <w:top w:val="single" w:sz="4" w:space="0" w:color="E5E1D8"/>
+              <w:left w:val="single" w:sz="4" w:space="0" w:color="E5E1D8"/>
+              <w:bottom w:val="single" w:sz="4" w:space="0" w:color="E5E1D8"/>
+              <w:right w:val="single" w:sz="4" w:space="0" w:color="E5E1D8"/>
+            </w:tcBorders>
+          </w:tcPr>
+          <w:p>
+            <w:pPr>
+              <w:spacing w:before="50" w:after="50" w:line="254" w:lineRule="auto"/>
+            </w:pPr>
+            <w:r/>
+            <w:r>
+              <w:rPr>
+                <w:rFonts w:ascii="Calibri" w:hAnsi="Calibri" w:cs="Calibri"/>
+                <w:b w:val="0"/>
+                <w:i w:val="0"/>
+                <w:color w:val="1A1915"/>
+                <w:sz w:val="17"/>
+                <w:szCs w:val="18"/>
+              </w:rPr>
+              <w:t>the same tag mechanism as layer 1</w:t>
+            </w:r>
+          </w:p>
+        </w:tc>
+        <w:tc>
+          <w:tcPr>
+            <w:tcW w:type="dxa" w:w="1243"/>
+            <w:vAlign w:val="center"/>
+            <w:shd w:val="clear" w:color="auto" w:fill="FFFFFF"/>
+            <w:tcBorders>
+              <w:top w:val="single" w:sz="4" w:space="0" w:color="E5E1D8"/>
+              <w:left w:val="single" w:sz="4" w:space="0" w:color="E5E1D8"/>
+              <w:bottom w:val="single" w:sz="4" w:space="0" w:color="E5E1D8"/>
+              <w:right w:val="single" w:sz="4" w:space="0" w:color="E5E1D8"/>
+            </w:tcBorders>
+          </w:tcPr>
+          <w:p>
+            <w:pPr>
+              <w:spacing w:before="50" w:after="50" w:line="254" w:lineRule="auto"/>
+            </w:pPr>
+            <w:r/>
+            <w:r>
+              <w:rPr>
+                <w:rFonts w:ascii="Calibri" w:hAnsi="Calibri" w:cs="Calibri"/>
+                <w:b w:val="0"/>
+                <w:i w:val="0"/>
+                <w:color w:val="1A1915"/>
+                <w:sz w:val="17"/>
+                <w:szCs w:val="18"/>
+              </w:rPr>
+              <w:t>blocked on corpus</w:t>
+            </w:r>
+          </w:p>
+        </w:tc>
+      </w:tr>
+      <w:tr>
+        <w:tc>
+          <w:tcPr>
+            <w:tcW w:type="dxa" w:w="1682"/>
+            <w:vAlign w:val="center"/>
+            <w:shd w:val="clear" w:color="auto" w:fill="F4F2EC"/>
+            <w:tcBorders>
+              <w:top w:val="single" w:sz="4" w:space="0" w:color="E5E1D8"/>
+              <w:left w:val="single" w:sz="4" w:space="0" w:color="E5E1D8"/>
+              <w:bottom w:val="single" w:sz="4" w:space="0" w:color="E5E1D8"/>
+              <w:right w:val="single" w:sz="4" w:space="0" w:color="E5E1D8"/>
+            </w:tcBorders>
+          </w:tcPr>
+          <w:p>
+            <w:pPr>
+              <w:spacing w:before="50" w:after="50" w:line="254" w:lineRule="auto"/>
+            </w:pPr>
+            <w:r/>
+            <w:r>
+              <w:rPr>
+                <w:rFonts w:ascii="Calibri" w:hAnsi="Calibri" w:cs="Calibri"/>
+                <w:b/>
+                <w:i w:val="0"/>
+                <w:color w:val="1A1915"/>
+                <w:sz w:val="17"/>
+                <w:szCs w:val="18"/>
+              </w:rPr>
+              <w:t>4. Voice quality</w:t>
+            </w:r>
+          </w:p>
+        </w:tc>
+        <w:tc>
+          <w:tcPr>
+            <w:tcW w:type="dxa" w:w="2267"/>
+            <w:vAlign w:val="center"/>
+            <w:shd w:val="clear" w:color="auto" w:fill="F4F2EC"/>
+            <w:tcBorders>
+              <w:top w:val="single" w:sz="4" w:space="0" w:color="E5E1D8"/>
+              <w:left w:val="single" w:sz="4" w:space="0" w:color="E5E1D8"/>
+              <w:bottom w:val="single" w:sz="4" w:space="0" w:color="E5E1D8"/>
+              <w:right w:val="single" w:sz="4" w:space="0" w:color="E5E1D8"/>
+            </w:tcBorders>
+          </w:tcPr>
+          <w:p>
+            <w:pPr>
+              <w:spacing w:before="50" w:after="50" w:line="254" w:lineRule="auto"/>
+            </w:pPr>
+            <w:r/>
+            <w:r>
+              <w:rPr>
+                <w:rFonts w:ascii="Calibri" w:hAnsi="Calibri" w:cs="Calibri"/>
+                <w:b w:val="0"/>
+                <w:i w:val="0"/>
+                <w:color w:val="1A1915"/>
+                <w:sz w:val="17"/>
+                <w:szCs w:val="18"/>
+              </w:rPr>
+              <w:t>whisper, breathy, creaky, projected</w:t>
+            </w:r>
+          </w:p>
+        </w:tc>
+        <w:tc>
+          <w:tcPr>
+            <w:tcW w:type="dxa" w:w="1974"/>
+            <w:vAlign w:val="center"/>
+            <w:shd w:val="clear" w:color="auto" w:fill="F4F2EC"/>
+            <w:tcBorders>
+              <w:top w:val="single" w:sz="4" w:space="0" w:color="E5E1D8"/>
+              <w:left w:val="single" w:sz="4" w:space="0" w:color="E5E1D8"/>
+              <w:bottom w:val="single" w:sz="4" w:space="0" w:color="E5E1D8"/>
+              <w:right w:val="single" w:sz="4" w:space="0" w:color="E5E1D8"/>
+            </w:tcBorders>
+          </w:tcPr>
+          <w:p>
+            <w:pPr>
+              <w:spacing w:before="50" w:after="50" w:line="254" w:lineRule="auto"/>
+            </w:pPr>
+            <w:r/>
+            <w:r>
+              <w:rPr>
+                <w:rFonts w:ascii="Calibri" w:hAnsi="Calibri" w:cs="Calibri"/>
+                <w:b w:val="0"/>
+                <w:i w:val="0"/>
+                <w:color w:val="1A1915"/>
+                <w:sz w:val="17"/>
+                <w:szCs w:val="18"/>
+              </w:rPr>
+              <w:t>global or spanning a phrase</w:t>
+            </w:r>
+          </w:p>
+        </w:tc>
+        <w:tc>
+          <w:tcPr>
+            <w:tcW w:type="dxa" w:w="2194"/>
+            <w:vAlign w:val="center"/>
+            <w:shd w:val="clear" w:color="auto" w:fill="F4F2EC"/>
+            <w:tcBorders>
+              <w:top w:val="single" w:sz="4" w:space="0" w:color="E5E1D8"/>
+              <w:left w:val="single" w:sz="4" w:space="0" w:color="E5E1D8"/>
+              <w:bottom w:val="single" w:sz="4" w:space="0" w:color="E5E1D8"/>
+              <w:right w:val="single" w:sz="4" w:space="0" w:color="E5E1D8"/>
+            </w:tcBorders>
+          </w:tcPr>
+          <w:p>
+            <w:pPr>
+              <w:spacing w:before="50" w:after="50" w:line="254" w:lineRule="auto"/>
+            </w:pPr>
+            <w:r/>
+            <w:r>
+              <w:rPr>
+                <w:rFonts w:ascii="Calibri" w:hAnsi="Calibri" w:cs="Calibri"/>
+                <w:b w:val="0"/>
+                <w:i w:val="0"/>
+                <w:color w:val="1A1915"/>
+                <w:sz w:val="17"/>
+                <w:szCs w:val="18"/>
+              </w:rPr>
+              <w:t>the same tag mechanism as layer 1</w:t>
+            </w:r>
+          </w:p>
+        </w:tc>
+        <w:tc>
+          <w:tcPr>
+            <w:tcW w:type="dxa" w:w="1243"/>
+            <w:vAlign w:val="center"/>
+            <w:shd w:val="clear" w:color="auto" w:fill="F4F2EC"/>
+            <w:tcBorders>
+              <w:top w:val="single" w:sz="4" w:space="0" w:color="E5E1D8"/>
+              <w:left w:val="single" w:sz="4" w:space="0" w:color="E5E1D8"/>
+              <w:bottom w:val="single" w:sz="4" w:space="0" w:color="E5E1D8"/>
+              <w:right w:val="single" w:sz="4" w:space="0" w:color="E5E1D8"/>
+            </w:tcBorders>
+          </w:tcPr>
+          <w:p>
+            <w:pPr>
+              <w:spacing w:before="50" w:after="50" w:line="254" w:lineRule="auto"/>
+            </w:pPr>
+            <w:r/>
+            <w:r>
+              <w:rPr>
+                <w:rFonts w:ascii="Calibri" w:hAnsi="Calibri" w:cs="Calibri"/>
+                <w:b w:val="0"/>
+                <w:i w:val="0"/>
+                <w:color w:val="1A1915"/>
+                <w:sz w:val="17"/>
+                <w:szCs w:val="18"/>
+              </w:rPr>
+              <w:t>blocked on corpus</w:t>
+            </w:r>
+          </w:p>
+        </w:tc>
+      </w:tr>
+      <w:tr>
+        <w:tc>
+          <w:tcPr>
+            <w:tcW w:type="dxa" w:w="1682"/>
+            <w:vAlign w:val="center"/>
+            <w:shd w:val="clear" w:color="auto" w:fill="FFFFFF"/>
+            <w:tcBorders>
+              <w:top w:val="single" w:sz="4" w:space="0" w:color="E5E1D8"/>
+              <w:left w:val="single" w:sz="4" w:space="0" w:color="E5E1D8"/>
+              <w:bottom w:val="single" w:sz="4" w:space="0" w:color="E5E1D8"/>
+              <w:right w:val="single" w:sz="4" w:space="0" w:color="E5E1D8"/>
+            </w:tcBorders>
+          </w:tcPr>
+          <w:p>
+            <w:pPr>
+              <w:spacing w:before="50" w:after="50" w:line="254" w:lineRule="auto"/>
+            </w:pPr>
+            <w:r/>
+            <w:r>
+              <w:rPr>
+                <w:rFonts w:ascii="Calibri" w:hAnsi="Calibri" w:cs="Calibri"/>
+                <w:b/>
+                <w:i w:val="0"/>
+                <w:color w:val="1A1915"/>
+                <w:sz w:val="17"/>
+                <w:szCs w:val="18"/>
+              </w:rPr>
+              <w:t>5. Discourse</w:t>
+            </w:r>
+          </w:p>
+        </w:tc>
+        <w:tc>
+          <w:tcPr>
+            <w:tcW w:type="dxa" w:w="2267"/>
+            <w:vAlign w:val="center"/>
+            <w:shd w:val="clear" w:color="auto" w:fill="FFFFFF"/>
+            <w:tcBorders>
+              <w:top w:val="single" w:sz="4" w:space="0" w:color="E5E1D8"/>
+              <w:left w:val="single" w:sz="4" w:space="0" w:color="E5E1D8"/>
+              <w:bottom w:val="single" w:sz="4" w:space="0" w:color="E5E1D8"/>
+              <w:right w:val="single" w:sz="4" w:space="0" w:color="E5E1D8"/>
+            </w:tcBorders>
+          </w:tcPr>
+          <w:p>
+            <w:pPr>
+              <w:spacing w:before="50" w:after="50" w:line="254" w:lineRule="auto"/>
+            </w:pPr>
+            <w:r/>
+            <w:r>
+              <w:rPr>
+                <w:rFonts w:ascii="Calibri" w:hAnsi="Calibri" w:cs="Calibri"/>
+                <w:b w:val="0"/>
+                <w:i w:val="0"/>
+                <w:color w:val="1A1915"/>
+                <w:sz w:val="17"/>
+                <w:szCs w:val="18"/>
+              </w:rPr>
+              <w:t>emphasis and focus, contrastive stress, question contour</w:t>
+            </w:r>
+          </w:p>
+        </w:tc>
+        <w:tc>
+          <w:tcPr>
+            <w:tcW w:type="dxa" w:w="1974"/>
+            <w:vAlign w:val="center"/>
+            <w:shd w:val="clear" w:color="auto" w:fill="FFFFFF"/>
+            <w:tcBorders>
+              <w:top w:val="single" w:sz="4" w:space="0" w:color="E5E1D8"/>
+              <w:left w:val="single" w:sz="4" w:space="0" w:color="E5E1D8"/>
+              <w:bottom w:val="single" w:sz="4" w:space="0" w:color="E5E1D8"/>
+              <w:right w:val="single" w:sz="4" w:space="0" w:color="E5E1D8"/>
+            </w:tcBorders>
+          </w:tcPr>
+          <w:p>
+            <w:pPr>
+              <w:spacing w:before="50" w:after="50" w:line="254" w:lineRule="auto"/>
+            </w:pPr>
+            <w:r/>
+            <w:r>
+              <w:rPr>
+                <w:rFonts w:ascii="Calibri" w:hAnsi="Calibri" w:cs="Calibri"/>
+                <w:b w:val="0"/>
+                <w:i w:val="0"/>
+                <w:color w:val="1A1915"/>
+                <w:sz w:val="17"/>
+                <w:szCs w:val="18"/>
+              </w:rPr>
+              <w:t>local — one word or phrase</w:t>
+            </w:r>
+          </w:p>
+        </w:tc>
+        <w:tc>
+          <w:tcPr>
+            <w:tcW w:type="dxa" w:w="2194"/>
+            <w:vAlign w:val="center"/>
+            <w:shd w:val="clear" w:color="auto" w:fill="FFFFFF"/>
+            <w:tcBorders>
+              <w:top w:val="single" w:sz="4" w:space="0" w:color="E5E1D8"/>
+              <w:left w:val="single" w:sz="4" w:space="0" w:color="E5E1D8"/>
+              <w:bottom w:val="single" w:sz="4" w:space="0" w:color="E5E1D8"/>
+              <w:right w:val="single" w:sz="4" w:space="0" w:color="E5E1D8"/>
+            </w:tcBorders>
+          </w:tcPr>
+          <w:p>
+            <w:pPr>
+              <w:spacing w:before="50" w:after="50" w:line="254" w:lineRule="auto"/>
+            </w:pPr>
+            <w:r/>
+            <w:r>
+              <w:rPr>
+                <w:rFonts w:ascii="Calibri" w:hAnsi="Calibri" w:cs="Calibri"/>
+                <w:b w:val="0"/>
+                <w:i w:val="0"/>
+                <w:color w:val="1A1915"/>
+                <w:sz w:val="17"/>
+                <w:szCs w:val="18"/>
+              </w:rPr>
+              <w:t>would need a span-marking syntax, not a header tag</w:t>
+            </w:r>
+          </w:p>
+        </w:tc>
+        <w:tc>
+          <w:tcPr>
+            <w:tcW w:type="dxa" w:w="1243"/>
+            <w:vAlign w:val="center"/>
+            <w:shd w:val="clear" w:color="auto" w:fill="FFFFFF"/>
+            <w:tcBorders>
+              <w:top w:val="single" w:sz="4" w:space="0" w:color="E5E1D8"/>
+              <w:left w:val="single" w:sz="4" w:space="0" w:color="E5E1D8"/>
+              <w:bottom w:val="single" w:sz="4" w:space="0" w:color="E5E1D8"/>
+              <w:right w:val="single" w:sz="4" w:space="0" w:color="E5E1D8"/>
+            </w:tcBorders>
+          </w:tcPr>
+          <w:p>
+            <w:pPr>
+              <w:spacing w:before="50" w:after="50" w:line="254" w:lineRule="auto"/>
+            </w:pPr>
+            <w:r/>
+            <w:r>
+              <w:rPr>
+                <w:rFonts w:ascii="Calibri" w:hAnsi="Calibri" w:cs="Calibri"/>
+                <w:b w:val="0"/>
+                <w:i w:val="0"/>
+                <w:color w:val="1A1915"/>
+                <w:sz w:val="17"/>
+                <w:szCs w:val="18"/>
+              </w:rPr>
+              <w:t>not designed</w:t>
+            </w:r>
+          </w:p>
+        </w:tc>
+      </w:tr>
+    </w:tbl>
+    <w:p>
+      <w:pPr>
+        <w:spacing w:after="40"/>
+      </w:pPr>
+    </w:p>
+    <w:p>
+      <w:pPr>
+        <w:spacing w:after="240" w:before="0" w:line="283" w:lineRule="auto"/>
+      </w:pPr>
+      <w:r>
+        <w:rPr>
+          <w:rFonts w:ascii="Calibri" w:hAnsi="Calibri" w:cs="Calibri"/>
+          <w:b w:val="0"/>
+          <w:i/>
+          <w:color w:val="6B6A62"/>
+          <w:sz w:val="17"/>
+          <w:szCs w:val="17"/>
+        </w:rPr>
+        <w:t>Table 1 — The control layers. Layers 1 and 2 are the near-term roadmap; 3 and 4 are the same machinery waiting on data that does not exist for Khmer; 5 would need a different tag grammar and is listed so that it is not later mistaken for a small addition.</w:t>
+      </w:r>
+    </w:p>
+    <w:tbl>
+      <w:tblPr>
+        <w:tblW w:type="auto" w:w="0"/>
+        <w:tblLayout w:type="fixed"/>
+        <w:tblLook w:firstColumn="1" w:firstRow="1" w:lastColumn="0" w:lastRow="0" w:noHBand="0" w:noVBand="1" w:val="04A0"/>
+      </w:tblPr>
+      <w:tblGrid>
+        <w:gridCol w:w="9360"/>
+      </w:tblGrid>
+      <w:tr>
+        <w:tc>
+          <w:tcPr>
+            <w:tcW w:type="dxa" w:w="9360"/>
+            <w:shd w:val="clear" w:color="auto" w:fill="EDE9FE"/>
+            <w:tcBorders>
+              <w:top w:val="single" w:sz="4" w:space="0" w:color="EDE9FE"/>
+              <w:left w:val="single" w:sz="24" w:space="0" w:color="6D28D9"/>
+              <w:bottom w:val="single" w:sz="4" w:space="0" w:color="EDE9FE"/>
+              <w:right w:val="single" w:sz="4" w:space="0" w:color="EDE9FE"/>
+            </w:tcBorders>
+          </w:tcPr>
+          <w:p>
+            <w:pPr>
+              <w:spacing w:before="100" w:after="40"/>
+              <w:ind w:left="144"/>
+            </w:pPr>
+            <w:r/>
+            <w:r>
+              <w:rPr>
+                <w:rFonts w:ascii="Calibri" w:hAnsi="Calibri" w:cs="Calibri"/>
+                <w:b/>
+                <w:i w:val="0"/>
+                <w:color w:val="6D28D9"/>
+                <w:sz w:val="19"/>
+                <w:szCs w:val="19"/>
+              </w:rPr>
+              <w:t>Why the scope column is the important one</w:t>
+            </w:r>
+          </w:p>
+          <w:p>
+            <w:pPr>
+              <w:spacing w:after="100" w:line="276" w:lineRule="auto"/>
+              <w:ind w:left="144"/>
+            </w:pPr>
+            <w:r>
+              <w:rPr>
+                <w:rFonts w:ascii="Calibri" w:hAnsi="Calibri" w:cs="Calibri"/>
+                <w:b w:val="0"/>
+                <w:i w:val="0"/>
+                <w:color w:val="1A1915"/>
+                <w:sz w:val="19"/>
+                <w:szCs w:val="19"/>
+              </w:rPr>
+              <w:t>Section 7 measures that a global attribute supplied through the text field earns almost no gradient, because teacher forcing lets the model read that attribute off the ground-truth audio prefix instead. Pitch is already in the previous 40 ms of audio; the tag adds nothing.</w:t>
+            </w:r>
+          </w:p>
+          <w:p>
+            <w:pPr>
+              <w:spacing w:after="100" w:line="276" w:lineRule="auto"/>
+              <w:ind w:left="144"/>
+            </w:pPr>
+            <w:r>
+              <w:rPr>
+                <w:rFonts w:ascii="Calibri" w:hAnsi="Calibri" w:cs="Calibri"/>
+                <w:b w:val="0"/>
+                <w:i w:val="0"/>
+                <w:color w:val="1A1915"/>
+                <w:sz w:val="19"/>
+                <w:szCs w:val="19"/>
+              </w:rPr>
+              <w:t xml:space="preserve">A </w:t>
+            </w:r>
+            <w:r>
+              <w:rPr>
+                <w:rFonts w:ascii="Calibri" w:hAnsi="Calibri" w:cs="Calibri"/>
+                <w:b/>
+                <w:i w:val="0"/>
+                <w:color w:val="1A1915"/>
+                <w:sz w:val="19"/>
+                <w:szCs w:val="19"/>
+              </w:rPr>
+              <w:t>local event does not have this problem.</w:t>
+            </w:r>
+            <w:r>
+              <w:rPr>
+                <w:rFonts w:ascii="Calibri" w:hAnsi="Calibri" w:cs="Calibri"/>
+                <w:b w:val="0"/>
+                <w:i w:val="0"/>
+                <w:color w:val="1A1915"/>
+                <w:sz w:val="19"/>
+                <w:szCs w:val="19"/>
+              </w:rPr>
+              <w:t xml:space="preserve"> Nothing in the acoustic prefix predicts that a laugh is about to occur — the tag is the only thing that does, at exactly the position where it appears. On the measurement in section 7.1, that is the difference between a signal worth +0.003 of loss and one worth +0.00022.</w:t>
+            </w:r>
+          </w:p>
+          <w:p>
+            <w:pPr>
+              <w:spacing w:after="100" w:line="276" w:lineRule="auto"/>
+              <w:ind w:left="144"/>
+            </w:pPr>
+            <w:r>
+              <w:rPr>
+                <w:rFonts w:ascii="Calibri" w:hAnsi="Calibri" w:cs="Calibri"/>
+                <w:b w:val="0"/>
+                <w:i w:val="0"/>
+                <w:color w:val="1A1915"/>
+                <w:sz w:val="19"/>
+                <w:szCs w:val="19"/>
+              </w:rPr>
+              <w:t xml:space="preserve">This predicts, without any further experiment, that </w:t>
+            </w:r>
+            <w:r>
+              <w:rPr>
+                <w:rFonts w:ascii="Calibri" w:hAnsi="Calibri" w:cs="Calibri"/>
+                <w:b/>
+                <w:i w:val="0"/>
+                <w:color w:val="1A1915"/>
+                <w:sz w:val="19"/>
+                <w:szCs w:val="19"/>
+              </w:rPr>
+              <w:t>layer 2 should be far easier than layer 1</w:t>
+            </w:r>
+            <w:r>
+              <w:rPr>
+                <w:rFonts w:ascii="Calibri" w:hAnsi="Calibri" w:cs="Calibri"/>
+                <w:b w:val="0"/>
+                <w:i w:val="0"/>
+                <w:color w:val="1A1915"/>
+                <w:sz w:val="19"/>
+                <w:szCs w:val="19"/>
+              </w:rPr>
+              <w:t>, and it is consistent with what OpenBMB actually shipped: working non-verbal tags and no global prosodic control surface at all. Layers 3 and 4 are global, so they inherit layer 1's difficulty along with its fix.</w:t>
+            </w:r>
+          </w:p>
+        </w:tc>
+      </w:tr>
+    </w:tbl>
+    <w:p>
+      <w:pPr>
+        <w:spacing w:after="80"/>
+      </w:pPr>
+    </w:p>
+    <w:p>
+      <w:pPr>
+        <w:keepNext/>
+        <w:spacing w:before="80" w:after="200"/>
+        <w:pBdr>
+          <w:bottom w:val="single" w:sz="12" w:space="6" w:color="0B776F"/>
+        </w:pBdr>
+      </w:pPr>
+      <w:r>
+        <w:rPr>
+          <w:rFonts w:ascii="Georgia" w:hAnsi="Georgia" w:cs="Georgia"/>
+          <w:b/>
+          <w:i w:val="0"/>
+          <w:color w:val="0B776F"/>
+          <w:sz w:val="38"/>
+          <w:szCs w:val="38"/>
+        </w:rPr>
+        <w:t>3.  Layer 1 — prosodic control: the mechanism</w:t>
       </w:r>
     </w:p>
     <w:p>
@@ -1937,7 +3079,7 @@
           <w:sz w:val="17"/>
           <w:szCs w:val="17"/>
         </w:rPr>
-        <w:t>Table 1 — The five control axes. Every one is defined as something measurable on a waveform, which is what makes the claim “did asking for rate:fast produce faster speech?” a matter of arithmetic rather than opinion.</w:t>
+        <w:t>Table 2 — The five control axes. Every one is defined as something measurable on a waveform, which is what makes the claim “did asking for rate:fast produce faster speech?” a matter of arithmetic rather than opinion.</w:t>
       </w:r>
     </w:p>
     <w:p>
@@ -1957,7 +3099,7 @@
           <w:sz w:val="38"/>
           <w:szCs w:val="38"/>
         </w:rPr>
-        <w:t>3.  Where the labels come from</w:t>
+        <w:t>4.  Where the prosodic labels come from</w:t>
       </w:r>
     </w:p>
     <w:p>
@@ -2679,7 +3821,7 @@
           <w:sz w:val="17"/>
           <w:szCs w:val="17"/>
         </w:rPr>
-        <w:t>Table 2 — Separation between the outer levels under two labelling schemes, measured on the same 6000 candidate clips. Taking the tails leaves 880 exemplars of each extreme instead of 2000, and buys roughly 1.5× the separation on every axis. For teaching a direction, unambiguous examples beat numerous borderline ones.</w:t>
+        <w:t>Table 3 — Separation between the outer levels under two labelling schemes, measured on the same 6000 candidate clips. Taking the tails leaves 880 exemplars of each extreme instead of 2000, and buys roughly 1.5× the separation on every axis. For teaching a direction, unambiguous examples beat numerous borderline ones.</w:t>
       </w:r>
     </w:p>
     <w:tbl>
@@ -2735,7 +3877,7 @@
                 <w:sz w:val="19"/>
                 <w:szCs w:val="19"/>
               </w:rPr>
-              <w:t>The separation the labels themselves achieve is an upper bound on anything the model can learn from them. It costs seconds to compute and it caught a too-narrow control range before a single GPU-hour was spent. Every result in section 6 is quoted against these ceilings rather than in isolation.</w:t>
+              <w:t>The separation the labels themselves achieve is an upper bound on anything the model can learn from them. It costs seconds to compute and it caught a too-narrow control range before a single GPU-hour was spent. Every result in section 7 is quoted against these ceilings rather than in isolation.</w:t>
             </w:r>
           </w:p>
         </w:tc>
@@ -2763,7 +3905,7 @@
           <w:sz w:val="38"/>
           <w:szCs w:val="38"/>
         </w:rPr>
-        <w:t>4.  The corpus and the training setup</w:t>
+        <w:t>5.  The corpus and the training setup</w:t>
       </w:r>
     </w:p>
     <w:p>
@@ -3184,7 +4326,7 @@
           <w:sz w:val="17"/>
           <w:szCs w:val="17"/>
         </w:rPr>
-        <w:t>Table 3 — The training corpus.</w:t>
+        <w:t>Table 4 — The training corpus.</w:t>
       </w:r>
     </w:p>
     <w:p>
@@ -3201,7 +4343,7 @@
           <w:sz w:val="28"/>
           <w:szCs w:val="28"/>
         </w:rPr>
-        <w:t>4.1  Fitting a documented 20 GB job into 12 GB</w:t>
+        <w:t>5.1  Fitting a documented 20 GB job into 12 GB</w:t>
       </w:r>
     </w:p>
     <w:p>
@@ -3250,7 +4392,7 @@
           <w:sz w:val="28"/>
           <w:szCs w:val="28"/>
         </w:rPr>
-        <w:t>4.2  What a training row actually looks like</w:t>
+        <w:t>5.2  What a training row actually looks like</w:t>
       </w:r>
     </w:p>
     <w:p>
@@ -3266,7 +4408,7 @@
           <w:sz w:val="21"/>
           <w:szCs w:val="21"/>
         </w:rPr>
-        <w:t>The trainer consumes JSON Lines. One object per clip, three fields: a path to the audio, the text with the control tag already prefixed, and the duration used for length-based batching. Nothing else — no separate label column, no side channel. The tag lives inside the text, which is the whole point of the mechanism in section 2.</w:t>
+        <w:t>The trainer consumes JSON Lines. One object per clip, three fields: a path to the audio, the text with the control tag already prefixed, and the duration used for length-based batching. Nothing else — no separate label column, no side channel. The tag lives inside the text, which is the whole point of the mechanism in section 3.</w:t>
       </w:r>
     </w:p>
     <w:tbl>
@@ -3910,7 +5052,7 @@
           <w:sz w:val="17"/>
           <w:szCs w:val="17"/>
         </w:rPr>
-        <w:t>Table 4 — Tag shapes across the 5,646 training rows. Fully specified tags are the plurality at 44%, and four fifths of rows carry at least one level, so a partial tag is ordinary rather than exotic. Tags with every slot blank are vanishingly rare — which is why the verification sweep in section 5 pins unswept slots to `mid` rather than leaving them unspecified.</w:t>
+        <w:t>Table 5 — Tag shapes across the 5,646 training rows. Fully specified tags are the plurality at 44%, and four fifths of rows carry at least one level, so a partial tag is ordinary rather than exotic. Tags with every slot blank are vanishingly rare — which is why the verification sweep pins unswept slots to `mid` rather than leaving them unspecified.</w:t>
       </w:r>
     </w:p>
     <w:p>
@@ -4186,7 +5328,7 @@
           <w:sz w:val="38"/>
           <w:szCs w:val="38"/>
         </w:rPr>
-        <w:t>5.  The run that failed</w:t>
+        <w:t>6.  The run that failed</w:t>
       </w:r>
     </w:p>
     <w:p>
@@ -4629,7 +5771,7 @@
           <w:sz w:val="17"/>
           <w:szCs w:val="17"/>
         </w:rPr>
-        <w:t>Table 5 — The fine-tune itself succeeded. The adapter has a large, audible effect.</w:t>
+        <w:t>Table 6 — The fine-tune itself succeeded. The adapter has a large, audible effect.</w:t>
       </w:r>
     </w:p>
     <w:p>
@@ -5608,7 +6750,7 @@
           <w:sz w:val="17"/>
           <w:szCs w:val="17"/>
         </w:rPr>
-        <w:t>Table 6 — Ten eval-set sentences per level, every axis swept, unswept slots pinned to mid so the tag stays in distribution. rho is Spearman's correlation between commanded level and measured quantity; p is a 10,000-shuffle permutation test. Null on every axis, against ceilings measured before training started.</w:t>
+        <w:t>Table 7 — Ten eval-set sentences per level, every axis swept, unswept slots pinned to mid so the tag stays in distribution. rho is Spearman's correlation between commanded level and measured quantity; p is a 10,000-shuffle permutation test. Null on every axis, against ceilings measured before training started.</w:t>
       </w:r>
     </w:p>
     <w:p>
@@ -5640,7 +6782,7 @@
           <w:sz w:val="21"/>
           <w:szCs w:val="21"/>
         </w:rPr>
-        <w:t>The decisive axis is `spk`. Six speaker tags spanning 105–280 Hz of real corpus pitch produced generated medians of 198.5, 209.3, 210.3, 222.9, 208.6 and 196.7 Hz: 26 Hz of spread against 175 Hz in the corpus, rho = −0.200. Speaker identity is the one attribute the model cannot infer from the text, so if that axis does not land, nothing is landing. It also explains the voice collapse in Table 5 — a model that cannot read the tag can only average its twenty speakers.</w:t>
+        <w:t>The decisive axis is `spk`. Six speaker tags spanning 105–280 Hz of real corpus pitch produced generated medians of 198.5, 209.3, 210.3, 222.9, 208.6 and 196.7 Hz: 26 Hz of spread against 175 Hz in the corpus, rho = −0.200. Speaker identity is the one attribute the model cannot infer from the text, so if that axis does not land, nothing is landing. It also explains the voice collapse noted above — a model that cannot read the tag can only average its twenty speakers.</w:t>
       </w:r>
     </w:p>
     <w:p>
@@ -5657,7 +6799,7 @@
           <w:sz w:val="28"/>
           <w:szCs w:val="28"/>
         </w:rPr>
-        <w:t>5.1  Eliminating the easy explanations</w:t>
+        <w:t>6.1  Eliminating the easy explanations</w:t>
       </w:r>
     </w:p>
     <w:tbl>
@@ -5812,7 +6954,7 @@
                 <w:sz w:val="17"/>
                 <w:szCs w:val="18"/>
               </w:rPr>
-              <w:t xml:space="preserve"> tags 0.27% of rows — but the in-distribution sweep (Table 6) pins unswept slots to </w:t>
+              <w:t xml:space="preserve"> tags 0.27% of rows — but the in-distribution sweep the in-distribution sweep pins unswept slots to </w:t>
             </w:r>
             <w:r>
               <w:rPr>
@@ -6245,7 +7387,7 @@
           <w:sz w:val="17"/>
           <w:szCs w:val="17"/>
         </w:rPr>
-        <w:t>Table 7 — Six hypotheses, eliminated in the order they were tried.</w:t>
+        <w:t>Table 8 — Six hypotheses, eliminated in the order they were tried.</w:t>
       </w:r>
     </w:p>
     <w:p>
@@ -6265,7 +7407,7 @@
           <w:sz w:val="38"/>
           <w:szCs w:val="38"/>
         </w:rPr>
-        <w:t>6.  The measurement that settled it</w:t>
+        <w:t>7.  The measurement that settled it</w:t>
       </w:r>
     </w:p>
     <w:p>
@@ -6810,7 +7952,7 @@
           <w:sz w:val="17"/>
           <w:szCs w:val="17"/>
         </w:rPr>
-        <w:t>Table 8 — The positive control is what makes this readable. Corrupting the transcript, which the model certainly uses, moves the loss by 7.4%. Corrupting the tag moves it by 0.03%, a 290× difference indistinguishable from chance.</w:t>
+        <w:t>Table 9 — The positive control is what makes this readable. Corrupting the transcript, which the model certainly uses, moves the loss by 7.4%. Corrupting the tag moves it by 0.03%, a 290× difference indistinguishable from chance.</w:t>
       </w:r>
     </w:p>
     <w:p>
@@ -6843,7 +7985,7 @@
           <w:sz w:val="28"/>
           <w:szCs w:val="28"/>
         </w:rPr>
-        <w:t>6.1  Why: the acoustic prefix already answers the question</w:t>
+        <w:t>7.1  Why: the acoustic prefix already answers the question</w:t>
       </w:r>
     </w:p>
     <w:p>
@@ -7265,7 +8407,7 @@
           <w:sz w:val="17"/>
           <w:szCs w:val="17"/>
         </w:rPr>
-        <w:t>Table 9 — Monotone, and 14× larger on the first patch than over the whole clip. The tag matters exactly where the prefix cannot answer for it, and is drowned everywhere else.</w:t>
+        <w:t>Table 10 — Monotone, and 14× larger on the first patch than over the whole clip. The tag matters exactly where the prefix cannot answer for it, and is drowned everywhere else.</w:t>
       </w:r>
     </w:p>
     <w:tbl>
@@ -7426,7 +8568,7 @@
           <w:sz w:val="38"/>
           <w:szCs w:val="38"/>
         </w:rPr>
-        <w:t>7.  The fix</w:t>
+        <w:t>8.  The fix</w:t>
       </w:r>
     </w:p>
     <w:p>
@@ -8249,7 +9391,7 @@
           <w:sz w:val="17"/>
           <w:szCs w:val="17"/>
         </w:rPr>
-        <w:t>Table 10 — The probe ladder. Generated F0 median in Hz, six sentences per tag. Placement was not the problem; the two things that were are below.</w:t>
+        <w:t>Table 11 — The probe ladder. Generated F0 median in Hz, six sentences per tag. Placement was not the problem; the two things that were are below.</w:t>
       </w:r>
     </w:p>
     <w:p>
@@ -8266,7 +9408,7 @@
           <w:sz w:val="28"/>
           <w:szCs w:val="28"/>
         </w:rPr>
-        <w:t>7.1  The projection layers were frozen</w:t>
+        <w:t>8.1  The projection layers were frozen</w:t>
       </w:r>
     </w:p>
     <w:p>
@@ -8299,7 +9441,7 @@
           <w:sz w:val="28"/>
           <w:szCs w:val="28"/>
         </w:rPr>
-        <w:t>7.2  Weighting the loss toward the onset</w:t>
+        <w:t>8.2  Weighting the loss toward the onset</w:t>
       </w:r>
     </w:p>
     <w:p>
@@ -9043,7 +10185,7 @@
           <w:sz w:val="17"/>
           <w:szCs w:val="17"/>
         </w:rPr>
-        <w:t>Table 11 — Four times the penalty for the wrong tag, and significant where it was not. The model now reads the tag in its own loss, which is the thing that was actually missing.</w:t>
+        <w:t>Table 12 — Four times the penalty for the wrong tag, and significant where it was not. The model now reads the tag in its own loss, which is the thing that was actually missing.</w:t>
       </w:r>
     </w:p>
     <w:p>
@@ -9063,7 +10205,7 @@
           <w:sz w:val="38"/>
           <w:szCs w:val="38"/>
         </w:rPr>
-        <w:t>8.  The two runs</w:t>
+        <w:t>9.  The two runs</w:t>
       </w:r>
     </w:p>
     <w:tbl>
@@ -9796,7 +10938,7 @@
           <w:sz w:val="17"/>
           <w:szCs w:val="17"/>
         </w:rPr>
-        <w:t>Table 12 — Run 1's checkpoints and sweep are kept rather than deleted: they are the control condition for run 2, and the evidence for sections 5 and 6.</w:t>
+        <w:t>Table 13 — Run 1's checkpoints and sweep are kept rather than deleted: they are the control condition for run 2, and the evidence for sections 5 and 6.</w:t>
       </w:r>
     </w:p>
     <w:tbl>
@@ -9896,7 +11038,7 @@
           <w:sz w:val="38"/>
           <w:szCs w:val="38"/>
         </w:rPr>
-        <w:t>9.  Using it at inference</w:t>
+        <w:t>10.  Using prosodic control at inference</w:t>
       </w:r>
     </w:p>
     <w:p>
@@ -9929,7 +11071,7 @@
           <w:sz w:val="28"/>
           <w:szCs w:val="28"/>
         </w:rPr>
-        <w:t>9.1  From Python</w:t>
+        <w:t>10.1  From Python</w:t>
       </w:r>
     </w:p>
     <w:tbl>
@@ -10196,7 +11338,7 @@
           <w:sz w:val="28"/>
           <w:szCs w:val="28"/>
         </w:rPr>
-        <w:t>9.2  From the command line</w:t>
+        <w:t>10.2  From the command line</w:t>
       </w:r>
     </w:p>
     <w:tbl>
@@ -10895,7 +12037,7 @@
           <w:sz w:val="17"/>
           <w:szCs w:val="17"/>
         </w:rPr>
-        <w:t>Table 13 — Common inference patterns. All 32 slot values and the `any` fallback compose freely: 5,376 distinct tags, of which 1,620 are fully specified.</w:t>
+        <w:t>Table 14 — Common inference patterns. All 32 slot values and the `any` fallback compose freely: 5,376 distinct tags, of which 1,620 are fully specified.</w:t>
       </w:r>
     </w:p>
     <w:tbl>
@@ -10963,6 +12105,11 @@
       </w:pPr>
     </w:p>
     <w:p>
+      <w:r>
+        <w:br w:type="page"/>
+      </w:r>
+    </w:p>
+    <w:p>
       <w:pPr>
         <w:keepNext/>
         <w:spacing w:before="80" w:after="200"/>
@@ -10979,7 +12126,1317 @@
           <w:sz w:val="38"/>
           <w:szCs w:val="38"/>
         </w:rPr>
-        <w:t>10.  What this settles, and what it does not</w:t>
+        <w:t>11.  Layer 2 — non-verbal vocalization</w:t>
+      </w:r>
+    </w:p>
+    <w:p>
+      <w:pPr>
+        <w:spacing w:after="200" w:before="0" w:line="283" w:lineRule="auto"/>
+      </w:pPr>
+      <w:r>
+        <w:rPr>
+          <w:rFonts w:ascii="Calibri" w:hAnsi="Calibri" w:cs="Calibri"/>
+          <w:b w:val="0"/>
+          <w:i w:val="0"/>
+          <w:color w:val="1A1915"/>
+          <w:sz w:val="21"/>
+          <w:szCs w:val="21"/>
+        </w:rPr>
+        <w:t>This layer needs no fine-tuning at all. VoxCPM2 ships with it, documented in the project's cookbook: inline square-bracket tags placed in the text at the point where the vocalization should occur. They are part of the base model's training, so they are available today, on the stock checkpoint, alongside or independent of the prosodic adapter.</w:t>
+      </w:r>
+    </w:p>
+    <w:tbl>
+      <w:tblPr>
+        <w:tblStyle w:val="TableGrid"/>
+        <w:tblW w:type="auto" w:w="0"/>
+        <w:tblLayout w:type="fixed"/>
+        <w:tblLook w:firstColumn="1" w:firstRow="1" w:lastColumn="0" w:lastRow="0" w:noHBand="0" w:noVBand="1" w:val="04A0"/>
+      </w:tblPr>
+      <w:tblGrid>
+        <w:gridCol w:w="3120"/>
+        <w:gridCol w:w="3120"/>
+        <w:gridCol w:w="3120"/>
+      </w:tblGrid>
+      <w:tr>
+        <w:tc>
+          <w:tcPr>
+            <w:tcW w:type="dxa" w:w="2212"/>
+            <w:vAlign w:val="center"/>
+            <w:shd w:val="clear" w:color="auto" w:fill="0B776F"/>
+            <w:tcBorders>
+              <w:top w:val="single" w:sz="4" w:space="0" w:color="E5E1D8"/>
+              <w:left w:val="single" w:sz="4" w:space="0" w:color="E5E1D8"/>
+              <w:bottom w:val="single" w:sz="4" w:space="0" w:color="E5E1D8"/>
+              <w:right w:val="single" w:sz="4" w:space="0" w:color="E5E1D8"/>
+            </w:tcBorders>
+          </w:tcPr>
+          <w:p>
+            <w:pPr>
+              <w:spacing w:before="50" w:after="50" w:line="254" w:lineRule="auto"/>
+            </w:pPr>
+            <w:r/>
+            <w:r>
+              <w:rPr>
+                <w:rFonts w:ascii="Calibri" w:hAnsi="Calibri" w:cs="Calibri"/>
+                <w:b/>
+                <w:i w:val="0"/>
+                <w:color w:val="FFFFFF"/>
+                <w:sz w:val="17"/>
+                <w:szCs w:val="18"/>
+              </w:rPr>
+              <w:t>Category</w:t>
+            </w:r>
+          </w:p>
+        </w:tc>
+        <w:tc>
+          <w:tcPr>
+            <w:tcW w:type="dxa" w:w="4425"/>
+            <w:vAlign w:val="center"/>
+            <w:shd w:val="clear" w:color="auto" w:fill="0B776F"/>
+            <w:tcBorders>
+              <w:top w:val="single" w:sz="4" w:space="0" w:color="E5E1D8"/>
+              <w:left w:val="single" w:sz="4" w:space="0" w:color="E5E1D8"/>
+              <w:bottom w:val="single" w:sz="4" w:space="0" w:color="E5E1D8"/>
+              <w:right w:val="single" w:sz="4" w:space="0" w:color="E5E1D8"/>
+            </w:tcBorders>
+          </w:tcPr>
+          <w:p>
+            <w:pPr>
+              <w:spacing w:before="50" w:after="50" w:line="254" w:lineRule="auto"/>
+            </w:pPr>
+            <w:r/>
+            <w:r>
+              <w:rPr>
+                <w:rFonts w:ascii="Calibri" w:hAnsi="Calibri" w:cs="Calibri"/>
+                <w:b/>
+                <w:i w:val="0"/>
+                <w:color w:val="FFFFFF"/>
+                <w:sz w:val="17"/>
+                <w:szCs w:val="18"/>
+              </w:rPr>
+              <w:t>Tags</w:t>
+            </w:r>
+          </w:p>
+        </w:tc>
+        <w:tc>
+          <w:tcPr>
+            <w:tcW w:type="dxa" w:w="2723"/>
+            <w:vAlign w:val="center"/>
+            <w:shd w:val="clear" w:color="auto" w:fill="0B776F"/>
+            <w:tcBorders>
+              <w:top w:val="single" w:sz="4" w:space="0" w:color="E5E1D8"/>
+              <w:left w:val="single" w:sz="4" w:space="0" w:color="E5E1D8"/>
+              <w:bottom w:val="single" w:sz="4" w:space="0" w:color="E5E1D8"/>
+              <w:right w:val="single" w:sz="4" w:space="0" w:color="E5E1D8"/>
+            </w:tcBorders>
+          </w:tcPr>
+          <w:p>
+            <w:pPr>
+              <w:spacing w:before="50" w:after="50" w:line="254" w:lineRule="auto"/>
+            </w:pPr>
+            <w:r/>
+            <w:r>
+              <w:rPr>
+                <w:rFonts w:ascii="Calibri" w:hAnsi="Calibri" w:cs="Calibri"/>
+                <w:b/>
+                <w:i w:val="0"/>
+                <w:color w:val="FFFFFF"/>
+                <w:sz w:val="17"/>
+                <w:szCs w:val="18"/>
+              </w:rPr>
+              <w:t>Effect</w:t>
+            </w:r>
+          </w:p>
+        </w:tc>
+      </w:tr>
+      <w:tr>
+        <w:tc>
+          <w:tcPr>
+            <w:tcW w:type="dxa" w:w="2212"/>
+            <w:vAlign w:val="center"/>
+            <w:shd w:val="clear" w:color="auto" w:fill="FFFFFF"/>
+            <w:tcBorders>
+              <w:top w:val="single" w:sz="4" w:space="0" w:color="E5E1D8"/>
+              <w:left w:val="single" w:sz="4" w:space="0" w:color="E5E1D8"/>
+              <w:bottom w:val="single" w:sz="4" w:space="0" w:color="E5E1D8"/>
+              <w:right w:val="single" w:sz="4" w:space="0" w:color="E5E1D8"/>
+            </w:tcBorders>
+          </w:tcPr>
+          <w:p>
+            <w:pPr>
+              <w:spacing w:before="50" w:after="50" w:line="254" w:lineRule="auto"/>
+            </w:pPr>
+            <w:r/>
+            <w:r>
+              <w:rPr>
+                <w:rFonts w:ascii="Calibri" w:hAnsi="Calibri" w:cs="Calibri"/>
+                <w:b w:val="0"/>
+                <w:i w:val="0"/>
+                <w:color w:val="1A1915"/>
+                <w:sz w:val="17"/>
+                <w:szCs w:val="18"/>
+              </w:rPr>
+              <w:t>Laughter and breath</w:t>
+            </w:r>
+          </w:p>
+        </w:tc>
+        <w:tc>
+          <w:tcPr>
+            <w:tcW w:type="dxa" w:w="4425"/>
+            <w:vAlign w:val="center"/>
+            <w:shd w:val="clear" w:color="auto" w:fill="FFFFFF"/>
+            <w:tcBorders>
+              <w:top w:val="single" w:sz="4" w:space="0" w:color="E5E1D8"/>
+              <w:left w:val="single" w:sz="4" w:space="0" w:color="E5E1D8"/>
+              <w:bottom w:val="single" w:sz="4" w:space="0" w:color="E5E1D8"/>
+              <w:right w:val="single" w:sz="4" w:space="0" w:color="E5E1D8"/>
+            </w:tcBorders>
+          </w:tcPr>
+          <w:p>
+            <w:pPr>
+              <w:spacing w:before="50" w:after="50" w:line="254" w:lineRule="auto"/>
+            </w:pPr>
+            <w:r/>
+            <w:r>
+              <w:rPr>
+                <w:rFonts w:ascii="Courier New" w:hAnsi="Courier New" w:cs="Khmer OS System"/>
+                <w:b w:val="0"/>
+                <w:i w:val="0"/>
+                <w:color w:val="1A1915"/>
+                <w:sz w:val="16"/>
+                <w:szCs w:val="16"/>
+              </w:rPr>
+              <w:t>[laughing]</w:t>
+            </w:r>
+            <w:r>
+              <w:rPr>
+                <w:rFonts w:ascii="Calibri" w:hAnsi="Calibri" w:cs="Calibri"/>
+                <w:b w:val="0"/>
+                <w:i w:val="0"/>
+                <w:color w:val="1A1915"/>
+                <w:sz w:val="17"/>
+                <w:szCs w:val="18"/>
+              </w:rPr>
+              <w:t xml:space="preserve">, </w:t>
+            </w:r>
+            <w:r>
+              <w:rPr>
+                <w:rFonts w:ascii="Courier New" w:hAnsi="Courier New" w:cs="Khmer OS System"/>
+                <w:b w:val="0"/>
+                <w:i w:val="0"/>
+                <w:color w:val="1A1915"/>
+                <w:sz w:val="16"/>
+                <w:szCs w:val="16"/>
+              </w:rPr>
+              <w:t>[sigh]</w:t>
+            </w:r>
+          </w:p>
+        </w:tc>
+        <w:tc>
+          <w:tcPr>
+            <w:tcW w:type="dxa" w:w="2723"/>
+            <w:vAlign w:val="center"/>
+            <w:shd w:val="clear" w:color="auto" w:fill="FFFFFF"/>
+            <w:tcBorders>
+              <w:top w:val="single" w:sz="4" w:space="0" w:color="E5E1D8"/>
+              <w:left w:val="single" w:sz="4" w:space="0" w:color="E5E1D8"/>
+              <w:bottom w:val="single" w:sz="4" w:space="0" w:color="E5E1D8"/>
+              <w:right w:val="single" w:sz="4" w:space="0" w:color="E5E1D8"/>
+            </w:tcBorders>
+          </w:tcPr>
+          <w:p>
+            <w:pPr>
+              <w:spacing w:before="50" w:after="50" w:line="254" w:lineRule="auto"/>
+            </w:pPr>
+            <w:r/>
+            <w:r>
+              <w:rPr>
+                <w:rFonts w:ascii="Calibri" w:hAnsi="Calibri" w:cs="Calibri"/>
+                <w:b w:val="0"/>
+                <w:i w:val="0"/>
+                <w:color w:val="1A1915"/>
+                <w:sz w:val="17"/>
+                <w:szCs w:val="18"/>
+              </w:rPr>
+              <w:t>audible laugh or exhalation</w:t>
+            </w:r>
+          </w:p>
+        </w:tc>
+      </w:tr>
+      <w:tr>
+        <w:tc>
+          <w:tcPr>
+            <w:tcW w:type="dxa" w:w="2212"/>
+            <w:vAlign w:val="center"/>
+            <w:shd w:val="clear" w:color="auto" w:fill="F4F2EC"/>
+            <w:tcBorders>
+              <w:top w:val="single" w:sz="4" w:space="0" w:color="E5E1D8"/>
+              <w:left w:val="single" w:sz="4" w:space="0" w:color="E5E1D8"/>
+              <w:bottom w:val="single" w:sz="4" w:space="0" w:color="E5E1D8"/>
+              <w:right w:val="single" w:sz="4" w:space="0" w:color="E5E1D8"/>
+            </w:tcBorders>
+          </w:tcPr>
+          <w:p>
+            <w:pPr>
+              <w:spacing w:before="50" w:after="50" w:line="254" w:lineRule="auto"/>
+            </w:pPr>
+            <w:r/>
+            <w:r>
+              <w:rPr>
+                <w:rFonts w:ascii="Calibri" w:hAnsi="Calibri" w:cs="Calibri"/>
+                <w:b w:val="0"/>
+                <w:i w:val="0"/>
+                <w:color w:val="1A1915"/>
+                <w:sz w:val="17"/>
+                <w:szCs w:val="18"/>
+              </w:rPr>
+              <w:t>Hesitation</w:t>
+            </w:r>
+          </w:p>
+        </w:tc>
+        <w:tc>
+          <w:tcPr>
+            <w:tcW w:type="dxa" w:w="4425"/>
+            <w:vAlign w:val="center"/>
+            <w:shd w:val="clear" w:color="auto" w:fill="F4F2EC"/>
+            <w:tcBorders>
+              <w:top w:val="single" w:sz="4" w:space="0" w:color="E5E1D8"/>
+              <w:left w:val="single" w:sz="4" w:space="0" w:color="E5E1D8"/>
+              <w:bottom w:val="single" w:sz="4" w:space="0" w:color="E5E1D8"/>
+              <w:right w:val="single" w:sz="4" w:space="0" w:color="E5E1D8"/>
+            </w:tcBorders>
+          </w:tcPr>
+          <w:p>
+            <w:pPr>
+              <w:spacing w:before="50" w:after="50" w:line="254" w:lineRule="auto"/>
+            </w:pPr>
+            <w:r/>
+            <w:r>
+              <w:rPr>
+                <w:rFonts w:ascii="Courier New" w:hAnsi="Courier New" w:cs="Khmer OS System"/>
+                <w:b w:val="0"/>
+                <w:i w:val="0"/>
+                <w:color w:val="1A1915"/>
+                <w:sz w:val="16"/>
+                <w:szCs w:val="16"/>
+              </w:rPr>
+              <w:t>[Uhm]</w:t>
+            </w:r>
+            <w:r>
+              <w:rPr>
+                <w:rFonts w:ascii="Calibri" w:hAnsi="Calibri" w:cs="Calibri"/>
+                <w:b w:val="0"/>
+                <w:i w:val="0"/>
+                <w:color w:val="1A1915"/>
+                <w:sz w:val="17"/>
+                <w:szCs w:val="18"/>
+              </w:rPr>
+              <w:t xml:space="preserve">, </w:t>
+            </w:r>
+            <w:r>
+              <w:rPr>
+                <w:rFonts w:ascii="Courier New" w:hAnsi="Courier New" w:cs="Khmer OS System"/>
+                <w:b w:val="0"/>
+                <w:i w:val="0"/>
+                <w:color w:val="1A1915"/>
+                <w:sz w:val="16"/>
+                <w:szCs w:val="16"/>
+              </w:rPr>
+              <w:t>[Shh]</w:t>
+            </w:r>
+          </w:p>
+        </w:tc>
+        <w:tc>
+          <w:tcPr>
+            <w:tcW w:type="dxa" w:w="2723"/>
+            <w:vAlign w:val="center"/>
+            <w:shd w:val="clear" w:color="auto" w:fill="F4F2EC"/>
+            <w:tcBorders>
+              <w:top w:val="single" w:sz="4" w:space="0" w:color="E5E1D8"/>
+              <w:left w:val="single" w:sz="4" w:space="0" w:color="E5E1D8"/>
+              <w:bottom w:val="single" w:sz="4" w:space="0" w:color="E5E1D8"/>
+              <w:right w:val="single" w:sz="4" w:space="0" w:color="E5E1D8"/>
+            </w:tcBorders>
+          </w:tcPr>
+          <w:p>
+            <w:pPr>
+              <w:spacing w:before="50" w:after="50" w:line="254" w:lineRule="auto"/>
+            </w:pPr>
+            <w:r/>
+            <w:r>
+              <w:rPr>
+                <w:rFonts w:ascii="Calibri" w:hAnsi="Calibri" w:cs="Calibri"/>
+                <w:b w:val="0"/>
+                <w:i w:val="0"/>
+                <w:color w:val="1A1915"/>
+                <w:sz w:val="17"/>
+                <w:szCs w:val="18"/>
+              </w:rPr>
+              <w:t>filled pause; a shushing sound</w:t>
+            </w:r>
+          </w:p>
+        </w:tc>
+      </w:tr>
+      <w:tr>
+        <w:tc>
+          <w:tcPr>
+            <w:tcW w:type="dxa" w:w="2212"/>
+            <w:vAlign w:val="center"/>
+            <w:shd w:val="clear" w:color="auto" w:fill="FFFFFF"/>
+            <w:tcBorders>
+              <w:top w:val="single" w:sz="4" w:space="0" w:color="E5E1D8"/>
+              <w:left w:val="single" w:sz="4" w:space="0" w:color="E5E1D8"/>
+              <w:bottom w:val="single" w:sz="4" w:space="0" w:color="E5E1D8"/>
+              <w:right w:val="single" w:sz="4" w:space="0" w:color="E5E1D8"/>
+            </w:tcBorders>
+          </w:tcPr>
+          <w:p>
+            <w:pPr>
+              <w:spacing w:before="50" w:after="50" w:line="254" w:lineRule="auto"/>
+            </w:pPr>
+            <w:r/>
+            <w:r>
+              <w:rPr>
+                <w:rFonts w:ascii="Calibri" w:hAnsi="Calibri" w:cs="Calibri"/>
+                <w:b w:val="0"/>
+                <w:i w:val="0"/>
+                <w:color w:val="1A1915"/>
+                <w:sz w:val="17"/>
+                <w:szCs w:val="18"/>
+              </w:rPr>
+              <w:t>Question particles</w:t>
+            </w:r>
+          </w:p>
+        </w:tc>
+        <w:tc>
+          <w:tcPr>
+            <w:tcW w:type="dxa" w:w="4425"/>
+            <w:vAlign w:val="center"/>
+            <w:shd w:val="clear" w:color="auto" w:fill="FFFFFF"/>
+            <w:tcBorders>
+              <w:top w:val="single" w:sz="4" w:space="0" w:color="E5E1D8"/>
+              <w:left w:val="single" w:sz="4" w:space="0" w:color="E5E1D8"/>
+              <w:bottom w:val="single" w:sz="4" w:space="0" w:color="E5E1D8"/>
+              <w:right w:val="single" w:sz="4" w:space="0" w:color="E5E1D8"/>
+            </w:tcBorders>
+          </w:tcPr>
+          <w:p>
+            <w:pPr>
+              <w:spacing w:before="50" w:after="50" w:line="254" w:lineRule="auto"/>
+            </w:pPr>
+            <w:r/>
+            <w:r>
+              <w:rPr>
+                <w:rFonts w:ascii="Courier New" w:hAnsi="Courier New" w:cs="Khmer OS System"/>
+                <w:b w:val="0"/>
+                <w:i w:val="0"/>
+                <w:color w:val="1A1915"/>
+                <w:sz w:val="16"/>
+                <w:szCs w:val="16"/>
+              </w:rPr>
+              <w:t>[Question-ah]</w:t>
+            </w:r>
+            <w:r>
+              <w:rPr>
+                <w:rFonts w:ascii="Calibri" w:hAnsi="Calibri" w:cs="Calibri"/>
+                <w:b w:val="0"/>
+                <w:i w:val="0"/>
+                <w:color w:val="1A1915"/>
+                <w:sz w:val="17"/>
+                <w:szCs w:val="18"/>
+              </w:rPr>
+              <w:t xml:space="preserve">, </w:t>
+            </w:r>
+            <w:r>
+              <w:rPr>
+                <w:rFonts w:ascii="Courier New" w:hAnsi="Courier New" w:cs="Khmer OS System"/>
+                <w:b w:val="0"/>
+                <w:i w:val="0"/>
+                <w:color w:val="1A1915"/>
+                <w:sz w:val="16"/>
+                <w:szCs w:val="16"/>
+              </w:rPr>
+              <w:t>[Question-ei]</w:t>
+            </w:r>
+            <w:r>
+              <w:rPr>
+                <w:rFonts w:ascii="Calibri" w:hAnsi="Calibri" w:cs="Calibri"/>
+                <w:b w:val="0"/>
+                <w:i w:val="0"/>
+                <w:color w:val="1A1915"/>
+                <w:sz w:val="17"/>
+                <w:szCs w:val="18"/>
+              </w:rPr>
+              <w:t xml:space="preserve">, </w:t>
+            </w:r>
+            <w:r>
+              <w:rPr>
+                <w:rFonts w:ascii="Courier New" w:hAnsi="Courier New" w:cs="Khmer OS System"/>
+                <w:b w:val="0"/>
+                <w:i w:val="0"/>
+                <w:color w:val="1A1915"/>
+                <w:sz w:val="16"/>
+                <w:szCs w:val="16"/>
+              </w:rPr>
+              <w:t>[Question-en]</w:t>
+            </w:r>
+            <w:r>
+              <w:rPr>
+                <w:rFonts w:ascii="Calibri" w:hAnsi="Calibri" w:cs="Calibri"/>
+                <w:b w:val="0"/>
+                <w:i w:val="0"/>
+                <w:color w:val="1A1915"/>
+                <w:sz w:val="17"/>
+                <w:szCs w:val="18"/>
+              </w:rPr>
+              <w:t xml:space="preserve">, </w:t>
+            </w:r>
+            <w:r>
+              <w:rPr>
+                <w:rFonts w:ascii="Courier New" w:hAnsi="Courier New" w:cs="Khmer OS System"/>
+                <w:b w:val="0"/>
+                <w:i w:val="0"/>
+                <w:color w:val="1A1915"/>
+                <w:sz w:val="16"/>
+                <w:szCs w:val="16"/>
+              </w:rPr>
+              <w:t>[Question-oh]</w:t>
+            </w:r>
+          </w:p>
+        </w:tc>
+        <w:tc>
+          <w:tcPr>
+            <w:tcW w:type="dxa" w:w="2723"/>
+            <w:vAlign w:val="center"/>
+            <w:shd w:val="clear" w:color="auto" w:fill="FFFFFF"/>
+            <w:tcBorders>
+              <w:top w:val="single" w:sz="4" w:space="0" w:color="E5E1D8"/>
+              <w:left w:val="single" w:sz="4" w:space="0" w:color="E5E1D8"/>
+              <w:bottom w:val="single" w:sz="4" w:space="0" w:color="E5E1D8"/>
+              <w:right w:val="single" w:sz="4" w:space="0" w:color="E5E1D8"/>
+            </w:tcBorders>
+          </w:tcPr>
+          <w:p>
+            <w:pPr>
+              <w:spacing w:before="50" w:after="50" w:line="254" w:lineRule="auto"/>
+            </w:pPr>
+            <w:r/>
+            <w:r>
+              <w:rPr>
+                <w:rFonts w:ascii="Calibri" w:hAnsi="Calibri" w:cs="Calibri"/>
+                <w:b w:val="0"/>
+                <w:i w:val="0"/>
+                <w:color w:val="1A1915"/>
+                <w:sz w:val="17"/>
+                <w:szCs w:val="18"/>
+              </w:rPr>
+              <w:t>interrogative interjections</w:t>
+            </w:r>
+          </w:p>
+        </w:tc>
+      </w:tr>
+      <w:tr>
+        <w:tc>
+          <w:tcPr>
+            <w:tcW w:type="dxa" w:w="2212"/>
+            <w:vAlign w:val="center"/>
+            <w:shd w:val="clear" w:color="auto" w:fill="F4F2EC"/>
+            <w:tcBorders>
+              <w:top w:val="single" w:sz="4" w:space="0" w:color="E5E1D8"/>
+              <w:left w:val="single" w:sz="4" w:space="0" w:color="E5E1D8"/>
+              <w:bottom w:val="single" w:sz="4" w:space="0" w:color="E5E1D8"/>
+              <w:right w:val="single" w:sz="4" w:space="0" w:color="E5E1D8"/>
+            </w:tcBorders>
+          </w:tcPr>
+          <w:p>
+            <w:pPr>
+              <w:spacing w:before="50" w:after="50" w:line="254" w:lineRule="auto"/>
+            </w:pPr>
+            <w:r/>
+            <w:r>
+              <w:rPr>
+                <w:rFonts w:ascii="Calibri" w:hAnsi="Calibri" w:cs="Calibri"/>
+                <w:b w:val="0"/>
+                <w:i w:val="0"/>
+                <w:color w:val="1A1915"/>
+                <w:sz w:val="17"/>
+                <w:szCs w:val="18"/>
+              </w:rPr>
+              <w:t>Emotional interjections</w:t>
+            </w:r>
+          </w:p>
+        </w:tc>
+        <w:tc>
+          <w:tcPr>
+            <w:tcW w:type="dxa" w:w="4425"/>
+            <w:vAlign w:val="center"/>
+            <w:shd w:val="clear" w:color="auto" w:fill="F4F2EC"/>
+            <w:tcBorders>
+              <w:top w:val="single" w:sz="4" w:space="0" w:color="E5E1D8"/>
+              <w:left w:val="single" w:sz="4" w:space="0" w:color="E5E1D8"/>
+              <w:bottom w:val="single" w:sz="4" w:space="0" w:color="E5E1D8"/>
+              <w:right w:val="single" w:sz="4" w:space="0" w:color="E5E1D8"/>
+            </w:tcBorders>
+          </w:tcPr>
+          <w:p>
+            <w:pPr>
+              <w:spacing w:before="50" w:after="50" w:line="254" w:lineRule="auto"/>
+            </w:pPr>
+            <w:r/>
+            <w:r>
+              <w:rPr>
+                <w:rFonts w:ascii="Courier New" w:hAnsi="Courier New" w:cs="Khmer OS System"/>
+                <w:b w:val="0"/>
+                <w:i w:val="0"/>
+                <w:color w:val="1A1915"/>
+                <w:sz w:val="16"/>
+                <w:szCs w:val="16"/>
+              </w:rPr>
+              <w:t>[Surprise-wa]</w:t>
+            </w:r>
+            <w:r>
+              <w:rPr>
+                <w:rFonts w:ascii="Calibri" w:hAnsi="Calibri" w:cs="Calibri"/>
+                <w:b w:val="0"/>
+                <w:i w:val="0"/>
+                <w:color w:val="1A1915"/>
+                <w:sz w:val="17"/>
+                <w:szCs w:val="18"/>
+              </w:rPr>
+              <w:t xml:space="preserve">, </w:t>
+            </w:r>
+            <w:r>
+              <w:rPr>
+                <w:rFonts w:ascii="Courier New" w:hAnsi="Courier New" w:cs="Khmer OS System"/>
+                <w:b w:val="0"/>
+                <w:i w:val="0"/>
+                <w:color w:val="1A1915"/>
+                <w:sz w:val="16"/>
+                <w:szCs w:val="16"/>
+              </w:rPr>
+              <w:t>[Surprise-yo]</w:t>
+            </w:r>
+            <w:r>
+              <w:rPr>
+                <w:rFonts w:ascii="Calibri" w:hAnsi="Calibri" w:cs="Calibri"/>
+                <w:b w:val="0"/>
+                <w:i w:val="0"/>
+                <w:color w:val="1A1915"/>
+                <w:sz w:val="17"/>
+                <w:szCs w:val="18"/>
+              </w:rPr>
+              <w:t xml:space="preserve">, </w:t>
+            </w:r>
+            <w:r>
+              <w:rPr>
+                <w:rFonts w:ascii="Courier New" w:hAnsi="Courier New" w:cs="Khmer OS System"/>
+                <w:b w:val="0"/>
+                <w:i w:val="0"/>
+                <w:color w:val="1A1915"/>
+                <w:sz w:val="16"/>
+                <w:szCs w:val="16"/>
+              </w:rPr>
+              <w:t>[Dissatisfaction-hnn]</w:t>
+            </w:r>
+          </w:p>
+        </w:tc>
+        <w:tc>
+          <w:tcPr>
+            <w:tcW w:type="dxa" w:w="2723"/>
+            <w:vAlign w:val="center"/>
+            <w:shd w:val="clear" w:color="auto" w:fill="F4F2EC"/>
+            <w:tcBorders>
+              <w:top w:val="single" w:sz="4" w:space="0" w:color="E5E1D8"/>
+              <w:left w:val="single" w:sz="4" w:space="0" w:color="E5E1D8"/>
+              <w:bottom w:val="single" w:sz="4" w:space="0" w:color="E5E1D8"/>
+              <w:right w:val="single" w:sz="4" w:space="0" w:color="E5E1D8"/>
+            </w:tcBorders>
+          </w:tcPr>
+          <w:p>
+            <w:pPr>
+              <w:spacing w:before="50" w:after="50" w:line="254" w:lineRule="auto"/>
+            </w:pPr>
+            <w:r/>
+            <w:r>
+              <w:rPr>
+                <w:rFonts w:ascii="Calibri" w:hAnsi="Calibri" w:cs="Calibri"/>
+                <w:b w:val="0"/>
+                <w:i w:val="0"/>
+                <w:color w:val="1A1915"/>
+                <w:sz w:val="17"/>
+                <w:szCs w:val="18"/>
+              </w:rPr>
+              <w:t>surprise; dissatisfaction</w:t>
+            </w:r>
+          </w:p>
+        </w:tc>
+      </w:tr>
+    </w:tbl>
+    <w:p>
+      <w:pPr>
+        <w:spacing w:after="40"/>
+      </w:pPr>
+    </w:p>
+    <w:p>
+      <w:pPr>
+        <w:spacing w:after="240" w:before="0" w:line="283" w:lineRule="auto"/>
+      </w:pPr>
+      <w:r>
+        <w:rPr>
+          <w:rFonts w:ascii="Calibri" w:hAnsi="Calibri" w:cs="Calibri"/>
+          <w:b w:val="0"/>
+          <w:i/>
+          <w:color w:val="6B6A62"/>
+          <w:sz w:val="17"/>
+          <w:szCs w:val="17"/>
+        </w:rPr>
+        <w:t>Table 15 — The non-verbal tag inventory documented by OpenBMB. Eleven tags in four groups.</w:t>
+      </w:r>
+    </w:p>
+    <w:tbl>
+      <w:tblPr>
+        <w:tblW w:type="auto" w:w="0"/>
+        <w:tblLayout w:type="fixed"/>
+        <w:tblLook w:firstColumn="1" w:firstRow="1" w:lastColumn="0" w:lastRow="0" w:noHBand="0" w:noVBand="1" w:val="04A0"/>
+      </w:tblPr>
+      <w:tblGrid>
+        <w:gridCol w:w="9360"/>
+      </w:tblGrid>
+      <w:tr>
+        <w:tc>
+          <w:tcPr>
+            <w:tcW w:type="dxa" w:w="9360"/>
+            <w:shd w:val="clear" w:color="auto" w:fill="F4F2EC"/>
+            <w:tcBorders>
+              <w:top w:val="single" w:sz="4" w:space="0" w:color="E5E1D8"/>
+              <w:left w:val="single" w:sz="4" w:space="0" w:color="E5E1D8"/>
+              <w:bottom w:val="single" w:sz="4" w:space="0" w:color="E5E1D8"/>
+              <w:right w:val="single" w:sz="4" w:space="0" w:color="E5E1D8"/>
+            </w:tcBorders>
+          </w:tcPr>
+          <w:p>
+            <w:pPr>
+              <w:spacing w:before="0" w:after="0" w:line="240" w:lineRule="auto"/>
+              <w:ind w:left="86"/>
+            </w:pPr>
+            <w:r/>
+            <w:r>
+              <w:rPr>
+                <w:rFonts w:ascii="Courier New" w:hAnsi="Courier New" w:cs="Khmer OS System"/>
+                <w:b w:val="0"/>
+                <w:i w:val="0"/>
+                <w:color w:val="1A1915"/>
+                <w:sz w:val="14"/>
+                <w:szCs w:val="14"/>
+              </w:rPr>
+              <w:t># no adapter and no fine-tuning needed -- this is stock VoxCPM2</w:t>
+            </w:r>
+          </w:p>
+          <w:p>
+            <w:pPr>
+              <w:spacing w:before="0" w:after="0" w:line="240" w:lineRule="auto"/>
+              <w:ind w:left="86"/>
+            </w:pPr>
+            <w:r>
+              <w:rPr>
+                <w:rFonts w:ascii="Courier New" w:hAnsi="Courier New" w:cs="Khmer OS System"/>
+                <w:b w:val="0"/>
+                <w:i w:val="0"/>
+                <w:color w:val="1A1915"/>
+                <w:sz w:val="14"/>
+                <w:szCs w:val="14"/>
+              </w:rPr>
+              <w:t>wav = model.generate(text="ខ្ញុំគិតថា... [laughing] ...")</w:t>
+            </w:r>
+          </w:p>
+          <w:p>
+            <w:pPr>
+              <w:spacing w:before="0" w:after="0" w:line="240" w:lineRule="auto"/>
+              <w:ind w:left="86"/>
+            </w:pPr>
+            <w:r>
+              <w:rPr>
+                <w:rFonts w:ascii="Courier New" w:hAnsi="Courier New" w:cs="Khmer OS System"/>
+                <w:b w:val="0"/>
+                <w:i w:val="0"/>
+                <w:color w:val="1A1915"/>
+                <w:sz w:val="14"/>
+                <w:szCs w:val="14"/>
+              </w:rPr>
+              <w:t xml:space="preserve"> </w:t>
+            </w:r>
+          </w:p>
+          <w:p>
+            <w:pPr>
+              <w:spacing w:before="0" w:after="0" w:line="240" w:lineRule="auto"/>
+              <w:ind w:left="86"/>
+            </w:pPr>
+            <w:r>
+              <w:rPr>
+                <w:rFonts w:ascii="Courier New" w:hAnsi="Courier New" w:cs="Khmer OS System"/>
+                <w:b w:val="0"/>
+                <w:i w:val="0"/>
+                <w:color w:val="1A1915"/>
+                <w:sz w:val="14"/>
+                <w:szCs w:val="14"/>
+              </w:rPr>
+              <w:t># the two mechanisms compose: parenthetical voice design, our prosodic</w:t>
+            </w:r>
+          </w:p>
+          <w:p>
+            <w:pPr>
+              <w:spacing w:before="0" w:after="0" w:line="240" w:lineRule="auto"/>
+              <w:ind w:left="86"/>
+            </w:pPr>
+            <w:r>
+              <w:rPr>
+                <w:rFonts w:ascii="Courier New" w:hAnsi="Courier New" w:cs="Khmer OS System"/>
+                <w:b w:val="0"/>
+                <w:i w:val="0"/>
+                <w:color w:val="1A1915"/>
+                <w:sz w:val="14"/>
+                <w:szCs w:val="14"/>
+              </w:rPr>
+              <w:t># header tag, and an inline non-verbal tag in one call</w:t>
+            </w:r>
+          </w:p>
+          <w:p>
+            <w:pPr>
+              <w:spacing w:before="0" w:after="0" w:line="240" w:lineRule="auto"/>
+              <w:ind w:left="86"/>
+            </w:pPr>
+            <w:r>
+              <w:rPr>
+                <w:rFonts w:ascii="Courier New" w:hAnsi="Courier New" w:cs="Khmer OS System"/>
+                <w:b w:val="0"/>
+                <w:i w:val="0"/>
+                <w:color w:val="1A1915"/>
+                <w:sz w:val="14"/>
+                <w:szCs w:val="14"/>
+              </w:rPr>
+              <w:t>text = ("(a young woman, warm voice)"</w:t>
+            </w:r>
+          </w:p>
+          <w:p>
+            <w:pPr>
+              <w:spacing w:before="0" w:after="0" w:line="240" w:lineRule="auto"/>
+              <w:ind w:left="86"/>
+            </w:pPr>
+            <w:r>
+              <w:rPr>
+                <w:rFonts w:ascii="Courier New" w:hAnsi="Courier New" w:cs="Khmer OS System"/>
+                <w:b w:val="0"/>
+                <w:i w:val="0"/>
+                <w:color w:val="1A1915"/>
+                <w:sz w:val="14"/>
+                <w:szCs w:val="14"/>
+              </w:rPr>
+              <w:t xml:space="preserve">        "&lt;|spk:any|rate:slow|pitch:any|var:lively|energy:any|&gt;"</w:t>
+            </w:r>
+          </w:p>
+          <w:p>
+            <w:pPr>
+              <w:spacing w:before="0" w:after="0" w:line="240" w:lineRule="auto"/>
+              <w:ind w:left="86"/>
+            </w:pPr>
+            <w:r>
+              <w:rPr>
+                <w:rFonts w:ascii="Courier New" w:hAnsi="Courier New" w:cs="Khmer OS System"/>
+                <w:b w:val="0"/>
+                <w:i w:val="0"/>
+                <w:color w:val="1A1915"/>
+                <w:sz w:val="14"/>
+                <w:szCs w:val="14"/>
+              </w:rPr>
+              <w:t xml:space="preserve">        "ខ្ញុំ... [sigh] ...")</w:t>
+            </w:r>
+          </w:p>
+        </w:tc>
+      </w:tr>
+    </w:tbl>
+    <w:p>
+      <w:pPr>
+        <w:spacing w:after="120"/>
+      </w:pPr>
+    </w:p>
+    <w:p>
+      <w:pPr>
+        <w:spacing w:after="120" w:before="0" w:line="283" w:lineRule="auto"/>
+      </w:pPr>
+      <w:r>
+        <w:rPr>
+          <w:rFonts w:ascii="Calibri" w:hAnsi="Calibri" w:cs="Calibri"/>
+          <w:b w:val="0"/>
+          <w:i w:val="0"/>
+          <w:color w:val="1A1915"/>
+          <w:sz w:val="21"/>
+          <w:szCs w:val="21"/>
+        </w:rPr>
+        <w:t>OpenBMB's own guidance is worth repeating exactly, because it is unusually specific: use the tags sparingly, prefer the lowercase forms such as `[laughing]` over variants like `[Laughter]`, and avoid stacking several into one sentence. The model card lists instability on “very long or highly expressive inputs” among its limitations, which is the same caution from the other direction.</w:t>
+      </w:r>
+    </w:p>
+    <w:p>
+      <w:pPr>
+        <w:keepNext/>
+        <w:spacing w:before="320" w:after="120"/>
+      </w:pPr>
+      <w:r>
+        <w:rPr>
+          <w:rFonts w:ascii="Georgia" w:hAnsi="Georgia" w:cs="Georgia"/>
+          <w:b/>
+          <w:i w:val="0"/>
+          <w:color w:val="134E4A"/>
+          <w:sz w:val="28"/>
+          <w:szCs w:val="28"/>
+        </w:rPr>
+        <w:t>11.1  A separate mechanism: parenthetical voice design</w:t>
+      </w:r>
+    </w:p>
+    <w:p>
+      <w:pPr>
+        <w:spacing w:after="120" w:before="0" w:line="283" w:lineRule="auto"/>
+      </w:pPr>
+      <w:r>
+        <w:rPr>
+          <w:rFonts w:ascii="Calibri" w:hAnsi="Calibri" w:cs="Calibri"/>
+          <w:b w:val="0"/>
+          <w:i w:val="0"/>
+          <w:color w:val="1A1915"/>
+          <w:sz w:val="21"/>
+          <w:szCs w:val="21"/>
+        </w:rPr>
+        <w:t>Distinct from the bracket tags, and easy to confuse with them, VoxCPM2 also accepts a natural-language description in parentheses at the start of the text — `(A young woman, gentle and sweet voice)` for voice design from nothing, or `(slightly faster, cheerful tone)` layered on top of a reference clip for cloning with style guidance.</w:t>
+      </w:r>
+    </w:p>
+    <w:p>
+      <w:pPr>
+        <w:spacing w:after="120" w:before="0" w:line="283" w:lineRule="auto"/>
+      </w:pPr>
+      <w:r>
+        <w:rPr>
+          <w:rFonts w:ascii="Calibri" w:hAnsi="Calibri" w:cs="Calibri"/>
+          <w:b w:val="0"/>
+          <w:i w:val="0"/>
+          <w:color w:val="1A1915"/>
+          <w:sz w:val="21"/>
+          <w:szCs w:val="21"/>
+        </w:rPr>
+        <w:t>This overlaps our layer 1 and is not a replacement for it. It is free-text, so it is not enumerable, not reproducible across runs — the model card explicitly recommends generating one to three times to get the output you want — and offers no way to sweep an axis or verify that a request was honoured. Our tag trades expressiveness for exactly those properties: 32 slot values, deterministic given a seed, and measurable. The two can coexist in the same call, since one is a parenthetical prefix and the other a bracketed header.</w:t>
+      </w:r>
+    </w:p>
+    <w:p>
+      <w:pPr>
+        <w:keepNext/>
+        <w:spacing w:before="320" w:after="120"/>
+      </w:pPr>
+      <w:r>
+        <w:rPr>
+          <w:rFonts w:ascii="Georgia" w:hAnsi="Georgia" w:cs="Georgia"/>
+          <w:b/>
+          <w:i w:val="0"/>
+          <w:color w:val="134E4A"/>
+          <w:sz w:val="28"/>
+          <w:szCs w:val="28"/>
+        </w:rPr>
+        <w:t>11.2  What is not known, and the experiment that settles it</w:t>
+      </w:r>
+    </w:p>
+    <w:p>
+      <w:pPr>
+        <w:spacing w:after="200" w:before="0" w:line="283" w:lineRule="auto"/>
+      </w:pPr>
+      <w:r>
+        <w:rPr>
+          <w:rFonts w:ascii="Calibri" w:hAnsi="Calibri" w:cs="Calibri"/>
+          <w:b w:val="0"/>
+          <w:i w:val="0"/>
+          <w:color w:val="1A1915"/>
+          <w:sz w:val="21"/>
+          <w:szCs w:val="21"/>
+        </w:rPr>
+        <w:t>Everything above is documented for VoxCPM2 in general. None of it is documented for Khmer, and this project has already been bitten once by assuming a control surface transfers to a language it was not demonstrated on — document 10 records exactly that caveat for Higgs TTS 3's control tokens, whose Khmer behaviour is untested because Khmer is not among its documented languages.</w:t>
+      </w:r>
+    </w:p>
+    <w:tbl>
+      <w:tblPr>
+        <w:tblStyle w:val="TableGrid"/>
+        <w:tblW w:type="auto" w:w="0"/>
+        <w:tblLayout w:type="fixed"/>
+        <w:tblLook w:firstColumn="1" w:firstRow="1" w:lastColumn="0" w:lastRow="0" w:noHBand="0" w:noVBand="1" w:val="04A0"/>
+      </w:tblPr>
+      <w:tblGrid>
+        <w:gridCol w:w="4680"/>
+        <w:gridCol w:w="4680"/>
+      </w:tblGrid>
+      <w:tr>
+        <w:tc>
+          <w:tcPr>
+            <w:tcW w:type="dxa" w:w="3233"/>
+            <w:vAlign w:val="center"/>
+            <w:shd w:val="clear" w:color="auto" w:fill="0B776F"/>
+            <w:tcBorders>
+              <w:top w:val="single" w:sz="4" w:space="0" w:color="E5E1D8"/>
+              <w:left w:val="single" w:sz="4" w:space="0" w:color="E5E1D8"/>
+              <w:bottom w:val="single" w:sz="4" w:space="0" w:color="E5E1D8"/>
+              <w:right w:val="single" w:sz="4" w:space="0" w:color="E5E1D8"/>
+            </w:tcBorders>
+          </w:tcPr>
+          <w:p>
+            <w:pPr>
+              <w:spacing w:before="50" w:after="50" w:line="254" w:lineRule="auto"/>
+            </w:pPr>
+            <w:r/>
+            <w:r>
+              <w:rPr>
+                <w:rFonts w:ascii="Calibri" w:hAnsi="Calibri" w:cs="Calibri"/>
+                <w:b/>
+                <w:i w:val="0"/>
+                <w:color w:val="FFFFFF"/>
+                <w:sz w:val="17"/>
+                <w:szCs w:val="18"/>
+              </w:rPr>
+              <w:t>Open question</w:t>
+            </w:r>
+          </w:p>
+        </w:tc>
+        <w:tc>
+          <w:tcPr>
+            <w:tcW w:type="dxa" w:w="6127"/>
+            <w:vAlign w:val="center"/>
+            <w:shd w:val="clear" w:color="auto" w:fill="0B776F"/>
+            <w:tcBorders>
+              <w:top w:val="single" w:sz="4" w:space="0" w:color="E5E1D8"/>
+              <w:left w:val="single" w:sz="4" w:space="0" w:color="E5E1D8"/>
+              <w:bottom w:val="single" w:sz="4" w:space="0" w:color="E5E1D8"/>
+              <w:right w:val="single" w:sz="4" w:space="0" w:color="E5E1D8"/>
+            </w:tcBorders>
+          </w:tcPr>
+          <w:p>
+            <w:pPr>
+              <w:spacing w:before="50" w:after="50" w:line="254" w:lineRule="auto"/>
+            </w:pPr>
+            <w:r/>
+            <w:r>
+              <w:rPr>
+                <w:rFonts w:ascii="Calibri" w:hAnsi="Calibri" w:cs="Calibri"/>
+                <w:b/>
+                <w:i w:val="0"/>
+                <w:color w:val="FFFFFF"/>
+                <w:sz w:val="17"/>
+                <w:szCs w:val="18"/>
+              </w:rPr>
+              <w:t>Why it is genuinely open</w:t>
+            </w:r>
+          </w:p>
+        </w:tc>
+      </w:tr>
+      <w:tr>
+        <w:tc>
+          <w:tcPr>
+            <w:tcW w:type="dxa" w:w="3233"/>
+            <w:vAlign w:val="center"/>
+            <w:shd w:val="clear" w:color="auto" w:fill="FFFFFF"/>
+            <w:tcBorders>
+              <w:top w:val="single" w:sz="4" w:space="0" w:color="E5E1D8"/>
+              <w:left w:val="single" w:sz="4" w:space="0" w:color="E5E1D8"/>
+              <w:bottom w:val="single" w:sz="4" w:space="0" w:color="E5E1D8"/>
+              <w:right w:val="single" w:sz="4" w:space="0" w:color="E5E1D8"/>
+            </w:tcBorders>
+          </w:tcPr>
+          <w:p>
+            <w:pPr>
+              <w:spacing w:before="50" w:after="50" w:line="254" w:lineRule="auto"/>
+            </w:pPr>
+            <w:r/>
+            <w:r>
+              <w:rPr>
+                <w:rFonts w:ascii="Calibri" w:hAnsi="Calibri" w:cs="Calibri"/>
+                <w:b w:val="0"/>
+                <w:i w:val="0"/>
+                <w:color w:val="1A1915"/>
+                <w:sz w:val="17"/>
+                <w:szCs w:val="18"/>
+              </w:rPr>
+              <w:t>Do the tags fire in Khmer text at all?</w:t>
+            </w:r>
+          </w:p>
+        </w:tc>
+        <w:tc>
+          <w:tcPr>
+            <w:tcW w:type="dxa" w:w="6127"/>
+            <w:vAlign w:val="center"/>
+            <w:shd w:val="clear" w:color="auto" w:fill="FFFFFF"/>
+            <w:tcBorders>
+              <w:top w:val="single" w:sz="4" w:space="0" w:color="E5E1D8"/>
+              <w:left w:val="single" w:sz="4" w:space="0" w:color="E5E1D8"/>
+              <w:bottom w:val="single" w:sz="4" w:space="0" w:color="E5E1D8"/>
+              <w:right w:val="single" w:sz="4" w:space="0" w:color="E5E1D8"/>
+            </w:tcBorders>
+          </w:tcPr>
+          <w:p>
+            <w:pPr>
+              <w:spacing w:before="50" w:after="50" w:line="254" w:lineRule="auto"/>
+            </w:pPr>
+            <w:r/>
+            <w:r>
+              <w:rPr>
+                <w:rFonts w:ascii="Calibri" w:hAnsi="Calibri" w:cs="Calibri"/>
+                <w:b w:val="0"/>
+                <w:i w:val="0"/>
+                <w:color w:val="1A1915"/>
+                <w:sz w:val="17"/>
+                <w:szCs w:val="18"/>
+              </w:rPr>
+              <w:t>The tags are English strings inside a Khmer sentence. Khmer tokenises to UTF-8 byte tokens; the tag does not. Whether the model recognises the pattern in that context is an empirical question.</w:t>
+            </w:r>
+          </w:p>
+        </w:tc>
+      </w:tr>
+      <w:tr>
+        <w:tc>
+          <w:tcPr>
+            <w:tcW w:type="dxa" w:w="3233"/>
+            <w:vAlign w:val="center"/>
+            <w:shd w:val="clear" w:color="auto" w:fill="F4F2EC"/>
+            <w:tcBorders>
+              <w:top w:val="single" w:sz="4" w:space="0" w:color="E5E1D8"/>
+              <w:left w:val="single" w:sz="4" w:space="0" w:color="E5E1D8"/>
+              <w:bottom w:val="single" w:sz="4" w:space="0" w:color="E5E1D8"/>
+              <w:right w:val="single" w:sz="4" w:space="0" w:color="E5E1D8"/>
+            </w:tcBorders>
+          </w:tcPr>
+          <w:p>
+            <w:pPr>
+              <w:spacing w:before="50" w:after="50" w:line="254" w:lineRule="auto"/>
+            </w:pPr>
+            <w:r/>
+            <w:r>
+              <w:rPr>
+                <w:rFonts w:ascii="Calibri" w:hAnsi="Calibri" w:cs="Calibri"/>
+                <w:b w:val="0"/>
+                <w:i w:val="0"/>
+                <w:color w:val="1A1915"/>
+                <w:sz w:val="17"/>
+                <w:szCs w:val="18"/>
+              </w:rPr>
+              <w:t>Are they read aloud instead?</w:t>
+            </w:r>
+          </w:p>
+        </w:tc>
+        <w:tc>
+          <w:tcPr>
+            <w:tcW w:type="dxa" w:w="6127"/>
+            <w:vAlign w:val="center"/>
+            <w:shd w:val="clear" w:color="auto" w:fill="F4F2EC"/>
+            <w:tcBorders>
+              <w:top w:val="single" w:sz="4" w:space="0" w:color="E5E1D8"/>
+              <w:left w:val="single" w:sz="4" w:space="0" w:color="E5E1D8"/>
+              <w:bottom w:val="single" w:sz="4" w:space="0" w:color="E5E1D8"/>
+              <w:right w:val="single" w:sz="4" w:space="0" w:color="E5E1D8"/>
+            </w:tcBorders>
+          </w:tcPr>
+          <w:p>
+            <w:pPr>
+              <w:spacing w:before="50" w:after="50" w:line="254" w:lineRule="auto"/>
+            </w:pPr>
+            <w:r/>
+            <w:r>
+              <w:rPr>
+                <w:rFonts w:ascii="Calibri" w:hAnsi="Calibri" w:cs="Calibri"/>
+                <w:b w:val="0"/>
+                <w:i w:val="0"/>
+                <w:color w:val="1A1915"/>
+                <w:sz w:val="17"/>
+                <w:szCs w:val="18"/>
+              </w:rPr>
+              <w:t>The failure mode to check for is the model pronouncing “laughing” rather than laughing — the same check run on the prosodic tag in section 3, which passed.</w:t>
+            </w:r>
+          </w:p>
+        </w:tc>
+      </w:tr>
+      <w:tr>
+        <w:tc>
+          <w:tcPr>
+            <w:tcW w:type="dxa" w:w="3233"/>
+            <w:vAlign w:val="center"/>
+            <w:shd w:val="clear" w:color="auto" w:fill="FFFFFF"/>
+            <w:tcBorders>
+              <w:top w:val="single" w:sz="4" w:space="0" w:color="E5E1D8"/>
+              <w:left w:val="single" w:sz="4" w:space="0" w:color="E5E1D8"/>
+              <w:bottom w:val="single" w:sz="4" w:space="0" w:color="E5E1D8"/>
+              <w:right w:val="single" w:sz="4" w:space="0" w:color="E5E1D8"/>
+            </w:tcBorders>
+          </w:tcPr>
+          <w:p>
+            <w:pPr>
+              <w:spacing w:before="50" w:after="50" w:line="254" w:lineRule="auto"/>
+            </w:pPr>
+            <w:r/>
+            <w:r>
+              <w:rPr>
+                <w:rFonts w:ascii="Calibri" w:hAnsi="Calibri" w:cs="Calibri"/>
+                <w:b w:val="0"/>
+                <w:i w:val="0"/>
+                <w:color w:val="1A1915"/>
+                <w:sz w:val="17"/>
+                <w:szCs w:val="18"/>
+              </w:rPr>
+              <w:t>Does the prosodic adapter damage them?</w:t>
+            </w:r>
+          </w:p>
+        </w:tc>
+        <w:tc>
+          <w:tcPr>
+            <w:tcW w:type="dxa" w:w="6127"/>
+            <w:vAlign w:val="center"/>
+            <w:shd w:val="clear" w:color="auto" w:fill="FFFFFF"/>
+            <w:tcBorders>
+              <w:top w:val="single" w:sz="4" w:space="0" w:color="E5E1D8"/>
+              <w:left w:val="single" w:sz="4" w:space="0" w:color="E5E1D8"/>
+              <w:bottom w:val="single" w:sz="4" w:space="0" w:color="E5E1D8"/>
+              <w:right w:val="single" w:sz="4" w:space="0" w:color="E5E1D8"/>
+            </w:tcBorders>
+          </w:tcPr>
+          <w:p>
+            <w:pPr>
+              <w:spacing w:before="50" w:after="50" w:line="254" w:lineRule="auto"/>
+            </w:pPr>
+            <w:r/>
+            <w:r>
+              <w:rPr>
+                <w:rFonts w:ascii="Calibri" w:hAnsi="Calibri" w:cs="Calibri"/>
+                <w:b w:val="0"/>
+                <w:i w:val="0"/>
+                <w:color w:val="1A1915"/>
+                <w:sz w:val="17"/>
+                <w:szCs w:val="18"/>
+              </w:rPr>
+              <w:t>The adapter was trained on read speech containing no laughter, and LoRA adaptation can erode capabilities absent from the fine-tuning distribution. This is testable against the same clip generated with the adapter disabled.</w:t>
+            </w:r>
+          </w:p>
+        </w:tc>
+      </w:tr>
+    </w:tbl>
+    <w:p>
+      <w:pPr>
+        <w:spacing w:after="40"/>
+      </w:pPr>
+    </w:p>
+    <w:p>
+      <w:pPr>
+        <w:spacing w:after="240" w:before="0" w:line="283" w:lineRule="auto"/>
+      </w:pPr>
+      <w:r>
+        <w:rPr>
+          <w:rFonts w:ascii="Calibri" w:hAnsi="Calibri" w:cs="Calibri"/>
+          <w:b w:val="0"/>
+          <w:i/>
+          <w:color w:val="6B6A62"/>
+          <w:sz w:val="17"/>
+          <w:szCs w:val="17"/>
+        </w:rPr>
+        <w:t>Table 16 — Three questions, none of which cost more than an afternoon to answer.</w:t>
+      </w:r>
+    </w:p>
+    <w:tbl>
+      <w:tblPr>
+        <w:tblW w:type="auto" w:w="0"/>
+        <w:tblLayout w:type="fixed"/>
+        <w:tblLook w:firstColumn="1" w:firstRow="1" w:lastColumn="0" w:lastRow="0" w:noHBand="0" w:noVBand="1" w:val="04A0"/>
+      </w:tblPr>
+      <w:tblGrid>
+        <w:gridCol w:w="9360"/>
+      </w:tblGrid>
+      <w:tr>
+        <w:tc>
+          <w:tcPr>
+            <w:tcW w:type="dxa" w:w="9360"/>
+            <w:shd w:val="clear" w:color="auto" w:fill="CCFBF1"/>
+            <w:tcBorders>
+              <w:top w:val="single" w:sz="4" w:space="0" w:color="CCFBF1"/>
+              <w:left w:val="single" w:sz="24" w:space="0" w:color="0B776F"/>
+              <w:bottom w:val="single" w:sz="4" w:space="0" w:color="CCFBF1"/>
+              <w:right w:val="single" w:sz="4" w:space="0" w:color="CCFBF1"/>
+            </w:tcBorders>
+          </w:tcPr>
+          <w:p>
+            <w:pPr>
+              <w:spacing w:before="100" w:after="40"/>
+              <w:ind w:left="144"/>
+            </w:pPr>
+            <w:r/>
+            <w:r>
+              <w:rPr>
+                <w:rFonts w:ascii="Calibri" w:hAnsi="Calibri" w:cs="Calibri"/>
+                <w:b/>
+                <w:i w:val="0"/>
+                <w:color w:val="0B776F"/>
+                <w:sz w:val="19"/>
+                <w:szCs w:val="19"/>
+              </w:rPr>
+              <w:t>The cheapest useful next experiment</w:t>
+            </w:r>
+          </w:p>
+          <w:p>
+            <w:pPr>
+              <w:spacing w:after="100" w:line="276" w:lineRule="auto"/>
+              <w:ind w:left="144"/>
+            </w:pPr>
+            <w:r>
+              <w:rPr>
+                <w:rFonts w:ascii="Calibri" w:hAnsi="Calibri" w:cs="Calibri"/>
+                <w:b w:val="0"/>
+                <w:i w:val="0"/>
+                <w:color w:val="1A1915"/>
+                <w:sz w:val="19"/>
+                <w:szCs w:val="19"/>
+              </w:rPr>
+              <w:t>Synthesize a fixed set of Khmer sentences with and without each tag, three ways: base model, adapter enabled, adapter disabled. Then measure rather than listen — duration delta (a real laugh lengthens the clip), and the project's Khmer CTC ASR on the transcript, which will show immediately whether “laughing” is being spoken as a word.</w:t>
+            </w:r>
+          </w:p>
+          <w:p>
+            <w:pPr>
+              <w:spacing w:after="100" w:line="276" w:lineRule="auto"/>
+              <w:ind w:left="144"/>
+            </w:pPr>
+            <w:r>
+              <w:rPr>
+                <w:rFonts w:ascii="Calibri" w:hAnsi="Calibri" w:cs="Calibri"/>
+                <w:b w:val="0"/>
+                <w:i w:val="0"/>
+                <w:color w:val="1A1915"/>
+                <w:sz w:val="19"/>
+                <w:szCs w:val="19"/>
+              </w:rPr>
+              <w:t>This reuses `verify_control.py`'s measurement layer and `score_cer.py` unchanged. It needs no corpus, no labels and no training — which is what makes layer 2 the right next step rather than layers 3 and 4, where the blocker is data that does not exist.</w:t>
+            </w:r>
+          </w:p>
+        </w:tc>
+      </w:tr>
+    </w:tbl>
+    <w:p>
+      <w:pPr>
+        <w:spacing w:after="80"/>
+      </w:pPr>
+    </w:p>
+    <w:p>
+      <w:pPr>
+        <w:keepNext/>
+        <w:spacing w:before="80" w:after="200"/>
+        <w:pBdr>
+          <w:bottom w:val="single" w:sz="12" w:space="6" w:color="0B776F"/>
+        </w:pBdr>
+      </w:pPr>
+      <w:r>
+        <w:rPr>
+          <w:rFonts w:ascii="Georgia" w:hAnsi="Georgia" w:cs="Georgia"/>
+          <w:b/>
+          <w:i w:val="0"/>
+          <w:color w:val="0B776F"/>
+          <w:sz w:val="38"/>
+          <w:szCs w:val="38"/>
+        </w:rPr>
+        <w:t>12.  What this settles, and what it does not</w:t>
       </w:r>
     </w:p>
     <w:p>
@@ -11075,7 +13532,7 @@
           <w:sz w:val="21"/>
           <w:szCs w:val="21"/>
         </w:rPr>
-        <w:t xml:space="preserve"> Emotion and non-prosodic style — sadness, whispering, laughter. Those need expressive Khmer recordings. The mechanism in section 2 would carry them, but section 6 is the correction to the obvious next thought: the mechanism alone is not enough, and an emotion tag would face exactly the same competition against the acoustic prefix that the speaker tag lost. The corpus is what is missing; the onset weighting would still be required.</w:t>
+        <w:t xml:space="preserve"> Layers 3 and 4 — emotion, and voice qualities such as whispering. Those need expressive Khmer recordings, and no such corpus exists. The mechanism in section 3 would carry them, but section 7 is the correction to the obvious next thought: the mechanism alone is not enough. Both are global attributes, so an emotion tag would face exactly the same competition against the acoustic prefix that the speaker tag lost, and would need the same onset weighting. Note that laughter specifically is NOT in this category — as a local event it belongs to layer 2, which ships with the model and needs no corpus at all.</w:t>
       </w:r>
     </w:p>
     <w:p>
@@ -11095,7 +13552,7 @@
           <w:sz w:val="38"/>
           <w:szCs w:val="38"/>
         </w:rPr>
-        <w:t>11.  References</w:t>
+        <w:t>13.  References</w:t>
       </w:r>
     </w:p>
     <w:p>
@@ -11318,6 +13775,80 @@
           <w:szCs w:val="21"/>
         </w:rPr>
         <w:t xml:space="preserve"> arXiv:2207.12598 — the condition dropout VoxCPM2 implements as `training_cfg_rate`.</w:t>
+      </w:r>
+    </w:p>
+    <w:p>
+      <w:pPr>
+        <w:pStyle w:val="ListBullet"/>
+        <w:spacing w:after="60" w:line="276" w:lineRule="auto"/>
+        <w:ind w:left="648" w:hanging="288"/>
+      </w:pPr>
+      <w:r>
+        <w:rPr>
+          <w:rFonts w:ascii="Calibri" w:hAnsi="Calibri" w:cs="Calibri"/>
+          <w:i w:val="0"/>
+          <w:color w:val="1A1915"/>
+          <w:sz w:val="21"/>
+          <w:szCs w:val="21"/>
+        </w:rPr>
+        <w:t xml:space="preserve">OpenBMB. </w:t>
+      </w:r>
+      <w:r>
+        <w:rPr>
+          <w:rFonts w:ascii="Calibri" w:hAnsi="Calibri" w:cs="Calibri"/>
+          <w:i/>
+          <w:color w:val="1A1915"/>
+          <w:sz w:val="21"/>
+          <w:szCs w:val="21"/>
+        </w:rPr>
+        <w:t>A Voice Chef's Guide to VoxCPM2</w:t>
+      </w:r>
+      <w:r>
+        <w:rPr>
+          <w:rFonts w:ascii="Calibri" w:hAnsi="Calibri" w:cs="Calibri"/>
+          <w:i w:val="0"/>
+          <w:color w:val="1A1915"/>
+          <w:sz w:val="21"/>
+          <w:szCs w:val="21"/>
+        </w:rPr>
+        <w:t xml:space="preserve"> (cookbook), voxcpm.readthedocs.io/en/latest/cookbook.html — the non-verbal tag inventory in section 11, and the guidance to use them sparingly and prefer the lowercase forms.</w:t>
+      </w:r>
+    </w:p>
+    <w:p>
+      <w:pPr>
+        <w:pStyle w:val="ListBullet"/>
+        <w:spacing w:after="60" w:line="276" w:lineRule="auto"/>
+        <w:ind w:left="648" w:hanging="288"/>
+      </w:pPr>
+      <w:r>
+        <w:rPr>
+          <w:rFonts w:ascii="Calibri" w:hAnsi="Calibri" w:cs="Calibri"/>
+          <w:i w:val="0"/>
+          <w:color w:val="1A1915"/>
+          <w:sz w:val="21"/>
+          <w:szCs w:val="21"/>
+        </w:rPr>
+        <w:t xml:space="preserve">OpenBMB. </w:t>
+      </w:r>
+      <w:r>
+        <w:rPr>
+          <w:rFonts w:ascii="Calibri" w:hAnsi="Calibri" w:cs="Calibri"/>
+          <w:i/>
+          <w:color w:val="1A1915"/>
+          <w:sz w:val="21"/>
+          <w:szCs w:val="21"/>
+        </w:rPr>
+        <w:t>VoxCPM2 model card</w:t>
+      </w:r>
+      <w:r>
+        <w:rPr>
+          <w:rFonts w:ascii="Calibri" w:hAnsi="Calibri" w:cs="Calibri"/>
+          <w:i w:val="0"/>
+          <w:color w:val="1A1915"/>
+          <w:sz w:val="21"/>
+          <w:szCs w:val="21"/>
+        </w:rPr>
+        <w:t>, huggingface.co/openbmb/VoxCPM2 — parenthetical voice design and style-guided cloning, and the stated limitation that results vary between runs.</w:t>
       </w:r>
     </w:p>
     <w:p>

--- a/docs/Smean-VoxCPM2-Style-Control.docx
+++ b/docs/Smean-VoxCPM2-Style-Control.docx
@@ -104,9 +104,9 @@
           <w:sz w:val="30"/>
           <w:szCs w:val="30"/>
         </w:rPr>
-        <w:t>Layer 1: prosody. A Khmer fine-tune, the run that failed,</w:t>
+        <w:t>What the base model already does on Khmer,</w:t>
         <w:br/>
-        <w:t>and what the failure turned out to be</w:t>
+        <w:t>and what a fine-tune would have to add</w:t>
       </w:r>
     </w:p>
     <w:p>
@@ -130,7 +130,7 @@
           <w:sz w:val="22"/>
           <w:szCs w:val="22"/>
         </w:rPr>
-        <w:t>A technical report on adding expressive control to the model this project recommends for Khmer. It covers the prosodic layer in depth — including a conditioning failure well known in the generative-modelling literature but undocumented for this class of TTS system — and sets out the remaining layers as a roadmap, with the measurement that predicts how hard each will be.</w:t>
+        <w:t>A technical report on adding expressive control to the model this project recommends for Khmer — and on discovering, after building a fine-tune, that the base model already provided most of it. Contains the measurement that should have come first, the residue a fine-tune would still be for, and a conditioning failure that is well known in the generative-modelling literature but undocumented for this class of TTS system.</w:t>
       </w:r>
     </w:p>
     <w:tbl>
@@ -573,7 +573,7 @@
                 <w:sz w:val="19"/>
                 <w:szCs w:val="19"/>
               </w:rPr>
-              <w:t>Internal research document — final run in progress</w:t>
+              <w:t>Internal research document — fine-tune stopped at step 1,980/4,000</w:t>
             </w:r>
           </w:p>
         </w:tc>
@@ -622,7 +622,31 @@
           <w:sz w:val="21"/>
           <w:szCs w:val="21"/>
         </w:rPr>
-        <w:t>VoxCPM2 is this project's recommended model for Khmer, on the strength of a 2.47% character error rate against Higgs TTS 3's 8.28% and an Apache-2.0 licence. It has no expressive control. Text goes in, one voice and one delivery come out, and the only lever is a reference clip for zero-shot cloning. Higgs TTS 3, by contrast, accepts inline control tokens. The question this work answers is whether that control can be added to VoxCPM2 rather than traded for.</w:t>
+        <w:t>VoxCPM2 is this project's recommended model for Khmer, on the strength of a 2.47% character error rate against Higgs TTS 3's 8.28% and an Apache-2.0 licence. It appeared to have no expressive control: text goes in, one voice and one delivery come out. Higgs, by contrast, accepts inline control tokens. The question this work set out to answer was whether that control could be added to VoxCPM2 rather than traded for.</w:t>
+      </w:r>
+    </w:p>
+    <w:p>
+      <w:pPr>
+        <w:spacing w:after="120" w:line="283" w:lineRule="auto"/>
+      </w:pPr>
+      <w:r>
+        <w:rPr>
+          <w:rFonts w:ascii="Calibri" w:hAnsi="Calibri" w:cs="Calibri"/>
+          <w:b/>
+          <w:color w:val="1A1915"/>
+          <w:sz w:val="21"/>
+          <w:szCs w:val="21"/>
+        </w:rPr>
+        <w:t xml:space="preserve">The premise was wrong, and that is the most useful thing here. </w:t>
+      </w:r>
+      <w:r>
+        <w:rPr>
+          <w:rFonts w:ascii="Calibri" w:hAnsi="Calibri" w:cs="Calibri"/>
+          <w:color w:val="1A1915"/>
+          <w:sz w:val="21"/>
+          <w:szCs w:val="21"/>
+        </w:rPr>
+        <w:t>VoxCPM2 already has a prosodic control channel — a natural-language description in parentheses at the start of the text — and on Khmer it mostly works. Pitch moves 106 Hz across the prompt range at rho +0.76, nearly four times what this project's hand-labelled corpus can even express. That was measured in about twenty minutes, using an instrument that already existed, after a LoRA adapter had been built and one 6.5-hour training run had failed. Nobody checked first.</w:t>
       </w:r>
     </w:p>
     <w:p>
@@ -638,7 +662,7 @@
           <w:sz w:val="21"/>
           <w:szCs w:val="21"/>
         </w:rPr>
-        <w:t>It can, but not by the obvious route, and the detour is the useful part of this report. A LoRA adapter conditioned on a tag prefixed to the text — five axes: voice, speaking rate, pitch register, pitch variation and level — trains cleanly on a single 12 GB consumer GPU, converges, audibly changes the model, and ignores the tag completely. Establishing that took a 6.5-hour run and six eliminated hypotheses. The cause is neither the tag format nor the architecture but the training objective.</w:t>
+        <w:t>The fine-tune was therefore stopped at step 1,980 of 4,000. Sections 2 and 2.1 are the measurement and the honest accounting of what a fine-tune would still be for; the rest of the report is the work up to that point, which stands on its own for reasons given below.</w:t>
       </w:r>
     </w:p>
     <w:tbl>
@@ -694,7 +718,7 @@
                 <w:sz w:val="19"/>
                 <w:szCs w:val="19"/>
               </w:rPr>
-              <w:t>The conditioning channel is free, and that is not sufficient.</w:t>
+              <w:t>Measure the base model before training anything.</w:t>
             </w:r>
             <w:r>
               <w:rPr>
@@ -705,7 +729,7 @@
                 <w:sz w:val="19"/>
                 <w:szCs w:val="19"/>
               </w:rPr>
-              <w:t xml:space="preserve"> VoxCPM2's training packer zeroes the loss mask across every text position, so anything placed in the text field is pure conditioning at the cost of sequence length alone. No architectural change is needed. But a channel being lossless says nothing about whether gradient descent has any reason to use it — and by default it does not.</w:t>
+              <w:t xml:space="preserve"> The built-in parenthetical prompt already controls Khmer pitch, rate and level (section 2). Twenty minutes of measurement would have saved two training runs. This is the cheapest lesson in the report and it cost the most to learn.</w:t>
             </w:r>
           </w:p>
           <w:p>
@@ -722,7 +746,7 @@
                 <w:sz w:val="19"/>
                 <w:szCs w:val="19"/>
               </w:rPr>
-              <w:t>Teacher forcing is why.</w:t>
+              <w:t>“It responds” and “it is controllable” are different claims.</w:t>
             </w:r>
             <w:r>
               <w:rPr>
@@ -733,7 +757,7 @@
                 <w:sz w:val="19"/>
                 <w:szCs w:val="19"/>
               </w:rPr>
-              <w:t xml:space="preserve"> Each audio patch is predicted with the preceding ground-truth patches visible, and a speaker's pitch is trivially readable off those. The tag is therefore redundant with the acoustic prefix everywhere except the start of the clip, and redundant information receives no gradient. This is the information-preference problem of Chen et al.'s Variational Lossy Autoencoder (2017), arriving somewhere the VoxCPM2 documentation gives no warning about.</w:t>
+              <w:t xml:space="preserve"> Energy correlates with the prompt at p = 0.002, and re-rolling the seed moves the output further than changing the command does. Averaging across sentences hides that completely, which is why every cell was generated three times.</w:t>
             </w:r>
           </w:p>
           <w:p>
@@ -750,7 +774,7 @@
                 <w:sz w:val="19"/>
                 <w:szCs w:val="19"/>
               </w:rPr>
-              <w:t>Generated audio could not diagnose it; the training objective could.</w:t>
+              <w:t>The conditioning failure is the transferable result, and it survives the correction.</w:t>
             </w:r>
             <w:r>
               <w:rPr>
@@ -761,7 +785,7 @@
                 <w:sz w:val="19"/>
                 <w:szCs w:val="19"/>
               </w:rPr>
-              <w:t xml:space="preserve"> Measuring output cannot distinguish “never learned the tag” from “learned it and lost it in sampling”. Comparing the loss under a correct versus a swapped tag, with a scrambled-transcript positive control, separates them in about two minutes.</w:t>
+              <w:t xml:space="preserve"> A global attribute placed in the text field earns a gradient roughly 290× smaller than the transcript does, because teacher forcing lets the model read that attribute off the ground-truth acoustic prefix instead. This is the information-preference problem of Chen et al.'s Variational Lossy Autoencoder (2017), arriving somewhere the VoxCPM2 documentation gives no warning about. It applies to emotion and voice quality exactly as it applied here.</w:t>
             </w:r>
           </w:p>
           <w:p>
@@ -778,7 +802,7 @@
                 <w:sz w:val="19"/>
                 <w:szCs w:val="19"/>
               </w:rPr>
-              <w:t>Two changes fix it</w:t>
+              <w:t>That failure makes global conditioning expensive, not impossible.</w:t>
             </w:r>
             <w:r>
               <w:rPr>
@@ -789,7 +813,7 @@
                 <w:sz w:val="19"/>
                 <w:szCs w:val="19"/>
               </w:rPr>
-              <w:t>, each isolated by its own probe against a pass mark fixed before any experiment ran: adapting the LM→DiT projection layers, and weighting the diffusion loss toward the audio onset where the tag is the only available cue.</w:t>
+              <w:t xml:space="preserve"> The parenthetical prompt is also a global attribute in the text field, and it works — because OpenBMB paid the cost at pre-training scale. 11.7 hours of Khmer through a LoRA cannot. Re-deriving a global attribute the base model already has is close to the worst available use of a small corpus.</w:t>
             </w:r>
           </w:p>
         </w:tc>
@@ -817,6 +841,11 @@
       </w:r>
     </w:p>
     <w:p>
+      <w:r>
+        <w:br w:type="page"/>
+      </w:r>
+    </w:p>
+    <w:p>
       <w:pPr>
         <w:keepNext/>
         <w:spacing w:before="80" w:after="200"/>
@@ -833,7 +862,2639 @@
           <w:sz w:val="38"/>
           <w:szCs w:val="38"/>
         </w:rPr>
-        <w:t>2.  The control layers</w:t>
+        <w:t>2.  The built-in control already does most of this</w:t>
+      </w:r>
+    </w:p>
+    <w:p>
+      <w:pPr>
+        <w:spacing w:after="120" w:before="0" w:line="283" w:lineRule="auto"/>
+      </w:pPr>
+      <w:r>
+        <w:rPr>
+          <w:rFonts w:ascii="Calibri" w:hAnsi="Calibri" w:cs="Calibri"/>
+          <w:b w:val="0"/>
+          <w:i w:val="0"/>
+          <w:color w:val="1A1915"/>
+          <w:sz w:val="21"/>
+          <w:szCs w:val="21"/>
+        </w:rPr>
+        <w:t>VoxCPM2 accepts a natural-language description in parentheses before the text — `(speaking quickly)`, `(a high-pitched voice)`. OpenBMB document this for voice design and for style-guided cloning, listing “gender, age, tone, emotion, pace” among what it steers. Nothing in their documentation covers Khmer, and this project had already been burned once by assuming a control surface transfers to an undocumented language — document 10 carries exactly that caveat for Higgs TTS 3.</w:t>
+      </w:r>
+    </w:p>
+    <w:p>
+      <w:pPr>
+        <w:spacing w:after="200" w:before="0" w:line="283" w:lineRule="auto"/>
+      </w:pPr>
+      <w:r>
+        <w:rPr>
+          <w:rFonts w:ascii="Calibri" w:hAnsi="Calibri" w:cs="Calibri"/>
+          <w:b w:val="0"/>
+          <w:i w:val="0"/>
+          <w:color w:val="1A1915"/>
+          <w:sz w:val="21"/>
+          <w:szCs w:val="21"/>
+        </w:rPr>
+        <w:t>So it was measured, with the same instrument used on the fine-tuned adapter: the same sentences from the frozen eval set, the same four measurements, the same correlation against a commanded level, the same corpus ceilings for scale. One addition — each cell is generated three times at different seeds, because the model card states results “may vary between runs”. That warning turns out to matter more than the effect sizes.</w:t>
+      </w:r>
+    </w:p>
+    <w:tbl>
+      <w:tblPr>
+        <w:tblStyle w:val="TableGrid"/>
+        <w:tblW w:type="auto" w:w="0"/>
+        <w:tblLayout w:type="fixed"/>
+        <w:tblLook w:firstColumn="1" w:firstRow="1" w:lastColumn="0" w:lastRow="0" w:noHBand="0" w:noVBand="1" w:val="04A0"/>
+      </w:tblPr>
+      <w:tblGrid>
+        <w:gridCol w:w="936"/>
+        <w:gridCol w:w="936"/>
+        <w:gridCol w:w="936"/>
+        <w:gridCol w:w="936"/>
+        <w:gridCol w:w="936"/>
+        <w:gridCol w:w="936"/>
+        <w:gridCol w:w="936"/>
+        <w:gridCol w:w="936"/>
+        <w:gridCol w:w="936"/>
+        <w:gridCol w:w="936"/>
+      </w:tblGrid>
+      <w:tr>
+        <w:tc>
+          <w:tcPr>
+            <w:tcW w:type="dxa" w:w="808"/>
+            <w:vAlign w:val="center"/>
+            <w:shd w:val="clear" w:color="auto" w:fill="0B776F"/>
+            <w:tcBorders>
+              <w:top w:val="single" w:sz="4" w:space="0" w:color="E5E1D8"/>
+              <w:left w:val="single" w:sz="4" w:space="0" w:color="E5E1D8"/>
+              <w:bottom w:val="single" w:sz="4" w:space="0" w:color="E5E1D8"/>
+              <w:right w:val="single" w:sz="4" w:space="0" w:color="E5E1D8"/>
+            </w:tcBorders>
+          </w:tcPr>
+          <w:p>
+            <w:pPr>
+              <w:spacing w:before="50" w:after="50" w:line="254" w:lineRule="auto"/>
+            </w:pPr>
+            <w:r/>
+            <w:r>
+              <w:rPr>
+                <w:rFonts w:ascii="Calibri" w:hAnsi="Calibri" w:cs="Calibri"/>
+                <w:b/>
+                <w:i w:val="0"/>
+                <w:color w:val="FFFFFF"/>
+                <w:sz w:val="16"/>
+                <w:szCs w:val="16"/>
+              </w:rPr>
+              <w:t>Axis</w:t>
+            </w:r>
+          </w:p>
+        </w:tc>
+        <w:tc>
+          <w:tcPr>
+            <w:tcW w:type="dxa" w:w="835"/>
+            <w:vAlign w:val="center"/>
+            <w:shd w:val="clear" w:color="auto" w:fill="0B776F"/>
+            <w:tcBorders>
+              <w:top w:val="single" w:sz="4" w:space="0" w:color="E5E1D8"/>
+              <w:left w:val="single" w:sz="4" w:space="0" w:color="E5E1D8"/>
+              <w:bottom w:val="single" w:sz="4" w:space="0" w:color="E5E1D8"/>
+              <w:right w:val="single" w:sz="4" w:space="0" w:color="E5E1D8"/>
+            </w:tcBorders>
+          </w:tcPr>
+          <w:p>
+            <w:pPr>
+              <w:spacing w:before="50" w:after="50" w:line="254" w:lineRule="auto"/>
+            </w:pPr>
+            <w:r/>
+            <w:r>
+              <w:rPr>
+                <w:rFonts w:ascii="Calibri" w:hAnsi="Calibri" w:cs="Calibri"/>
+                <w:b/>
+                <w:i w:val="0"/>
+                <w:color w:val="FFFFFF"/>
+                <w:sz w:val="16"/>
+                <w:szCs w:val="16"/>
+              </w:rPr>
+              <w:t>low</w:t>
+            </w:r>
+          </w:p>
+        </w:tc>
+        <w:tc>
+          <w:tcPr>
+            <w:tcW w:type="dxa" w:w="835"/>
+            <w:vAlign w:val="center"/>
+            <w:shd w:val="clear" w:color="auto" w:fill="0B776F"/>
+            <w:tcBorders>
+              <w:top w:val="single" w:sz="4" w:space="0" w:color="E5E1D8"/>
+              <w:left w:val="single" w:sz="4" w:space="0" w:color="E5E1D8"/>
+              <w:bottom w:val="single" w:sz="4" w:space="0" w:color="E5E1D8"/>
+              <w:right w:val="single" w:sz="4" w:space="0" w:color="E5E1D8"/>
+            </w:tcBorders>
+          </w:tcPr>
+          <w:p>
+            <w:pPr>
+              <w:spacing w:before="50" w:after="50" w:line="254" w:lineRule="auto"/>
+            </w:pPr>
+            <w:r/>
+            <w:r>
+              <w:rPr>
+                <w:rFonts w:ascii="Calibri" w:hAnsi="Calibri" w:cs="Calibri"/>
+                <w:b/>
+                <w:i w:val="0"/>
+                <w:color w:val="FFFFFF"/>
+                <w:sz w:val="16"/>
+                <w:szCs w:val="16"/>
+              </w:rPr>
+              <w:t>mid</w:t>
+            </w:r>
+          </w:p>
+        </w:tc>
+        <w:tc>
+          <w:tcPr>
+            <w:tcW w:type="dxa" w:w="835"/>
+            <w:vAlign w:val="center"/>
+            <w:shd w:val="clear" w:color="auto" w:fill="0B776F"/>
+            <w:tcBorders>
+              <w:top w:val="single" w:sz="4" w:space="0" w:color="E5E1D8"/>
+              <w:left w:val="single" w:sz="4" w:space="0" w:color="E5E1D8"/>
+              <w:bottom w:val="single" w:sz="4" w:space="0" w:color="E5E1D8"/>
+              <w:right w:val="single" w:sz="4" w:space="0" w:color="E5E1D8"/>
+            </w:tcBorders>
+          </w:tcPr>
+          <w:p>
+            <w:pPr>
+              <w:spacing w:before="50" w:after="50" w:line="254" w:lineRule="auto"/>
+            </w:pPr>
+            <w:r/>
+            <w:r>
+              <w:rPr>
+                <w:rFonts w:ascii="Calibri" w:hAnsi="Calibri" w:cs="Calibri"/>
+                <w:b/>
+                <w:i w:val="0"/>
+                <w:color w:val="FFFFFF"/>
+                <w:sz w:val="16"/>
+                <w:szCs w:val="16"/>
+              </w:rPr>
+              <w:t>high</w:t>
+            </w:r>
+          </w:p>
+        </w:tc>
+        <w:tc>
+          <w:tcPr>
+            <w:tcW w:type="dxa" w:w="1279"/>
+            <w:vAlign w:val="center"/>
+            <w:shd w:val="clear" w:color="auto" w:fill="0B776F"/>
+            <w:tcBorders>
+              <w:top w:val="single" w:sz="4" w:space="0" w:color="E5E1D8"/>
+              <w:left w:val="single" w:sz="4" w:space="0" w:color="E5E1D8"/>
+              <w:bottom w:val="single" w:sz="4" w:space="0" w:color="E5E1D8"/>
+              <w:right w:val="single" w:sz="4" w:space="0" w:color="E5E1D8"/>
+            </w:tcBorders>
+          </w:tcPr>
+          <w:p>
+            <w:pPr>
+              <w:spacing w:before="50" w:after="50" w:line="254" w:lineRule="auto"/>
+            </w:pPr>
+            <w:r/>
+            <w:r>
+              <w:rPr>
+                <w:rFonts w:ascii="Calibri" w:hAnsi="Calibri" w:cs="Calibri"/>
+                <w:b/>
+                <w:i w:val="0"/>
+                <w:color w:val="FFFFFF"/>
+                <w:sz w:val="16"/>
+                <w:szCs w:val="16"/>
+              </w:rPr>
+              <w:t>low → high</w:t>
+            </w:r>
+          </w:p>
+        </w:tc>
+        <w:tc>
+          <w:tcPr>
+            <w:tcW w:type="dxa" w:w="1145"/>
+            <w:vAlign w:val="center"/>
+            <w:shd w:val="clear" w:color="auto" w:fill="0B776F"/>
+            <w:tcBorders>
+              <w:top w:val="single" w:sz="4" w:space="0" w:color="E5E1D8"/>
+              <w:left w:val="single" w:sz="4" w:space="0" w:color="E5E1D8"/>
+              <w:bottom w:val="single" w:sz="4" w:space="0" w:color="E5E1D8"/>
+              <w:right w:val="single" w:sz="4" w:space="0" w:color="E5E1D8"/>
+            </w:tcBorders>
+          </w:tcPr>
+          <w:p>
+            <w:pPr>
+              <w:spacing w:before="50" w:after="50" w:line="254" w:lineRule="auto"/>
+            </w:pPr>
+            <w:r/>
+            <w:r>
+              <w:rPr>
+                <w:rFonts w:ascii="Calibri" w:hAnsi="Calibri" w:cs="Calibri"/>
+                <w:b/>
+                <w:i w:val="0"/>
+                <w:color w:val="FFFFFF"/>
+                <w:sz w:val="16"/>
+                <w:szCs w:val="16"/>
+              </w:rPr>
+              <w:t>Corpus ceiling</w:t>
+            </w:r>
+          </w:p>
+        </w:tc>
+        <w:tc>
+          <w:tcPr>
+            <w:tcW w:type="dxa" w:w="835"/>
+            <w:vAlign w:val="center"/>
+            <w:shd w:val="clear" w:color="auto" w:fill="0B776F"/>
+            <w:tcBorders>
+              <w:top w:val="single" w:sz="4" w:space="0" w:color="E5E1D8"/>
+              <w:left w:val="single" w:sz="4" w:space="0" w:color="E5E1D8"/>
+              <w:bottom w:val="single" w:sz="4" w:space="0" w:color="E5E1D8"/>
+              <w:right w:val="single" w:sz="4" w:space="0" w:color="E5E1D8"/>
+            </w:tcBorders>
+          </w:tcPr>
+          <w:p>
+            <w:pPr>
+              <w:spacing w:before="50" w:after="50" w:line="254" w:lineRule="auto"/>
+            </w:pPr>
+            <w:r/>
+            <w:r>
+              <w:rPr>
+                <w:rFonts w:ascii="Calibri" w:hAnsi="Calibri" w:cs="Calibri"/>
+                <w:b/>
+                <w:i w:val="0"/>
+                <w:color w:val="FFFFFF"/>
+                <w:sz w:val="16"/>
+                <w:szCs w:val="16"/>
+              </w:rPr>
+              <w:t>rho</w:t>
+            </w:r>
+          </w:p>
+        </w:tc>
+        <w:tc>
+          <w:tcPr>
+            <w:tcW w:type="dxa" w:w="808"/>
+            <w:vAlign w:val="center"/>
+            <w:shd w:val="clear" w:color="auto" w:fill="0B776F"/>
+            <w:tcBorders>
+              <w:top w:val="single" w:sz="4" w:space="0" w:color="E5E1D8"/>
+              <w:left w:val="single" w:sz="4" w:space="0" w:color="E5E1D8"/>
+              <w:bottom w:val="single" w:sz="4" w:space="0" w:color="E5E1D8"/>
+              <w:right w:val="single" w:sz="4" w:space="0" w:color="E5E1D8"/>
+            </w:tcBorders>
+          </w:tcPr>
+          <w:p>
+            <w:pPr>
+              <w:spacing w:before="50" w:after="50" w:line="254" w:lineRule="auto"/>
+            </w:pPr>
+            <w:r/>
+            <w:r>
+              <w:rPr>
+                <w:rFonts w:ascii="Calibri" w:hAnsi="Calibri" w:cs="Calibri"/>
+                <w:b/>
+                <w:i w:val="0"/>
+                <w:color w:val="FFFFFF"/>
+                <w:sz w:val="16"/>
+                <w:szCs w:val="16"/>
+              </w:rPr>
+              <w:t>p</w:t>
+            </w:r>
+          </w:p>
+        </w:tc>
+        <w:tc>
+          <w:tcPr>
+            <w:tcW w:type="dxa" w:w="1010"/>
+            <w:vAlign w:val="center"/>
+            <w:shd w:val="clear" w:color="auto" w:fill="0B776F"/>
+            <w:tcBorders>
+              <w:top w:val="single" w:sz="4" w:space="0" w:color="E5E1D8"/>
+              <w:left w:val="single" w:sz="4" w:space="0" w:color="E5E1D8"/>
+              <w:bottom w:val="single" w:sz="4" w:space="0" w:color="E5E1D8"/>
+              <w:right w:val="single" w:sz="4" w:space="0" w:color="E5E1D8"/>
+            </w:tcBorders>
+          </w:tcPr>
+          <w:p>
+            <w:pPr>
+              <w:spacing w:before="50" w:after="50" w:line="254" w:lineRule="auto"/>
+            </w:pPr>
+            <w:r/>
+            <w:r>
+              <w:rPr>
+                <w:rFonts w:ascii="Calibri" w:hAnsi="Calibri" w:cs="Calibri"/>
+                <w:b/>
+                <w:i w:val="0"/>
+                <w:color w:val="FFFFFF"/>
+                <w:sz w:val="16"/>
+                <w:szCs w:val="16"/>
+              </w:rPr>
+              <w:t>Run-to-run sd</w:t>
+            </w:r>
+          </w:p>
+        </w:tc>
+        <w:tc>
+          <w:tcPr>
+            <w:tcW w:type="dxa" w:w="970"/>
+            <w:vAlign w:val="center"/>
+            <w:shd w:val="clear" w:color="auto" w:fill="0B776F"/>
+            <w:tcBorders>
+              <w:top w:val="single" w:sz="4" w:space="0" w:color="E5E1D8"/>
+              <w:left w:val="single" w:sz="4" w:space="0" w:color="E5E1D8"/>
+              <w:bottom w:val="single" w:sz="4" w:space="0" w:color="E5E1D8"/>
+              <w:right w:val="single" w:sz="4" w:space="0" w:color="E5E1D8"/>
+            </w:tcBorders>
+          </w:tcPr>
+          <w:p>
+            <w:pPr>
+              <w:spacing w:before="50" w:after="50" w:line="254" w:lineRule="auto"/>
+            </w:pPr>
+            <w:r/>
+            <w:r>
+              <w:rPr>
+                <w:rFonts w:ascii="Calibri" w:hAnsi="Calibri" w:cs="Calibri"/>
+                <w:b/>
+                <w:i w:val="0"/>
+                <w:color w:val="FFFFFF"/>
+                <w:sz w:val="16"/>
+                <w:szCs w:val="16"/>
+              </w:rPr>
+              <w:t>Effect ÷ noise</w:t>
+            </w:r>
+          </w:p>
+        </w:tc>
+      </w:tr>
+      <w:tr>
+        <w:tc>
+          <w:tcPr>
+            <w:tcW w:type="dxa" w:w="808"/>
+            <w:vAlign w:val="center"/>
+            <w:shd w:val="clear" w:color="auto" w:fill="FFFFFF"/>
+            <w:tcBorders>
+              <w:top w:val="single" w:sz="4" w:space="0" w:color="E5E1D8"/>
+              <w:left w:val="single" w:sz="4" w:space="0" w:color="E5E1D8"/>
+              <w:bottom w:val="single" w:sz="4" w:space="0" w:color="E5E1D8"/>
+              <w:right w:val="single" w:sz="4" w:space="0" w:color="E5E1D8"/>
+            </w:tcBorders>
+          </w:tcPr>
+          <w:p>
+            <w:pPr>
+              <w:spacing w:before="50" w:after="50" w:line="254" w:lineRule="auto"/>
+            </w:pPr>
+            <w:r/>
+            <w:r>
+              <w:rPr>
+                <w:rFonts w:ascii="Courier New" w:hAnsi="Courier New" w:cs="Khmer OS System"/>
+                <w:b w:val="0"/>
+                <w:i w:val="0"/>
+                <w:color w:val="1A1915"/>
+                <w:sz w:val="15"/>
+                <w:szCs w:val="15"/>
+              </w:rPr>
+              <w:t>pitch</w:t>
+            </w:r>
+          </w:p>
+        </w:tc>
+        <w:tc>
+          <w:tcPr>
+            <w:tcW w:type="dxa" w:w="835"/>
+            <w:vAlign w:val="center"/>
+            <w:shd w:val="clear" w:color="auto" w:fill="FFFFFF"/>
+            <w:tcBorders>
+              <w:top w:val="single" w:sz="4" w:space="0" w:color="E5E1D8"/>
+              <w:left w:val="single" w:sz="4" w:space="0" w:color="E5E1D8"/>
+              <w:bottom w:val="single" w:sz="4" w:space="0" w:color="E5E1D8"/>
+              <w:right w:val="single" w:sz="4" w:space="0" w:color="E5E1D8"/>
+            </w:tcBorders>
+          </w:tcPr>
+          <w:p>
+            <w:pPr>
+              <w:spacing w:before="50" w:after="50" w:line="254" w:lineRule="auto"/>
+              <w:jc w:val="right"/>
+            </w:pPr>
+            <w:r/>
+            <w:r>
+              <w:rPr>
+                <w:rFonts w:ascii="Calibri" w:hAnsi="Calibri" w:cs="Calibri"/>
+                <w:b w:val="0"/>
+                <w:i w:val="0"/>
+                <w:color w:val="1A1915"/>
+                <w:sz w:val="16"/>
+                <w:szCs w:val="16"/>
+              </w:rPr>
+              <w:t>147.8</w:t>
+            </w:r>
+          </w:p>
+        </w:tc>
+        <w:tc>
+          <w:tcPr>
+            <w:tcW w:type="dxa" w:w="835"/>
+            <w:vAlign w:val="center"/>
+            <w:shd w:val="clear" w:color="auto" w:fill="FFFFFF"/>
+            <w:tcBorders>
+              <w:top w:val="single" w:sz="4" w:space="0" w:color="E5E1D8"/>
+              <w:left w:val="single" w:sz="4" w:space="0" w:color="E5E1D8"/>
+              <w:bottom w:val="single" w:sz="4" w:space="0" w:color="E5E1D8"/>
+              <w:right w:val="single" w:sz="4" w:space="0" w:color="E5E1D8"/>
+            </w:tcBorders>
+          </w:tcPr>
+          <w:p>
+            <w:pPr>
+              <w:spacing w:before="50" w:after="50" w:line="254" w:lineRule="auto"/>
+              <w:jc w:val="right"/>
+            </w:pPr>
+            <w:r/>
+            <w:r>
+              <w:rPr>
+                <w:rFonts w:ascii="Calibri" w:hAnsi="Calibri" w:cs="Calibri"/>
+                <w:b w:val="0"/>
+                <w:i w:val="0"/>
+                <w:color w:val="1A1915"/>
+                <w:sz w:val="16"/>
+                <w:szCs w:val="16"/>
+              </w:rPr>
+              <w:t>202.8</w:t>
+            </w:r>
+          </w:p>
+        </w:tc>
+        <w:tc>
+          <w:tcPr>
+            <w:tcW w:type="dxa" w:w="835"/>
+            <w:vAlign w:val="center"/>
+            <w:shd w:val="clear" w:color="auto" w:fill="FFFFFF"/>
+            <w:tcBorders>
+              <w:top w:val="single" w:sz="4" w:space="0" w:color="E5E1D8"/>
+              <w:left w:val="single" w:sz="4" w:space="0" w:color="E5E1D8"/>
+              <w:bottom w:val="single" w:sz="4" w:space="0" w:color="E5E1D8"/>
+              <w:right w:val="single" w:sz="4" w:space="0" w:color="E5E1D8"/>
+            </w:tcBorders>
+          </w:tcPr>
+          <w:p>
+            <w:pPr>
+              <w:spacing w:before="50" w:after="50" w:line="254" w:lineRule="auto"/>
+              <w:jc w:val="right"/>
+            </w:pPr>
+            <w:r/>
+            <w:r>
+              <w:rPr>
+                <w:rFonts w:ascii="Calibri" w:hAnsi="Calibri" w:cs="Calibri"/>
+                <w:b w:val="0"/>
+                <w:i w:val="0"/>
+                <w:color w:val="1A1915"/>
+                <w:sz w:val="16"/>
+                <w:szCs w:val="16"/>
+              </w:rPr>
+              <w:t>254.2</w:t>
+            </w:r>
+          </w:p>
+        </w:tc>
+        <w:tc>
+          <w:tcPr>
+            <w:tcW w:type="dxa" w:w="1279"/>
+            <w:vAlign w:val="center"/>
+            <w:shd w:val="clear" w:color="auto" w:fill="FFFFFF"/>
+            <w:tcBorders>
+              <w:top w:val="single" w:sz="4" w:space="0" w:color="E5E1D8"/>
+              <w:left w:val="single" w:sz="4" w:space="0" w:color="E5E1D8"/>
+              <w:bottom w:val="single" w:sz="4" w:space="0" w:color="E5E1D8"/>
+              <w:right w:val="single" w:sz="4" w:space="0" w:color="E5E1D8"/>
+            </w:tcBorders>
+          </w:tcPr>
+          <w:p>
+            <w:pPr>
+              <w:spacing w:before="50" w:after="50" w:line="254" w:lineRule="auto"/>
+              <w:jc w:val="right"/>
+            </w:pPr>
+            <w:r/>
+            <w:r>
+              <w:rPr>
+                <w:rFonts w:ascii="Calibri" w:hAnsi="Calibri" w:cs="Calibri"/>
+                <w:b/>
+                <w:i w:val="0"/>
+                <w:color w:val="1A1915"/>
+                <w:sz w:val="16"/>
+                <w:szCs w:val="16"/>
+              </w:rPr>
+              <w:t>+106.4 Hz</w:t>
+            </w:r>
+          </w:p>
+        </w:tc>
+        <w:tc>
+          <w:tcPr>
+            <w:tcW w:type="dxa" w:w="1145"/>
+            <w:vAlign w:val="center"/>
+            <w:shd w:val="clear" w:color="auto" w:fill="FFFFFF"/>
+            <w:tcBorders>
+              <w:top w:val="single" w:sz="4" w:space="0" w:color="E5E1D8"/>
+              <w:left w:val="single" w:sz="4" w:space="0" w:color="E5E1D8"/>
+              <w:bottom w:val="single" w:sz="4" w:space="0" w:color="E5E1D8"/>
+              <w:right w:val="single" w:sz="4" w:space="0" w:color="E5E1D8"/>
+            </w:tcBorders>
+          </w:tcPr>
+          <w:p>
+            <w:pPr>
+              <w:spacing w:before="50" w:after="50" w:line="254" w:lineRule="auto"/>
+              <w:jc w:val="right"/>
+            </w:pPr>
+            <w:r/>
+            <w:r>
+              <w:rPr>
+                <w:rFonts w:ascii="Calibri" w:hAnsi="Calibri" w:cs="Calibri"/>
+                <w:b w:val="0"/>
+                <w:i w:val="0"/>
+                <w:color w:val="1A1915"/>
+                <w:sz w:val="16"/>
+                <w:szCs w:val="16"/>
+              </w:rPr>
+              <w:t>+28.3 Hz</w:t>
+            </w:r>
+          </w:p>
+        </w:tc>
+        <w:tc>
+          <w:tcPr>
+            <w:tcW w:type="dxa" w:w="835"/>
+            <w:vAlign w:val="center"/>
+            <w:shd w:val="clear" w:color="auto" w:fill="FFFFFF"/>
+            <w:tcBorders>
+              <w:top w:val="single" w:sz="4" w:space="0" w:color="E5E1D8"/>
+              <w:left w:val="single" w:sz="4" w:space="0" w:color="E5E1D8"/>
+              <w:bottom w:val="single" w:sz="4" w:space="0" w:color="E5E1D8"/>
+              <w:right w:val="single" w:sz="4" w:space="0" w:color="E5E1D8"/>
+            </w:tcBorders>
+          </w:tcPr>
+          <w:p>
+            <w:pPr>
+              <w:spacing w:before="50" w:after="50" w:line="254" w:lineRule="auto"/>
+              <w:jc w:val="right"/>
+            </w:pPr>
+            <w:r/>
+            <w:r>
+              <w:rPr>
+                <w:rFonts w:ascii="Calibri" w:hAnsi="Calibri" w:cs="Calibri"/>
+                <w:b/>
+                <w:i w:val="0"/>
+                <w:color w:val="1A1915"/>
+                <w:sz w:val="16"/>
+                <w:szCs w:val="16"/>
+              </w:rPr>
+              <w:t>+0.759</w:t>
+            </w:r>
+          </w:p>
+        </w:tc>
+        <w:tc>
+          <w:tcPr>
+            <w:tcW w:type="dxa" w:w="808"/>
+            <w:vAlign w:val="center"/>
+            <w:shd w:val="clear" w:color="auto" w:fill="FFFFFF"/>
+            <w:tcBorders>
+              <w:top w:val="single" w:sz="4" w:space="0" w:color="E5E1D8"/>
+              <w:left w:val="single" w:sz="4" w:space="0" w:color="E5E1D8"/>
+              <w:bottom w:val="single" w:sz="4" w:space="0" w:color="E5E1D8"/>
+              <w:right w:val="single" w:sz="4" w:space="0" w:color="E5E1D8"/>
+            </w:tcBorders>
+          </w:tcPr>
+          <w:p>
+            <w:pPr>
+              <w:spacing w:before="50" w:after="50" w:line="254" w:lineRule="auto"/>
+              <w:jc w:val="right"/>
+            </w:pPr>
+            <w:r/>
+            <w:r>
+              <w:rPr>
+                <w:rFonts w:ascii="Calibri" w:hAnsi="Calibri" w:cs="Calibri"/>
+                <w:b w:val="0"/>
+                <w:i w:val="0"/>
+                <w:color w:val="1A1915"/>
+                <w:sz w:val="16"/>
+                <w:szCs w:val="16"/>
+              </w:rPr>
+              <w:t>0.0002</w:t>
+            </w:r>
+          </w:p>
+        </w:tc>
+        <w:tc>
+          <w:tcPr>
+            <w:tcW w:type="dxa" w:w="1010"/>
+            <w:vAlign w:val="center"/>
+            <w:shd w:val="clear" w:color="auto" w:fill="FFFFFF"/>
+            <w:tcBorders>
+              <w:top w:val="single" w:sz="4" w:space="0" w:color="E5E1D8"/>
+              <w:left w:val="single" w:sz="4" w:space="0" w:color="E5E1D8"/>
+              <w:bottom w:val="single" w:sz="4" w:space="0" w:color="E5E1D8"/>
+              <w:right w:val="single" w:sz="4" w:space="0" w:color="E5E1D8"/>
+            </w:tcBorders>
+          </w:tcPr>
+          <w:p>
+            <w:pPr>
+              <w:spacing w:before="50" w:after="50" w:line="254" w:lineRule="auto"/>
+              <w:jc w:val="right"/>
+            </w:pPr>
+            <w:r/>
+            <w:r>
+              <w:rPr>
+                <w:rFonts w:ascii="Calibri" w:hAnsi="Calibri" w:cs="Calibri"/>
+                <w:b w:val="0"/>
+                <w:i w:val="0"/>
+                <w:color w:val="1A1915"/>
+                <w:sz w:val="16"/>
+                <w:szCs w:val="16"/>
+              </w:rPr>
+              <w:t>28.8</w:t>
+            </w:r>
+          </w:p>
+        </w:tc>
+        <w:tc>
+          <w:tcPr>
+            <w:tcW w:type="dxa" w:w="970"/>
+            <w:vAlign w:val="center"/>
+            <w:shd w:val="clear" w:color="auto" w:fill="FFFFFF"/>
+            <w:tcBorders>
+              <w:top w:val="single" w:sz="4" w:space="0" w:color="E5E1D8"/>
+              <w:left w:val="single" w:sz="4" w:space="0" w:color="E5E1D8"/>
+              <w:bottom w:val="single" w:sz="4" w:space="0" w:color="E5E1D8"/>
+              <w:right w:val="single" w:sz="4" w:space="0" w:color="E5E1D8"/>
+            </w:tcBorders>
+          </w:tcPr>
+          <w:p>
+            <w:pPr>
+              <w:spacing w:before="50" w:after="50" w:line="254" w:lineRule="auto"/>
+              <w:jc w:val="right"/>
+            </w:pPr>
+            <w:r/>
+            <w:r>
+              <w:rPr>
+                <w:rFonts w:ascii="Calibri" w:hAnsi="Calibri" w:cs="Calibri"/>
+                <w:b/>
+                <w:i w:val="0"/>
+                <w:color w:val="1A1915"/>
+                <w:sz w:val="16"/>
+                <w:szCs w:val="16"/>
+              </w:rPr>
+              <w:t>3.7</w:t>
+            </w:r>
+          </w:p>
+        </w:tc>
+      </w:tr>
+      <w:tr>
+        <w:tc>
+          <w:tcPr>
+            <w:tcW w:type="dxa" w:w="808"/>
+            <w:vAlign w:val="center"/>
+            <w:shd w:val="clear" w:color="auto" w:fill="F4F2EC"/>
+            <w:tcBorders>
+              <w:top w:val="single" w:sz="4" w:space="0" w:color="E5E1D8"/>
+              <w:left w:val="single" w:sz="4" w:space="0" w:color="E5E1D8"/>
+              <w:bottom w:val="single" w:sz="4" w:space="0" w:color="E5E1D8"/>
+              <w:right w:val="single" w:sz="4" w:space="0" w:color="E5E1D8"/>
+            </w:tcBorders>
+          </w:tcPr>
+          <w:p>
+            <w:pPr>
+              <w:spacing w:before="50" w:after="50" w:line="254" w:lineRule="auto"/>
+            </w:pPr>
+            <w:r/>
+            <w:r>
+              <w:rPr>
+                <w:rFonts w:ascii="Courier New" w:hAnsi="Courier New" w:cs="Khmer OS System"/>
+                <w:b w:val="0"/>
+                <w:i w:val="0"/>
+                <w:color w:val="1A1915"/>
+                <w:sz w:val="15"/>
+                <w:szCs w:val="15"/>
+              </w:rPr>
+              <w:t>energy</w:t>
+            </w:r>
+          </w:p>
+        </w:tc>
+        <w:tc>
+          <w:tcPr>
+            <w:tcW w:type="dxa" w:w="835"/>
+            <w:vAlign w:val="center"/>
+            <w:shd w:val="clear" w:color="auto" w:fill="F4F2EC"/>
+            <w:tcBorders>
+              <w:top w:val="single" w:sz="4" w:space="0" w:color="E5E1D8"/>
+              <w:left w:val="single" w:sz="4" w:space="0" w:color="E5E1D8"/>
+              <w:bottom w:val="single" w:sz="4" w:space="0" w:color="E5E1D8"/>
+              <w:right w:val="single" w:sz="4" w:space="0" w:color="E5E1D8"/>
+            </w:tcBorders>
+          </w:tcPr>
+          <w:p>
+            <w:pPr>
+              <w:spacing w:before="50" w:after="50" w:line="254" w:lineRule="auto"/>
+              <w:jc w:val="right"/>
+            </w:pPr>
+            <w:r/>
+            <w:r>
+              <w:rPr>
+                <w:rFonts w:ascii="Calibri" w:hAnsi="Calibri" w:cs="Calibri"/>
+                <w:b w:val="0"/>
+                <w:i w:val="0"/>
+                <w:color w:val="1A1915"/>
+                <w:sz w:val="16"/>
+                <w:szCs w:val="16"/>
+              </w:rPr>
+              <w:t>-20.4</w:t>
+            </w:r>
+          </w:p>
+        </w:tc>
+        <w:tc>
+          <w:tcPr>
+            <w:tcW w:type="dxa" w:w="835"/>
+            <w:vAlign w:val="center"/>
+            <w:shd w:val="clear" w:color="auto" w:fill="F4F2EC"/>
+            <w:tcBorders>
+              <w:top w:val="single" w:sz="4" w:space="0" w:color="E5E1D8"/>
+              <w:left w:val="single" w:sz="4" w:space="0" w:color="E5E1D8"/>
+              <w:bottom w:val="single" w:sz="4" w:space="0" w:color="E5E1D8"/>
+              <w:right w:val="single" w:sz="4" w:space="0" w:color="E5E1D8"/>
+            </w:tcBorders>
+          </w:tcPr>
+          <w:p>
+            <w:pPr>
+              <w:spacing w:before="50" w:after="50" w:line="254" w:lineRule="auto"/>
+              <w:jc w:val="right"/>
+            </w:pPr>
+            <w:r/>
+            <w:r>
+              <w:rPr>
+                <w:rFonts w:ascii="Calibri" w:hAnsi="Calibri" w:cs="Calibri"/>
+                <w:b w:val="0"/>
+                <w:i w:val="0"/>
+                <w:color w:val="1A1915"/>
+                <w:sz w:val="16"/>
+                <w:szCs w:val="16"/>
+              </w:rPr>
+              <w:t>-16.3</w:t>
+            </w:r>
+          </w:p>
+        </w:tc>
+        <w:tc>
+          <w:tcPr>
+            <w:tcW w:type="dxa" w:w="835"/>
+            <w:vAlign w:val="center"/>
+            <w:shd w:val="clear" w:color="auto" w:fill="F4F2EC"/>
+            <w:tcBorders>
+              <w:top w:val="single" w:sz="4" w:space="0" w:color="E5E1D8"/>
+              <w:left w:val="single" w:sz="4" w:space="0" w:color="E5E1D8"/>
+              <w:bottom w:val="single" w:sz="4" w:space="0" w:color="E5E1D8"/>
+              <w:right w:val="single" w:sz="4" w:space="0" w:color="E5E1D8"/>
+            </w:tcBorders>
+          </w:tcPr>
+          <w:p>
+            <w:pPr>
+              <w:spacing w:before="50" w:after="50" w:line="254" w:lineRule="auto"/>
+              <w:jc w:val="right"/>
+            </w:pPr>
+            <w:r/>
+            <w:r>
+              <w:rPr>
+                <w:rFonts w:ascii="Calibri" w:hAnsi="Calibri" w:cs="Calibri"/>
+                <w:b w:val="0"/>
+                <w:i w:val="0"/>
+                <w:color w:val="1A1915"/>
+                <w:sz w:val="16"/>
+                <w:szCs w:val="16"/>
+              </w:rPr>
+              <w:t>-15.9</w:t>
+            </w:r>
+          </w:p>
+        </w:tc>
+        <w:tc>
+          <w:tcPr>
+            <w:tcW w:type="dxa" w:w="1279"/>
+            <w:vAlign w:val="center"/>
+            <w:shd w:val="clear" w:color="auto" w:fill="F4F2EC"/>
+            <w:tcBorders>
+              <w:top w:val="single" w:sz="4" w:space="0" w:color="E5E1D8"/>
+              <w:left w:val="single" w:sz="4" w:space="0" w:color="E5E1D8"/>
+              <w:bottom w:val="single" w:sz="4" w:space="0" w:color="E5E1D8"/>
+              <w:right w:val="single" w:sz="4" w:space="0" w:color="E5E1D8"/>
+            </w:tcBorders>
+          </w:tcPr>
+          <w:p>
+            <w:pPr>
+              <w:spacing w:before="50" w:after="50" w:line="254" w:lineRule="auto"/>
+              <w:jc w:val="right"/>
+            </w:pPr>
+            <w:r/>
+            <w:r>
+              <w:rPr>
+                <w:rFonts w:ascii="Calibri" w:hAnsi="Calibri" w:cs="Calibri"/>
+                <w:b w:val="0"/>
+                <w:i w:val="0"/>
+                <w:color w:val="1A1915"/>
+                <w:sz w:val="16"/>
+                <w:szCs w:val="16"/>
+              </w:rPr>
+              <w:t>+4.50 dB</w:t>
+            </w:r>
+          </w:p>
+        </w:tc>
+        <w:tc>
+          <w:tcPr>
+            <w:tcW w:type="dxa" w:w="1145"/>
+            <w:vAlign w:val="center"/>
+            <w:shd w:val="clear" w:color="auto" w:fill="F4F2EC"/>
+            <w:tcBorders>
+              <w:top w:val="single" w:sz="4" w:space="0" w:color="E5E1D8"/>
+              <w:left w:val="single" w:sz="4" w:space="0" w:color="E5E1D8"/>
+              <w:bottom w:val="single" w:sz="4" w:space="0" w:color="E5E1D8"/>
+              <w:right w:val="single" w:sz="4" w:space="0" w:color="E5E1D8"/>
+            </w:tcBorders>
+          </w:tcPr>
+          <w:p>
+            <w:pPr>
+              <w:spacing w:before="50" w:after="50" w:line="254" w:lineRule="auto"/>
+              <w:jc w:val="right"/>
+            </w:pPr>
+            <w:r/>
+            <w:r>
+              <w:rPr>
+                <w:rFonts w:ascii="Calibri" w:hAnsi="Calibri" w:cs="Calibri"/>
+                <w:b w:val="0"/>
+                <w:i w:val="0"/>
+                <w:color w:val="1A1915"/>
+                <w:sz w:val="16"/>
+                <w:szCs w:val="16"/>
+              </w:rPr>
+              <w:t>+5.8 dB</w:t>
+            </w:r>
+          </w:p>
+        </w:tc>
+        <w:tc>
+          <w:tcPr>
+            <w:tcW w:type="dxa" w:w="835"/>
+            <w:vAlign w:val="center"/>
+            <w:shd w:val="clear" w:color="auto" w:fill="F4F2EC"/>
+            <w:tcBorders>
+              <w:top w:val="single" w:sz="4" w:space="0" w:color="E5E1D8"/>
+              <w:left w:val="single" w:sz="4" w:space="0" w:color="E5E1D8"/>
+              <w:bottom w:val="single" w:sz="4" w:space="0" w:color="E5E1D8"/>
+              <w:right w:val="single" w:sz="4" w:space="0" w:color="E5E1D8"/>
+            </w:tcBorders>
+          </w:tcPr>
+          <w:p>
+            <w:pPr>
+              <w:spacing w:before="50" w:after="50" w:line="254" w:lineRule="auto"/>
+              <w:jc w:val="right"/>
+            </w:pPr>
+            <w:r/>
+            <w:r>
+              <w:rPr>
+                <w:rFonts w:ascii="Calibri" w:hAnsi="Calibri" w:cs="Calibri"/>
+                <w:b w:val="0"/>
+                <w:i w:val="0"/>
+                <w:color w:val="1A1915"/>
+                <w:sz w:val="16"/>
+                <w:szCs w:val="16"/>
+              </w:rPr>
+              <w:t>+0.605</w:t>
+            </w:r>
+          </w:p>
+        </w:tc>
+        <w:tc>
+          <w:tcPr>
+            <w:tcW w:type="dxa" w:w="808"/>
+            <w:vAlign w:val="center"/>
+            <w:shd w:val="clear" w:color="auto" w:fill="F4F2EC"/>
+            <w:tcBorders>
+              <w:top w:val="single" w:sz="4" w:space="0" w:color="E5E1D8"/>
+              <w:left w:val="single" w:sz="4" w:space="0" w:color="E5E1D8"/>
+              <w:bottom w:val="single" w:sz="4" w:space="0" w:color="E5E1D8"/>
+              <w:right w:val="single" w:sz="4" w:space="0" w:color="E5E1D8"/>
+            </w:tcBorders>
+          </w:tcPr>
+          <w:p>
+            <w:pPr>
+              <w:spacing w:before="50" w:after="50" w:line="254" w:lineRule="auto"/>
+              <w:jc w:val="right"/>
+            </w:pPr>
+            <w:r/>
+            <w:r>
+              <w:rPr>
+                <w:rFonts w:ascii="Calibri" w:hAnsi="Calibri" w:cs="Calibri"/>
+                <w:b w:val="0"/>
+                <w:i w:val="0"/>
+                <w:color w:val="1A1915"/>
+                <w:sz w:val="16"/>
+                <w:szCs w:val="16"/>
+              </w:rPr>
+              <w:t>0.0022</w:t>
+            </w:r>
+          </w:p>
+        </w:tc>
+        <w:tc>
+          <w:tcPr>
+            <w:tcW w:type="dxa" w:w="1010"/>
+            <w:vAlign w:val="center"/>
+            <w:shd w:val="clear" w:color="auto" w:fill="F4F2EC"/>
+            <w:tcBorders>
+              <w:top w:val="single" w:sz="4" w:space="0" w:color="E5E1D8"/>
+              <w:left w:val="single" w:sz="4" w:space="0" w:color="E5E1D8"/>
+              <w:bottom w:val="single" w:sz="4" w:space="0" w:color="E5E1D8"/>
+              <w:right w:val="single" w:sz="4" w:space="0" w:color="E5E1D8"/>
+            </w:tcBorders>
+          </w:tcPr>
+          <w:p>
+            <w:pPr>
+              <w:spacing w:before="50" w:after="50" w:line="254" w:lineRule="auto"/>
+              <w:jc w:val="right"/>
+            </w:pPr>
+            <w:r/>
+            <w:r>
+              <w:rPr>
+                <w:rFonts w:ascii="Calibri" w:hAnsi="Calibri" w:cs="Calibri"/>
+                <w:b w:val="0"/>
+                <w:i w:val="0"/>
+                <w:color w:val="1A1915"/>
+                <w:sz w:val="16"/>
+                <w:szCs w:val="16"/>
+              </w:rPr>
+              <w:t>5.69</w:t>
+            </w:r>
+          </w:p>
+        </w:tc>
+        <w:tc>
+          <w:tcPr>
+            <w:tcW w:type="dxa" w:w="970"/>
+            <w:vAlign w:val="center"/>
+            <w:shd w:val="clear" w:color="auto" w:fill="F4F2EC"/>
+            <w:tcBorders>
+              <w:top w:val="single" w:sz="4" w:space="0" w:color="E5E1D8"/>
+              <w:left w:val="single" w:sz="4" w:space="0" w:color="E5E1D8"/>
+              <w:bottom w:val="single" w:sz="4" w:space="0" w:color="E5E1D8"/>
+              <w:right w:val="single" w:sz="4" w:space="0" w:color="E5E1D8"/>
+            </w:tcBorders>
+          </w:tcPr>
+          <w:p>
+            <w:pPr>
+              <w:spacing w:before="50" w:after="50" w:line="254" w:lineRule="auto"/>
+              <w:jc w:val="right"/>
+            </w:pPr>
+            <w:r/>
+            <w:r>
+              <w:rPr>
+                <w:rFonts w:ascii="Calibri" w:hAnsi="Calibri" w:cs="Calibri"/>
+                <w:b w:val="0"/>
+                <w:i w:val="0"/>
+                <w:color w:val="1A1915"/>
+                <w:sz w:val="16"/>
+                <w:szCs w:val="16"/>
+              </w:rPr>
+              <w:t>0.8</w:t>
+            </w:r>
+          </w:p>
+        </w:tc>
+      </w:tr>
+      <w:tr>
+        <w:tc>
+          <w:tcPr>
+            <w:tcW w:type="dxa" w:w="808"/>
+            <w:vAlign w:val="center"/>
+            <w:shd w:val="clear" w:color="auto" w:fill="FFFFFF"/>
+            <w:tcBorders>
+              <w:top w:val="single" w:sz="4" w:space="0" w:color="E5E1D8"/>
+              <w:left w:val="single" w:sz="4" w:space="0" w:color="E5E1D8"/>
+              <w:bottom w:val="single" w:sz="4" w:space="0" w:color="E5E1D8"/>
+              <w:right w:val="single" w:sz="4" w:space="0" w:color="E5E1D8"/>
+            </w:tcBorders>
+          </w:tcPr>
+          <w:p>
+            <w:pPr>
+              <w:spacing w:before="50" w:after="50" w:line="254" w:lineRule="auto"/>
+            </w:pPr>
+            <w:r/>
+            <w:r>
+              <w:rPr>
+                <w:rFonts w:ascii="Courier New" w:hAnsi="Courier New" w:cs="Khmer OS System"/>
+                <w:b w:val="0"/>
+                <w:i w:val="0"/>
+                <w:color w:val="1A1915"/>
+                <w:sz w:val="15"/>
+                <w:szCs w:val="15"/>
+              </w:rPr>
+              <w:t>rate</w:t>
+            </w:r>
+          </w:p>
+        </w:tc>
+        <w:tc>
+          <w:tcPr>
+            <w:tcW w:type="dxa" w:w="835"/>
+            <w:vAlign w:val="center"/>
+            <w:shd w:val="clear" w:color="auto" w:fill="FFFFFF"/>
+            <w:tcBorders>
+              <w:top w:val="single" w:sz="4" w:space="0" w:color="E5E1D8"/>
+              <w:left w:val="single" w:sz="4" w:space="0" w:color="E5E1D8"/>
+              <w:bottom w:val="single" w:sz="4" w:space="0" w:color="E5E1D8"/>
+              <w:right w:val="single" w:sz="4" w:space="0" w:color="E5E1D8"/>
+            </w:tcBorders>
+          </w:tcPr>
+          <w:p>
+            <w:pPr>
+              <w:spacing w:before="50" w:after="50" w:line="254" w:lineRule="auto"/>
+              <w:jc w:val="right"/>
+            </w:pPr>
+            <w:r/>
+            <w:r>
+              <w:rPr>
+                <w:rFonts w:ascii="Calibri" w:hAnsi="Calibri" w:cs="Calibri"/>
+                <w:b w:val="0"/>
+                <w:i w:val="0"/>
+                <w:color w:val="1A1915"/>
+                <w:sz w:val="16"/>
+                <w:szCs w:val="16"/>
+              </w:rPr>
+              <w:t>14.67</w:t>
+            </w:r>
+          </w:p>
+        </w:tc>
+        <w:tc>
+          <w:tcPr>
+            <w:tcW w:type="dxa" w:w="835"/>
+            <w:vAlign w:val="center"/>
+            <w:shd w:val="clear" w:color="auto" w:fill="FFFFFF"/>
+            <w:tcBorders>
+              <w:top w:val="single" w:sz="4" w:space="0" w:color="E5E1D8"/>
+              <w:left w:val="single" w:sz="4" w:space="0" w:color="E5E1D8"/>
+              <w:bottom w:val="single" w:sz="4" w:space="0" w:color="E5E1D8"/>
+              <w:right w:val="single" w:sz="4" w:space="0" w:color="E5E1D8"/>
+            </w:tcBorders>
+          </w:tcPr>
+          <w:p>
+            <w:pPr>
+              <w:spacing w:before="50" w:after="50" w:line="254" w:lineRule="auto"/>
+              <w:jc w:val="right"/>
+            </w:pPr>
+            <w:r/>
+            <w:r>
+              <w:rPr>
+                <w:rFonts w:ascii="Calibri" w:hAnsi="Calibri" w:cs="Calibri"/>
+                <w:b w:val="0"/>
+                <w:i w:val="0"/>
+                <w:color w:val="1A1915"/>
+                <w:sz w:val="16"/>
+                <w:szCs w:val="16"/>
+              </w:rPr>
+              <w:t>15.84</w:t>
+            </w:r>
+          </w:p>
+        </w:tc>
+        <w:tc>
+          <w:tcPr>
+            <w:tcW w:type="dxa" w:w="835"/>
+            <w:vAlign w:val="center"/>
+            <w:shd w:val="clear" w:color="auto" w:fill="FFFFFF"/>
+            <w:tcBorders>
+              <w:top w:val="single" w:sz="4" w:space="0" w:color="E5E1D8"/>
+              <w:left w:val="single" w:sz="4" w:space="0" w:color="E5E1D8"/>
+              <w:bottom w:val="single" w:sz="4" w:space="0" w:color="E5E1D8"/>
+              <w:right w:val="single" w:sz="4" w:space="0" w:color="E5E1D8"/>
+            </w:tcBorders>
+          </w:tcPr>
+          <w:p>
+            <w:pPr>
+              <w:spacing w:before="50" w:after="50" w:line="254" w:lineRule="auto"/>
+              <w:jc w:val="right"/>
+            </w:pPr>
+            <w:r/>
+            <w:r>
+              <w:rPr>
+                <w:rFonts w:ascii="Calibri" w:hAnsi="Calibri" w:cs="Calibri"/>
+                <w:b w:val="0"/>
+                <w:i w:val="0"/>
+                <w:color w:val="1A1915"/>
+                <w:sz w:val="16"/>
+                <w:szCs w:val="16"/>
+              </w:rPr>
+              <w:t>16.96</w:t>
+            </w:r>
+          </w:p>
+        </w:tc>
+        <w:tc>
+          <w:tcPr>
+            <w:tcW w:type="dxa" w:w="1279"/>
+            <w:vAlign w:val="center"/>
+            <w:shd w:val="clear" w:color="auto" w:fill="FFFFFF"/>
+            <w:tcBorders>
+              <w:top w:val="single" w:sz="4" w:space="0" w:color="E5E1D8"/>
+              <w:left w:val="single" w:sz="4" w:space="0" w:color="E5E1D8"/>
+              <w:bottom w:val="single" w:sz="4" w:space="0" w:color="E5E1D8"/>
+              <w:right w:val="single" w:sz="4" w:space="0" w:color="E5E1D8"/>
+            </w:tcBorders>
+          </w:tcPr>
+          <w:p>
+            <w:pPr>
+              <w:spacing w:before="50" w:after="50" w:line="254" w:lineRule="auto"/>
+              <w:jc w:val="right"/>
+            </w:pPr>
+            <w:r/>
+            <w:r>
+              <w:rPr>
+                <w:rFonts w:ascii="Calibri" w:hAnsi="Calibri" w:cs="Calibri"/>
+                <w:b w:val="0"/>
+                <w:i w:val="0"/>
+                <w:color w:val="1A1915"/>
+                <w:sz w:val="16"/>
+                <w:szCs w:val="16"/>
+              </w:rPr>
+              <w:t>+2.29 ch/s</w:t>
+            </w:r>
+          </w:p>
+        </w:tc>
+        <w:tc>
+          <w:tcPr>
+            <w:tcW w:type="dxa" w:w="1145"/>
+            <w:vAlign w:val="center"/>
+            <w:shd w:val="clear" w:color="auto" w:fill="FFFFFF"/>
+            <w:tcBorders>
+              <w:top w:val="single" w:sz="4" w:space="0" w:color="E5E1D8"/>
+              <w:left w:val="single" w:sz="4" w:space="0" w:color="E5E1D8"/>
+              <w:bottom w:val="single" w:sz="4" w:space="0" w:color="E5E1D8"/>
+              <w:right w:val="single" w:sz="4" w:space="0" w:color="E5E1D8"/>
+            </w:tcBorders>
+          </w:tcPr>
+          <w:p>
+            <w:pPr>
+              <w:spacing w:before="50" w:after="50" w:line="254" w:lineRule="auto"/>
+              <w:jc w:val="right"/>
+            </w:pPr>
+            <w:r/>
+            <w:r>
+              <w:rPr>
+                <w:rFonts w:ascii="Calibri" w:hAnsi="Calibri" w:cs="Calibri"/>
+                <w:b w:val="0"/>
+                <w:i w:val="0"/>
+                <w:color w:val="1A1915"/>
+                <w:sz w:val="16"/>
+                <w:szCs w:val="16"/>
+              </w:rPr>
+              <w:t>+6.6 ch/s</w:t>
+            </w:r>
+          </w:p>
+        </w:tc>
+        <w:tc>
+          <w:tcPr>
+            <w:tcW w:type="dxa" w:w="835"/>
+            <w:vAlign w:val="center"/>
+            <w:shd w:val="clear" w:color="auto" w:fill="FFFFFF"/>
+            <w:tcBorders>
+              <w:top w:val="single" w:sz="4" w:space="0" w:color="E5E1D8"/>
+              <w:left w:val="single" w:sz="4" w:space="0" w:color="E5E1D8"/>
+              <w:bottom w:val="single" w:sz="4" w:space="0" w:color="E5E1D8"/>
+              <w:right w:val="single" w:sz="4" w:space="0" w:color="E5E1D8"/>
+            </w:tcBorders>
+          </w:tcPr>
+          <w:p>
+            <w:pPr>
+              <w:spacing w:before="50" w:after="50" w:line="254" w:lineRule="auto"/>
+              <w:jc w:val="right"/>
+            </w:pPr>
+            <w:r/>
+            <w:r>
+              <w:rPr>
+                <w:rFonts w:ascii="Calibri" w:hAnsi="Calibri" w:cs="Calibri"/>
+                <w:b w:val="0"/>
+                <w:i w:val="0"/>
+                <w:color w:val="1A1915"/>
+                <w:sz w:val="16"/>
+                <w:szCs w:val="16"/>
+              </w:rPr>
+              <w:t>+0.590</w:t>
+            </w:r>
+          </w:p>
+        </w:tc>
+        <w:tc>
+          <w:tcPr>
+            <w:tcW w:type="dxa" w:w="808"/>
+            <w:vAlign w:val="center"/>
+            <w:shd w:val="clear" w:color="auto" w:fill="FFFFFF"/>
+            <w:tcBorders>
+              <w:top w:val="single" w:sz="4" w:space="0" w:color="E5E1D8"/>
+              <w:left w:val="single" w:sz="4" w:space="0" w:color="E5E1D8"/>
+              <w:bottom w:val="single" w:sz="4" w:space="0" w:color="E5E1D8"/>
+              <w:right w:val="single" w:sz="4" w:space="0" w:color="E5E1D8"/>
+            </w:tcBorders>
+          </w:tcPr>
+          <w:p>
+            <w:pPr>
+              <w:spacing w:before="50" w:after="50" w:line="254" w:lineRule="auto"/>
+              <w:jc w:val="right"/>
+            </w:pPr>
+            <w:r/>
+            <w:r>
+              <w:rPr>
+                <w:rFonts w:ascii="Calibri" w:hAnsi="Calibri" w:cs="Calibri"/>
+                <w:b w:val="0"/>
+                <w:i w:val="0"/>
+                <w:color w:val="1A1915"/>
+                <w:sz w:val="16"/>
+                <w:szCs w:val="16"/>
+              </w:rPr>
+              <w:t>0.0035</w:t>
+            </w:r>
+          </w:p>
+        </w:tc>
+        <w:tc>
+          <w:tcPr>
+            <w:tcW w:type="dxa" w:w="1010"/>
+            <w:vAlign w:val="center"/>
+            <w:shd w:val="clear" w:color="auto" w:fill="FFFFFF"/>
+            <w:tcBorders>
+              <w:top w:val="single" w:sz="4" w:space="0" w:color="E5E1D8"/>
+              <w:left w:val="single" w:sz="4" w:space="0" w:color="E5E1D8"/>
+              <w:bottom w:val="single" w:sz="4" w:space="0" w:color="E5E1D8"/>
+              <w:right w:val="single" w:sz="4" w:space="0" w:color="E5E1D8"/>
+            </w:tcBorders>
+          </w:tcPr>
+          <w:p>
+            <w:pPr>
+              <w:spacing w:before="50" w:after="50" w:line="254" w:lineRule="auto"/>
+              <w:jc w:val="right"/>
+            </w:pPr>
+            <w:r/>
+            <w:r>
+              <w:rPr>
+                <w:rFonts w:ascii="Calibri" w:hAnsi="Calibri" w:cs="Calibri"/>
+                <w:b w:val="0"/>
+                <w:i w:val="0"/>
+                <w:color w:val="1A1915"/>
+                <w:sz w:val="16"/>
+                <w:szCs w:val="16"/>
+              </w:rPr>
+              <w:t>1.58</w:t>
+            </w:r>
+          </w:p>
+        </w:tc>
+        <w:tc>
+          <w:tcPr>
+            <w:tcW w:type="dxa" w:w="970"/>
+            <w:vAlign w:val="center"/>
+            <w:shd w:val="clear" w:color="auto" w:fill="FFFFFF"/>
+            <w:tcBorders>
+              <w:top w:val="single" w:sz="4" w:space="0" w:color="E5E1D8"/>
+              <w:left w:val="single" w:sz="4" w:space="0" w:color="E5E1D8"/>
+              <w:bottom w:val="single" w:sz="4" w:space="0" w:color="E5E1D8"/>
+              <w:right w:val="single" w:sz="4" w:space="0" w:color="E5E1D8"/>
+            </w:tcBorders>
+          </w:tcPr>
+          <w:p>
+            <w:pPr>
+              <w:spacing w:before="50" w:after="50" w:line="254" w:lineRule="auto"/>
+              <w:jc w:val="right"/>
+            </w:pPr>
+            <w:r/>
+            <w:r>
+              <w:rPr>
+                <w:rFonts w:ascii="Calibri" w:hAnsi="Calibri" w:cs="Calibri"/>
+                <w:b w:val="0"/>
+                <w:i w:val="0"/>
+                <w:color w:val="1A1915"/>
+                <w:sz w:val="16"/>
+                <w:szCs w:val="16"/>
+              </w:rPr>
+              <w:t>1.4</w:t>
+            </w:r>
+          </w:p>
+        </w:tc>
+      </w:tr>
+      <w:tr>
+        <w:tc>
+          <w:tcPr>
+            <w:tcW w:type="dxa" w:w="808"/>
+            <w:vAlign w:val="center"/>
+            <w:shd w:val="clear" w:color="auto" w:fill="F4F2EC"/>
+            <w:tcBorders>
+              <w:top w:val="single" w:sz="4" w:space="0" w:color="E5E1D8"/>
+              <w:left w:val="single" w:sz="4" w:space="0" w:color="E5E1D8"/>
+              <w:bottom w:val="single" w:sz="4" w:space="0" w:color="E5E1D8"/>
+              <w:right w:val="single" w:sz="4" w:space="0" w:color="E5E1D8"/>
+            </w:tcBorders>
+          </w:tcPr>
+          <w:p>
+            <w:pPr>
+              <w:spacing w:before="50" w:after="50" w:line="254" w:lineRule="auto"/>
+            </w:pPr>
+            <w:r/>
+            <w:r>
+              <w:rPr>
+                <w:rFonts w:ascii="Courier New" w:hAnsi="Courier New" w:cs="Khmer OS System"/>
+                <w:b w:val="0"/>
+                <w:i w:val="0"/>
+                <w:color w:val="1A1915"/>
+                <w:sz w:val="15"/>
+                <w:szCs w:val="15"/>
+              </w:rPr>
+              <w:t>var</w:t>
+            </w:r>
+          </w:p>
+        </w:tc>
+        <w:tc>
+          <w:tcPr>
+            <w:tcW w:type="dxa" w:w="835"/>
+            <w:vAlign w:val="center"/>
+            <w:shd w:val="clear" w:color="auto" w:fill="F4F2EC"/>
+            <w:tcBorders>
+              <w:top w:val="single" w:sz="4" w:space="0" w:color="E5E1D8"/>
+              <w:left w:val="single" w:sz="4" w:space="0" w:color="E5E1D8"/>
+              <w:bottom w:val="single" w:sz="4" w:space="0" w:color="E5E1D8"/>
+              <w:right w:val="single" w:sz="4" w:space="0" w:color="E5E1D8"/>
+            </w:tcBorders>
+          </w:tcPr>
+          <w:p>
+            <w:pPr>
+              <w:spacing w:before="50" w:after="50" w:line="254" w:lineRule="auto"/>
+              <w:jc w:val="right"/>
+            </w:pPr>
+            <w:r/>
+            <w:r>
+              <w:rPr>
+                <w:rFonts w:ascii="Calibri" w:hAnsi="Calibri" w:cs="Calibri"/>
+                <w:b w:val="0"/>
+                <w:i w:val="0"/>
+                <w:color w:val="1A1915"/>
+                <w:sz w:val="16"/>
+                <w:szCs w:val="16"/>
+              </w:rPr>
+              <w:t>4.55</w:t>
+            </w:r>
+          </w:p>
+        </w:tc>
+        <w:tc>
+          <w:tcPr>
+            <w:tcW w:type="dxa" w:w="835"/>
+            <w:vAlign w:val="center"/>
+            <w:shd w:val="clear" w:color="auto" w:fill="F4F2EC"/>
+            <w:tcBorders>
+              <w:top w:val="single" w:sz="4" w:space="0" w:color="E5E1D8"/>
+              <w:left w:val="single" w:sz="4" w:space="0" w:color="E5E1D8"/>
+              <w:bottom w:val="single" w:sz="4" w:space="0" w:color="E5E1D8"/>
+              <w:right w:val="single" w:sz="4" w:space="0" w:color="E5E1D8"/>
+            </w:tcBorders>
+          </w:tcPr>
+          <w:p>
+            <w:pPr>
+              <w:spacing w:before="50" w:after="50" w:line="254" w:lineRule="auto"/>
+              <w:jc w:val="right"/>
+            </w:pPr>
+            <w:r/>
+            <w:r>
+              <w:rPr>
+                <w:rFonts w:ascii="Calibri" w:hAnsi="Calibri" w:cs="Calibri"/>
+                <w:b w:val="0"/>
+                <w:i w:val="0"/>
+                <w:color w:val="1A1915"/>
+                <w:sz w:val="16"/>
+                <w:szCs w:val="16"/>
+              </w:rPr>
+              <w:t>4.06</w:t>
+            </w:r>
+          </w:p>
+        </w:tc>
+        <w:tc>
+          <w:tcPr>
+            <w:tcW w:type="dxa" w:w="835"/>
+            <w:vAlign w:val="center"/>
+            <w:shd w:val="clear" w:color="auto" w:fill="F4F2EC"/>
+            <w:tcBorders>
+              <w:top w:val="single" w:sz="4" w:space="0" w:color="E5E1D8"/>
+              <w:left w:val="single" w:sz="4" w:space="0" w:color="E5E1D8"/>
+              <w:bottom w:val="single" w:sz="4" w:space="0" w:color="E5E1D8"/>
+              <w:right w:val="single" w:sz="4" w:space="0" w:color="E5E1D8"/>
+            </w:tcBorders>
+          </w:tcPr>
+          <w:p>
+            <w:pPr>
+              <w:spacing w:before="50" w:after="50" w:line="254" w:lineRule="auto"/>
+              <w:jc w:val="right"/>
+            </w:pPr>
+            <w:r/>
+            <w:r>
+              <w:rPr>
+                <w:rFonts w:ascii="Calibri" w:hAnsi="Calibri" w:cs="Calibri"/>
+                <w:b w:val="0"/>
+                <w:i w:val="0"/>
+                <w:color w:val="1A1915"/>
+                <w:sz w:val="16"/>
+                <w:szCs w:val="16"/>
+              </w:rPr>
+              <w:t>3.92</w:t>
+            </w:r>
+          </w:p>
+        </w:tc>
+        <w:tc>
+          <w:tcPr>
+            <w:tcW w:type="dxa" w:w="1279"/>
+            <w:vAlign w:val="center"/>
+            <w:shd w:val="clear" w:color="auto" w:fill="F4F2EC"/>
+            <w:tcBorders>
+              <w:top w:val="single" w:sz="4" w:space="0" w:color="E5E1D8"/>
+              <w:left w:val="single" w:sz="4" w:space="0" w:color="E5E1D8"/>
+              <w:bottom w:val="single" w:sz="4" w:space="0" w:color="E5E1D8"/>
+              <w:right w:val="single" w:sz="4" w:space="0" w:color="E5E1D8"/>
+            </w:tcBorders>
+          </w:tcPr>
+          <w:p>
+            <w:pPr>
+              <w:spacing w:before="50" w:after="50" w:line="254" w:lineRule="auto"/>
+              <w:jc w:val="right"/>
+            </w:pPr>
+            <w:r/>
+            <w:r>
+              <w:rPr>
+                <w:rFonts w:ascii="Calibri" w:hAnsi="Calibri" w:cs="Calibri"/>
+                <w:b/>
+                <w:i w:val="0"/>
+                <w:color w:val="1A1915"/>
+                <w:sz w:val="16"/>
+                <w:szCs w:val="16"/>
+              </w:rPr>
+              <w:t>-0.63 st</w:t>
+            </w:r>
+          </w:p>
+        </w:tc>
+        <w:tc>
+          <w:tcPr>
+            <w:tcW w:type="dxa" w:w="1145"/>
+            <w:vAlign w:val="center"/>
+            <w:shd w:val="clear" w:color="auto" w:fill="F4F2EC"/>
+            <w:tcBorders>
+              <w:top w:val="single" w:sz="4" w:space="0" w:color="E5E1D8"/>
+              <w:left w:val="single" w:sz="4" w:space="0" w:color="E5E1D8"/>
+              <w:bottom w:val="single" w:sz="4" w:space="0" w:color="E5E1D8"/>
+              <w:right w:val="single" w:sz="4" w:space="0" w:color="E5E1D8"/>
+            </w:tcBorders>
+          </w:tcPr>
+          <w:p>
+            <w:pPr>
+              <w:spacing w:before="50" w:after="50" w:line="254" w:lineRule="auto"/>
+              <w:jc w:val="right"/>
+            </w:pPr>
+            <w:r/>
+            <w:r>
+              <w:rPr>
+                <w:rFonts w:ascii="Calibri" w:hAnsi="Calibri" w:cs="Calibri"/>
+                <w:b w:val="0"/>
+                <w:i w:val="0"/>
+                <w:color w:val="1A1915"/>
+                <w:sz w:val="16"/>
+                <w:szCs w:val="16"/>
+              </w:rPr>
+              <w:t>+1.7 st</w:t>
+            </w:r>
+          </w:p>
+        </w:tc>
+        <w:tc>
+          <w:tcPr>
+            <w:tcW w:type="dxa" w:w="835"/>
+            <w:vAlign w:val="center"/>
+            <w:shd w:val="clear" w:color="auto" w:fill="F4F2EC"/>
+            <w:tcBorders>
+              <w:top w:val="single" w:sz="4" w:space="0" w:color="E5E1D8"/>
+              <w:left w:val="single" w:sz="4" w:space="0" w:color="E5E1D8"/>
+              <w:bottom w:val="single" w:sz="4" w:space="0" w:color="E5E1D8"/>
+              <w:right w:val="single" w:sz="4" w:space="0" w:color="E5E1D8"/>
+            </w:tcBorders>
+          </w:tcPr>
+          <w:p>
+            <w:pPr>
+              <w:spacing w:before="50" w:after="50" w:line="254" w:lineRule="auto"/>
+              <w:jc w:val="right"/>
+            </w:pPr>
+            <w:r/>
+            <w:r>
+              <w:rPr>
+                <w:rFonts w:ascii="Calibri" w:hAnsi="Calibri" w:cs="Calibri"/>
+                <w:b/>
+                <w:i w:val="0"/>
+                <w:color w:val="1A1915"/>
+                <w:sz w:val="16"/>
+                <w:szCs w:val="16"/>
+              </w:rPr>
+              <w:t>-0.273</w:t>
+            </w:r>
+          </w:p>
+        </w:tc>
+        <w:tc>
+          <w:tcPr>
+            <w:tcW w:type="dxa" w:w="808"/>
+            <w:vAlign w:val="center"/>
+            <w:shd w:val="clear" w:color="auto" w:fill="F4F2EC"/>
+            <w:tcBorders>
+              <w:top w:val="single" w:sz="4" w:space="0" w:color="E5E1D8"/>
+              <w:left w:val="single" w:sz="4" w:space="0" w:color="E5E1D8"/>
+              <w:bottom w:val="single" w:sz="4" w:space="0" w:color="E5E1D8"/>
+              <w:right w:val="single" w:sz="4" w:space="0" w:color="E5E1D8"/>
+            </w:tcBorders>
+          </w:tcPr>
+          <w:p>
+            <w:pPr>
+              <w:spacing w:before="50" w:after="50" w:line="254" w:lineRule="auto"/>
+              <w:jc w:val="right"/>
+            </w:pPr>
+            <w:r/>
+            <w:r>
+              <w:rPr>
+                <w:rFonts w:ascii="Calibri" w:hAnsi="Calibri" w:cs="Calibri"/>
+                <w:b w:val="0"/>
+                <w:i w:val="0"/>
+                <w:color w:val="1A1915"/>
+                <w:sz w:val="16"/>
+                <w:szCs w:val="16"/>
+              </w:rPr>
+              <w:t>0.2039</w:t>
+            </w:r>
+          </w:p>
+        </w:tc>
+        <w:tc>
+          <w:tcPr>
+            <w:tcW w:type="dxa" w:w="1010"/>
+            <w:vAlign w:val="center"/>
+            <w:shd w:val="clear" w:color="auto" w:fill="F4F2EC"/>
+            <w:tcBorders>
+              <w:top w:val="single" w:sz="4" w:space="0" w:color="E5E1D8"/>
+              <w:left w:val="single" w:sz="4" w:space="0" w:color="E5E1D8"/>
+              <w:bottom w:val="single" w:sz="4" w:space="0" w:color="E5E1D8"/>
+              <w:right w:val="single" w:sz="4" w:space="0" w:color="E5E1D8"/>
+            </w:tcBorders>
+          </w:tcPr>
+          <w:p>
+            <w:pPr>
+              <w:spacing w:before="50" w:after="50" w:line="254" w:lineRule="auto"/>
+              <w:jc w:val="right"/>
+            </w:pPr>
+            <w:r/>
+            <w:r>
+              <w:rPr>
+                <w:rFonts w:ascii="Calibri" w:hAnsi="Calibri" w:cs="Calibri"/>
+                <w:b w:val="0"/>
+                <w:i w:val="0"/>
+                <w:color w:val="1A1915"/>
+                <w:sz w:val="16"/>
+                <w:szCs w:val="16"/>
+              </w:rPr>
+              <w:t>0.68</w:t>
+            </w:r>
+          </w:p>
+        </w:tc>
+        <w:tc>
+          <w:tcPr>
+            <w:tcW w:type="dxa" w:w="970"/>
+            <w:vAlign w:val="center"/>
+            <w:shd w:val="clear" w:color="auto" w:fill="F4F2EC"/>
+            <w:tcBorders>
+              <w:top w:val="single" w:sz="4" w:space="0" w:color="E5E1D8"/>
+              <w:left w:val="single" w:sz="4" w:space="0" w:color="E5E1D8"/>
+              <w:bottom w:val="single" w:sz="4" w:space="0" w:color="E5E1D8"/>
+              <w:right w:val="single" w:sz="4" w:space="0" w:color="E5E1D8"/>
+            </w:tcBorders>
+          </w:tcPr>
+          <w:p>
+            <w:pPr>
+              <w:spacing w:before="50" w:after="50" w:line="254" w:lineRule="auto"/>
+              <w:jc w:val="right"/>
+            </w:pPr>
+            <w:r/>
+            <w:r>
+              <w:rPr>
+                <w:rFonts w:ascii="Calibri" w:hAnsi="Calibri" w:cs="Calibri"/>
+                <w:b w:val="0"/>
+                <w:i w:val="0"/>
+                <w:color w:val="1A1915"/>
+                <w:sz w:val="16"/>
+                <w:szCs w:val="16"/>
+              </w:rPr>
+              <w:t>—</w:t>
+            </w:r>
+          </w:p>
+        </w:tc>
+      </w:tr>
+    </w:tbl>
+    <w:p>
+      <w:pPr>
+        <w:spacing w:after="40"/>
+      </w:pPr>
+    </w:p>
+    <w:p>
+      <w:pPr>
+        <w:spacing w:after="240" w:before="0" w:line="283" w:lineRule="auto"/>
+      </w:pPr>
+      <w:r>
+        <w:rPr>
+          <w:rFonts w:ascii="Calibri" w:hAnsi="Calibri" w:cs="Calibri"/>
+          <w:b w:val="0"/>
+          <w:i/>
+          <w:color w:val="6B6A62"/>
+          <w:sz w:val="17"/>
+          <w:szCs w:val="17"/>
+        </w:rPr>
+        <w:t>Table 1 — Base VoxCPM2, no adapter. 8 sentences × 3 levels × 3 generations, median per cell. The last two columns are the ones that decide the question.</w:t>
+      </w:r>
+    </w:p>
+    <w:p>
+      <w:pPr>
+        <w:spacing w:after="120" w:line="283" w:lineRule="auto"/>
+      </w:pPr>
+      <w:r>
+        <w:rPr>
+          <w:rFonts w:ascii="Calibri" w:hAnsi="Calibri" w:cs="Calibri"/>
+          <w:b/>
+          <w:color w:val="1A1915"/>
+          <w:sz w:val="21"/>
+          <w:szCs w:val="21"/>
+        </w:rPr>
+        <w:t>Pitch is the headline.</w:t>
+      </w:r>
+      <w:r>
+        <w:rPr>
+          <w:rFonts w:ascii="Calibri" w:hAnsi="Calibri" w:cs="Calibri"/>
+          <w:color w:val="1A1915"/>
+          <w:sz w:val="21"/>
+          <w:szCs w:val="21"/>
+        </w:rPr>
+        <w:t xml:space="preserve"> A 106 Hz range at rho +0.76, against a corpus ceiling of 28 Hz. The built-in prompt spans nearly four times what the hand-labelled corpus can express, because the labels are bounded by the twenty speakers who happened to be recorded and the prompt is not. On this axis a fine-tune is not merely unnecessary — it is worse than the thing it would replace.</w:t>
+      </w:r>
+    </w:p>
+    <w:p>
+      <w:pPr>
+        <w:spacing w:after="120" w:line="283" w:lineRule="auto"/>
+      </w:pPr>
+      <w:r>
+        <w:rPr>
+          <w:rFonts w:ascii="Calibri" w:hAnsi="Calibri" w:cs="Calibri"/>
+          <w:b/>
+          <w:color w:val="1A1915"/>
+          <w:sz w:val="21"/>
+          <w:szCs w:val="21"/>
+        </w:rPr>
+        <w:t>Rate and energy respond, but read the last two columns.</w:t>
+      </w:r>
+      <w:r>
+        <w:rPr>
+          <w:rFonts w:ascii="Calibri" w:hAnsi="Calibri" w:cs="Calibri"/>
+          <w:color w:val="1A1915"/>
+          <w:sz w:val="21"/>
+          <w:szCs w:val="21"/>
+        </w:rPr>
+        <w:t xml:space="preserve"> “Run-to-run sd” is the spread across repeated generations of the same prompt on the same sentence. For energy it is 5.69 dB against a 4.50 dB effect: re-rolling the seed moves the output further than changing the command does. Both correlations are real across many sentences; neither gives a caller a delivery they can rely on for one utterance. That is the difference between a measurable effect and control, and averaging over sentences hides it — which is why the repeats were built in.</w:t>
+      </w:r>
+    </w:p>
+    <w:p>
+      <w:pPr>
+        <w:spacing w:after="200" w:line="283" w:lineRule="auto"/>
+      </w:pPr>
+      <w:r>
+        <w:rPr>
+          <w:rFonts w:ascii="Calibri" w:hAnsi="Calibri" w:cs="Calibri"/>
+          <w:b/>
+          <w:color w:val="1A1915"/>
+          <w:sz w:val="21"/>
+          <w:szCs w:val="21"/>
+        </w:rPr>
+        <w:t>Pitch variation fails.</w:t>
+      </w:r>
+      <w:r>
+        <w:rPr>
+          <w:rFonts w:ascii="Calibri" w:hAnsi="Calibri" w:cs="Calibri"/>
+          <w:color w:val="1A1915"/>
+          <w:sz w:val="21"/>
+          <w:szCs w:val="21"/>
+        </w:rPr>
+        <w:t xml:space="preserve"> rho −0.27 at p = 0.20: not significant, and pointing the wrong way. Asking for “a lively, expressive delivery” produced less pitch movement than asking for a flat one. This is the axis closest to what “expressive TTS” ordinarily means, and it is the one the built-in mechanism does not deliver on Khmer.</w:t>
+      </w:r>
+    </w:p>
+    <w:tbl>
+      <w:tblPr>
+        <w:tblW w:type="auto" w:w="0"/>
+        <w:tblLayout w:type="fixed"/>
+        <w:tblLook w:firstColumn="1" w:firstRow="1" w:lastColumn="0" w:lastRow="0" w:noHBand="0" w:noVBand="1" w:val="04A0"/>
+      </w:tblPr>
+      <w:tblGrid>
+        <w:gridCol w:w="9360"/>
+      </w:tblGrid>
+      <w:tr>
+        <w:tc>
+          <w:tcPr>
+            <w:tcW w:type="dxa" w:w="9360"/>
+            <w:shd w:val="clear" w:color="auto" w:fill="FFEDD5"/>
+            <w:tcBorders>
+              <w:top w:val="single" w:sz="4" w:space="0" w:color="FFEDD5"/>
+              <w:left w:val="single" w:sz="24" w:space="0" w:color="C2410C"/>
+              <w:bottom w:val="single" w:sz="4" w:space="0" w:color="FFEDD5"/>
+              <w:right w:val="single" w:sz="4" w:space="0" w:color="FFEDD5"/>
+            </w:tcBorders>
+          </w:tcPr>
+          <w:p>
+            <w:pPr>
+              <w:spacing w:before="100" w:after="40"/>
+              <w:ind w:left="144"/>
+            </w:pPr>
+            <w:r/>
+            <w:r>
+              <w:rPr>
+                <w:rFonts w:ascii="Calibri" w:hAnsi="Calibri" w:cs="Calibri"/>
+                <w:b/>
+                <w:i w:val="0"/>
+                <w:color w:val="C2410C"/>
+                <w:sz w:val="19"/>
+                <w:szCs w:val="19"/>
+              </w:rPr>
+              <w:t>A caveat on this measurement</w:t>
+            </w:r>
+          </w:p>
+          <w:p>
+            <w:pPr>
+              <w:spacing w:after="100" w:line="276" w:lineRule="auto"/>
+              <w:ind w:left="144"/>
+            </w:pPr>
+            <w:r>
+              <w:rPr>
+                <w:rFonts w:ascii="Calibri" w:hAnsi="Calibri" w:cs="Calibri"/>
+                <w:b w:val="0"/>
+                <w:i w:val="0"/>
+                <w:color w:val="1A1915"/>
+                <w:sz w:val="19"/>
+                <w:szCs w:val="19"/>
+              </w:rPr>
+              <w:t>The prompt wordings are mine, not OpenBMB's — only `(slightly faster, cheerful tone)` and `(A young woman, gentle and sweet voice)` appear in their documentation, so these phrasings are a reasonable extrapolation rather than a sanctioned API. A negative result could in principle be a wording problem rather than a model limitation, and `var` is where that doubt deserves the most weight: “lively” and “expressive” may simply not be the vocabulary the model was trained against. The positive results do not carry the same doubt — they establish that the channel works, whatever better wording might add.</w:t>
+            </w:r>
+          </w:p>
+        </w:tc>
+      </w:tr>
+    </w:tbl>
+    <w:p>
+      <w:pPr>
+        <w:spacing w:after="80"/>
+      </w:pPr>
+    </w:p>
+    <w:p>
+      <w:pPr>
+        <w:keepNext/>
+        <w:spacing w:before="320" w:after="120"/>
+      </w:pPr>
+      <w:r>
+        <w:rPr>
+          <w:rFonts w:ascii="Georgia" w:hAnsi="Georgia" w:cs="Georgia"/>
+          <w:b/>
+          <w:i w:val="0"/>
+          <w:color w:val="134E4A"/>
+          <w:sz w:val="28"/>
+          <w:szCs w:val="28"/>
+        </w:rPr>
+        <w:t>2.1  What is left for a fine-tune, and why the work was stopped</w:t>
+      </w:r>
+    </w:p>
+    <w:tbl>
+      <w:tblPr>
+        <w:tblStyle w:val="TableGrid"/>
+        <w:tblW w:type="auto" w:w="0"/>
+        <w:tblLayout w:type="fixed"/>
+        <w:tblLook w:firstColumn="1" w:firstRow="1" w:lastColumn="0" w:lastRow="0" w:noHBand="0" w:noVBand="1" w:val="04A0"/>
+      </w:tblPr>
+      <w:tblGrid>
+        <w:gridCol w:w="3120"/>
+        <w:gridCol w:w="3120"/>
+        <w:gridCol w:w="3120"/>
+      </w:tblGrid>
+      <w:tr>
+        <w:tc>
+          <w:tcPr>
+            <w:tcW w:type="dxa" w:w="3066"/>
+            <w:vAlign w:val="center"/>
+            <w:shd w:val="clear" w:color="auto" w:fill="0B776F"/>
+            <w:tcBorders>
+              <w:top w:val="single" w:sz="4" w:space="0" w:color="E5E1D8"/>
+              <w:left w:val="single" w:sz="4" w:space="0" w:color="E5E1D8"/>
+              <w:bottom w:val="single" w:sz="4" w:space="0" w:color="E5E1D8"/>
+              <w:right w:val="single" w:sz="4" w:space="0" w:color="E5E1D8"/>
+            </w:tcBorders>
+          </w:tcPr>
+          <w:p>
+            <w:pPr>
+              <w:spacing w:before="50" w:after="50" w:line="254" w:lineRule="auto"/>
+            </w:pPr>
+            <w:r/>
+          </w:p>
+        </w:tc>
+        <w:tc>
+          <w:tcPr>
+            <w:tcW w:type="dxa" w:w="3066"/>
+            <w:vAlign w:val="center"/>
+            <w:shd w:val="clear" w:color="auto" w:fill="0B776F"/>
+            <w:tcBorders>
+              <w:top w:val="single" w:sz="4" w:space="0" w:color="E5E1D8"/>
+              <w:left w:val="single" w:sz="4" w:space="0" w:color="E5E1D8"/>
+              <w:bottom w:val="single" w:sz="4" w:space="0" w:color="E5E1D8"/>
+              <w:right w:val="single" w:sz="4" w:space="0" w:color="E5E1D8"/>
+            </w:tcBorders>
+          </w:tcPr>
+          <w:p>
+            <w:pPr>
+              <w:spacing w:before="50" w:after="50" w:line="254" w:lineRule="auto"/>
+            </w:pPr>
+            <w:r/>
+            <w:r>
+              <w:rPr>
+                <w:rFonts w:ascii="Calibri" w:hAnsi="Calibri" w:cs="Calibri"/>
+                <w:b/>
+                <w:i w:val="0"/>
+                <w:color w:val="FFFFFF"/>
+                <w:sz w:val="17"/>
+                <w:szCs w:val="18"/>
+              </w:rPr>
+              <w:t>Built-in prompt</w:t>
+            </w:r>
+          </w:p>
+        </w:tc>
+        <w:tc>
+          <w:tcPr>
+            <w:tcW w:type="dxa" w:w="3228"/>
+            <w:vAlign w:val="center"/>
+            <w:shd w:val="clear" w:color="auto" w:fill="0B776F"/>
+            <w:tcBorders>
+              <w:top w:val="single" w:sz="4" w:space="0" w:color="E5E1D8"/>
+              <w:left w:val="single" w:sz="4" w:space="0" w:color="E5E1D8"/>
+              <w:bottom w:val="single" w:sz="4" w:space="0" w:color="E5E1D8"/>
+              <w:right w:val="single" w:sz="4" w:space="0" w:color="E5E1D8"/>
+            </w:tcBorders>
+          </w:tcPr>
+          <w:p>
+            <w:pPr>
+              <w:spacing w:before="50" w:after="50" w:line="254" w:lineRule="auto"/>
+            </w:pPr>
+            <w:r/>
+            <w:r>
+              <w:rPr>
+                <w:rFonts w:ascii="Calibri" w:hAnsi="Calibri" w:cs="Calibri"/>
+                <w:b/>
+                <w:i w:val="0"/>
+                <w:color w:val="FFFFFF"/>
+                <w:sz w:val="17"/>
+                <w:szCs w:val="18"/>
+              </w:rPr>
+              <w:t>Fine-tuned tag</w:t>
+            </w:r>
+          </w:p>
+        </w:tc>
+      </w:tr>
+      <w:tr>
+        <w:tc>
+          <w:tcPr>
+            <w:tcW w:type="dxa" w:w="3066"/>
+            <w:vAlign w:val="center"/>
+            <w:shd w:val="clear" w:color="auto" w:fill="FFFFFF"/>
+            <w:tcBorders>
+              <w:top w:val="single" w:sz="4" w:space="0" w:color="E5E1D8"/>
+              <w:left w:val="single" w:sz="4" w:space="0" w:color="E5E1D8"/>
+              <w:bottom w:val="single" w:sz="4" w:space="0" w:color="E5E1D8"/>
+              <w:right w:val="single" w:sz="4" w:space="0" w:color="E5E1D8"/>
+            </w:tcBorders>
+          </w:tcPr>
+          <w:p>
+            <w:pPr>
+              <w:spacing w:before="50" w:after="50" w:line="254" w:lineRule="auto"/>
+            </w:pPr>
+            <w:r/>
+            <w:r>
+              <w:rPr>
+                <w:rFonts w:ascii="Calibri" w:hAnsi="Calibri" w:cs="Calibri"/>
+                <w:b w:val="0"/>
+                <w:i w:val="0"/>
+                <w:color w:val="1A1915"/>
+                <w:sz w:val="17"/>
+                <w:szCs w:val="18"/>
+              </w:rPr>
+              <w:t>pitch</w:t>
+            </w:r>
+          </w:p>
+        </w:tc>
+        <w:tc>
+          <w:tcPr>
+            <w:tcW w:type="dxa" w:w="3066"/>
+            <w:vAlign w:val="center"/>
+            <w:shd w:val="clear" w:color="auto" w:fill="FFFFFF"/>
+            <w:tcBorders>
+              <w:top w:val="single" w:sz="4" w:space="0" w:color="E5E1D8"/>
+              <w:left w:val="single" w:sz="4" w:space="0" w:color="E5E1D8"/>
+              <w:bottom w:val="single" w:sz="4" w:space="0" w:color="E5E1D8"/>
+              <w:right w:val="single" w:sz="4" w:space="0" w:color="E5E1D8"/>
+            </w:tcBorders>
+          </w:tcPr>
+          <w:p>
+            <w:pPr>
+              <w:spacing w:before="50" w:after="50" w:line="254" w:lineRule="auto"/>
+            </w:pPr>
+            <w:r/>
+            <w:r>
+              <w:rPr>
+                <w:rFonts w:ascii="Calibri" w:hAnsi="Calibri" w:cs="Calibri"/>
+                <w:b/>
+                <w:i w:val="0"/>
+                <w:color w:val="1A1915"/>
+                <w:sz w:val="17"/>
+                <w:szCs w:val="18"/>
+              </w:rPr>
+              <w:t>+106 Hz, robust</w:t>
+            </w:r>
+          </w:p>
+        </w:tc>
+        <w:tc>
+          <w:tcPr>
+            <w:tcW w:type="dxa" w:w="3228"/>
+            <w:vAlign w:val="center"/>
+            <w:shd w:val="clear" w:color="auto" w:fill="FFFFFF"/>
+            <w:tcBorders>
+              <w:top w:val="single" w:sz="4" w:space="0" w:color="E5E1D8"/>
+              <w:left w:val="single" w:sz="4" w:space="0" w:color="E5E1D8"/>
+              <w:bottom w:val="single" w:sz="4" w:space="0" w:color="E5E1D8"/>
+              <w:right w:val="single" w:sz="4" w:space="0" w:color="E5E1D8"/>
+            </w:tcBorders>
+          </w:tcPr>
+          <w:p>
+            <w:pPr>
+              <w:spacing w:before="50" w:after="50" w:line="254" w:lineRule="auto"/>
+            </w:pPr>
+            <w:r/>
+            <w:r>
+              <w:rPr>
+                <w:rFonts w:ascii="Calibri" w:hAnsi="Calibri" w:cs="Calibri"/>
+                <w:b w:val="0"/>
+                <w:i w:val="0"/>
+                <w:color w:val="1A1915"/>
+                <w:sz w:val="17"/>
+                <w:szCs w:val="18"/>
+              </w:rPr>
+              <w:t>ceiling +28 Hz — strictly worse</w:t>
+            </w:r>
+          </w:p>
+        </w:tc>
+      </w:tr>
+      <w:tr>
+        <w:tc>
+          <w:tcPr>
+            <w:tcW w:type="dxa" w:w="3066"/>
+            <w:vAlign w:val="center"/>
+            <w:shd w:val="clear" w:color="auto" w:fill="F4F2EC"/>
+            <w:tcBorders>
+              <w:top w:val="single" w:sz="4" w:space="0" w:color="E5E1D8"/>
+              <w:left w:val="single" w:sz="4" w:space="0" w:color="E5E1D8"/>
+              <w:bottom w:val="single" w:sz="4" w:space="0" w:color="E5E1D8"/>
+              <w:right w:val="single" w:sz="4" w:space="0" w:color="E5E1D8"/>
+            </w:tcBorders>
+          </w:tcPr>
+          <w:p>
+            <w:pPr>
+              <w:spacing w:before="50" w:after="50" w:line="254" w:lineRule="auto"/>
+            </w:pPr>
+            <w:r/>
+            <w:r>
+              <w:rPr>
+                <w:rFonts w:ascii="Calibri" w:hAnsi="Calibri" w:cs="Calibri"/>
+                <w:b w:val="0"/>
+                <w:i w:val="0"/>
+                <w:color w:val="1A1915"/>
+                <w:sz w:val="17"/>
+                <w:szCs w:val="18"/>
+              </w:rPr>
+              <w:t>rate</w:t>
+            </w:r>
+          </w:p>
+        </w:tc>
+        <w:tc>
+          <w:tcPr>
+            <w:tcW w:type="dxa" w:w="3066"/>
+            <w:vAlign w:val="center"/>
+            <w:shd w:val="clear" w:color="auto" w:fill="F4F2EC"/>
+            <w:tcBorders>
+              <w:top w:val="single" w:sz="4" w:space="0" w:color="E5E1D8"/>
+              <w:left w:val="single" w:sz="4" w:space="0" w:color="E5E1D8"/>
+              <w:bottom w:val="single" w:sz="4" w:space="0" w:color="E5E1D8"/>
+              <w:right w:val="single" w:sz="4" w:space="0" w:color="E5E1D8"/>
+            </w:tcBorders>
+          </w:tcPr>
+          <w:p>
+            <w:pPr>
+              <w:spacing w:before="50" w:after="50" w:line="254" w:lineRule="auto"/>
+            </w:pPr>
+            <w:r/>
+            <w:r>
+              <w:rPr>
+                <w:rFonts w:ascii="Calibri" w:hAnsi="Calibri" w:cs="Calibri"/>
+                <w:b w:val="0"/>
+                <w:i w:val="0"/>
+                <w:color w:val="1A1915"/>
+                <w:sz w:val="17"/>
+                <w:szCs w:val="18"/>
+              </w:rPr>
+              <w:t>+2.29 ch/s, 1.4× noise</w:t>
+            </w:r>
+          </w:p>
+        </w:tc>
+        <w:tc>
+          <w:tcPr>
+            <w:tcW w:type="dxa" w:w="3228"/>
+            <w:vAlign w:val="center"/>
+            <w:shd w:val="clear" w:color="auto" w:fill="F4F2EC"/>
+            <w:tcBorders>
+              <w:top w:val="single" w:sz="4" w:space="0" w:color="E5E1D8"/>
+              <w:left w:val="single" w:sz="4" w:space="0" w:color="E5E1D8"/>
+              <w:bottom w:val="single" w:sz="4" w:space="0" w:color="E5E1D8"/>
+              <w:right w:val="single" w:sz="4" w:space="0" w:color="E5E1D8"/>
+            </w:tcBorders>
+          </w:tcPr>
+          <w:p>
+            <w:pPr>
+              <w:spacing w:before="50" w:after="50" w:line="254" w:lineRule="auto"/>
+            </w:pPr>
+            <w:r/>
+            <w:r>
+              <w:rPr>
+                <w:rFonts w:ascii="Calibri" w:hAnsi="Calibri" w:cs="Calibri"/>
+                <w:b w:val="0"/>
+                <w:i w:val="0"/>
+                <w:color w:val="1A1915"/>
+                <w:sz w:val="17"/>
+                <w:szCs w:val="18"/>
+              </w:rPr>
+              <w:t>comparable at best</w:t>
+            </w:r>
+          </w:p>
+        </w:tc>
+      </w:tr>
+      <w:tr>
+        <w:tc>
+          <w:tcPr>
+            <w:tcW w:type="dxa" w:w="3066"/>
+            <w:vAlign w:val="center"/>
+            <w:shd w:val="clear" w:color="auto" w:fill="FFFFFF"/>
+            <w:tcBorders>
+              <w:top w:val="single" w:sz="4" w:space="0" w:color="E5E1D8"/>
+              <w:left w:val="single" w:sz="4" w:space="0" w:color="E5E1D8"/>
+              <w:bottom w:val="single" w:sz="4" w:space="0" w:color="E5E1D8"/>
+              <w:right w:val="single" w:sz="4" w:space="0" w:color="E5E1D8"/>
+            </w:tcBorders>
+          </w:tcPr>
+          <w:p>
+            <w:pPr>
+              <w:spacing w:before="50" w:after="50" w:line="254" w:lineRule="auto"/>
+            </w:pPr>
+            <w:r/>
+            <w:r>
+              <w:rPr>
+                <w:rFonts w:ascii="Calibri" w:hAnsi="Calibri" w:cs="Calibri"/>
+                <w:b w:val="0"/>
+                <w:i w:val="0"/>
+                <w:color w:val="1A1915"/>
+                <w:sz w:val="17"/>
+                <w:szCs w:val="18"/>
+              </w:rPr>
+              <w:t>energy</w:t>
+            </w:r>
+          </w:p>
+        </w:tc>
+        <w:tc>
+          <w:tcPr>
+            <w:tcW w:type="dxa" w:w="3066"/>
+            <w:vAlign w:val="center"/>
+            <w:shd w:val="clear" w:color="auto" w:fill="FFFFFF"/>
+            <w:tcBorders>
+              <w:top w:val="single" w:sz="4" w:space="0" w:color="E5E1D8"/>
+              <w:left w:val="single" w:sz="4" w:space="0" w:color="E5E1D8"/>
+              <w:bottom w:val="single" w:sz="4" w:space="0" w:color="E5E1D8"/>
+              <w:right w:val="single" w:sz="4" w:space="0" w:color="E5E1D8"/>
+            </w:tcBorders>
+          </w:tcPr>
+          <w:p>
+            <w:pPr>
+              <w:spacing w:before="50" w:after="50" w:line="254" w:lineRule="auto"/>
+            </w:pPr>
+            <w:r/>
+            <w:r>
+              <w:rPr>
+                <w:rFonts w:ascii="Calibri" w:hAnsi="Calibri" w:cs="Calibri"/>
+                <w:b w:val="0"/>
+                <w:i w:val="0"/>
+                <w:color w:val="1A1915"/>
+                <w:sz w:val="17"/>
+                <w:szCs w:val="18"/>
+              </w:rPr>
+              <w:t>effect below the noise</w:t>
+            </w:r>
+          </w:p>
+        </w:tc>
+        <w:tc>
+          <w:tcPr>
+            <w:tcW w:type="dxa" w:w="3228"/>
+            <w:vAlign w:val="center"/>
+            <w:shd w:val="clear" w:color="auto" w:fill="FFFFFF"/>
+            <w:tcBorders>
+              <w:top w:val="single" w:sz="4" w:space="0" w:color="E5E1D8"/>
+              <w:left w:val="single" w:sz="4" w:space="0" w:color="E5E1D8"/>
+              <w:bottom w:val="single" w:sz="4" w:space="0" w:color="E5E1D8"/>
+              <w:right w:val="single" w:sz="4" w:space="0" w:color="E5E1D8"/>
+            </w:tcBorders>
+          </w:tcPr>
+          <w:p>
+            <w:pPr>
+              <w:spacing w:before="50" w:after="50" w:line="254" w:lineRule="auto"/>
+            </w:pPr>
+            <w:r/>
+            <w:r>
+              <w:rPr>
+                <w:rFonts w:ascii="Calibri" w:hAnsi="Calibri" w:cs="Calibri"/>
+                <w:b w:val="0"/>
+                <w:i w:val="0"/>
+                <w:color w:val="1A1915"/>
+                <w:sz w:val="17"/>
+                <w:szCs w:val="18"/>
+              </w:rPr>
+              <w:t>possible improvement, unproven</w:t>
+            </w:r>
+          </w:p>
+        </w:tc>
+      </w:tr>
+      <w:tr>
+        <w:tc>
+          <w:tcPr>
+            <w:tcW w:type="dxa" w:w="3066"/>
+            <w:vAlign w:val="center"/>
+            <w:shd w:val="clear" w:color="auto" w:fill="F4F2EC"/>
+            <w:tcBorders>
+              <w:top w:val="single" w:sz="4" w:space="0" w:color="E5E1D8"/>
+              <w:left w:val="single" w:sz="4" w:space="0" w:color="E5E1D8"/>
+              <w:bottom w:val="single" w:sz="4" w:space="0" w:color="E5E1D8"/>
+              <w:right w:val="single" w:sz="4" w:space="0" w:color="E5E1D8"/>
+            </w:tcBorders>
+          </w:tcPr>
+          <w:p>
+            <w:pPr>
+              <w:spacing w:before="50" w:after="50" w:line="254" w:lineRule="auto"/>
+            </w:pPr>
+            <w:r/>
+            <w:r>
+              <w:rPr>
+                <w:rFonts w:ascii="Calibri" w:hAnsi="Calibri" w:cs="Calibri"/>
+                <w:b w:val="0"/>
+                <w:i w:val="0"/>
+                <w:color w:val="1A1915"/>
+                <w:sz w:val="17"/>
+                <w:szCs w:val="18"/>
+              </w:rPr>
+              <w:t>pitch variation</w:t>
+            </w:r>
+          </w:p>
+        </w:tc>
+        <w:tc>
+          <w:tcPr>
+            <w:tcW w:type="dxa" w:w="3066"/>
+            <w:vAlign w:val="center"/>
+            <w:shd w:val="clear" w:color="auto" w:fill="F4F2EC"/>
+            <w:tcBorders>
+              <w:top w:val="single" w:sz="4" w:space="0" w:color="E5E1D8"/>
+              <w:left w:val="single" w:sz="4" w:space="0" w:color="E5E1D8"/>
+              <w:bottom w:val="single" w:sz="4" w:space="0" w:color="E5E1D8"/>
+              <w:right w:val="single" w:sz="4" w:space="0" w:color="E5E1D8"/>
+            </w:tcBorders>
+          </w:tcPr>
+          <w:p>
+            <w:pPr>
+              <w:spacing w:before="50" w:after="50" w:line="254" w:lineRule="auto"/>
+            </w:pPr>
+            <w:r/>
+            <w:r>
+              <w:rPr>
+                <w:rFonts w:ascii="Calibri" w:hAnsi="Calibri" w:cs="Calibri"/>
+                <w:b/>
+                <w:i w:val="0"/>
+                <w:color w:val="1A1915"/>
+                <w:sz w:val="17"/>
+                <w:szCs w:val="18"/>
+              </w:rPr>
+              <w:t>fails, wrong direction</w:t>
+            </w:r>
+          </w:p>
+        </w:tc>
+        <w:tc>
+          <w:tcPr>
+            <w:tcW w:type="dxa" w:w="3228"/>
+            <w:vAlign w:val="center"/>
+            <w:shd w:val="clear" w:color="auto" w:fill="F4F2EC"/>
+            <w:tcBorders>
+              <w:top w:val="single" w:sz="4" w:space="0" w:color="E5E1D8"/>
+              <w:left w:val="single" w:sz="4" w:space="0" w:color="E5E1D8"/>
+              <w:bottom w:val="single" w:sz="4" w:space="0" w:color="E5E1D8"/>
+              <w:right w:val="single" w:sz="4" w:space="0" w:color="E5E1D8"/>
+            </w:tcBorders>
+          </w:tcPr>
+          <w:p>
+            <w:pPr>
+              <w:spacing w:before="50" w:after="50" w:line="254" w:lineRule="auto"/>
+            </w:pPr>
+            <w:r/>
+            <w:r>
+              <w:rPr>
+                <w:rFonts w:ascii="Calibri" w:hAnsi="Calibri" w:cs="Calibri"/>
+                <w:b w:val="0"/>
+                <w:i w:val="0"/>
+                <w:color w:val="1A1915"/>
+                <w:sz w:val="17"/>
+                <w:szCs w:val="18"/>
+              </w:rPr>
+              <w:t>possible improvement, unproven</w:t>
+            </w:r>
+          </w:p>
+        </w:tc>
+      </w:tr>
+      <w:tr>
+        <w:tc>
+          <w:tcPr>
+            <w:tcW w:type="dxa" w:w="3066"/>
+            <w:vAlign w:val="center"/>
+            <w:shd w:val="clear" w:color="auto" w:fill="FFFFFF"/>
+            <w:tcBorders>
+              <w:top w:val="single" w:sz="4" w:space="0" w:color="E5E1D8"/>
+              <w:left w:val="single" w:sz="4" w:space="0" w:color="E5E1D8"/>
+              <w:bottom w:val="single" w:sz="4" w:space="0" w:color="E5E1D8"/>
+              <w:right w:val="single" w:sz="4" w:space="0" w:color="E5E1D8"/>
+            </w:tcBorders>
+          </w:tcPr>
+          <w:p>
+            <w:pPr>
+              <w:spacing w:before="50" w:after="50" w:line="254" w:lineRule="auto"/>
+            </w:pPr>
+            <w:r/>
+            <w:r>
+              <w:rPr>
+                <w:rFonts w:ascii="Calibri" w:hAnsi="Calibri" w:cs="Calibri"/>
+                <w:b w:val="0"/>
+                <w:i w:val="0"/>
+                <w:color w:val="1A1915"/>
+                <w:sz w:val="17"/>
+                <w:szCs w:val="18"/>
+              </w:rPr>
+              <w:t>named speaker, no reference clip</w:t>
+            </w:r>
+          </w:p>
+        </w:tc>
+        <w:tc>
+          <w:tcPr>
+            <w:tcW w:type="dxa" w:w="3066"/>
+            <w:vAlign w:val="center"/>
+            <w:shd w:val="clear" w:color="auto" w:fill="FFFFFF"/>
+            <w:tcBorders>
+              <w:top w:val="single" w:sz="4" w:space="0" w:color="E5E1D8"/>
+              <w:left w:val="single" w:sz="4" w:space="0" w:color="E5E1D8"/>
+              <w:bottom w:val="single" w:sz="4" w:space="0" w:color="E5E1D8"/>
+              <w:right w:val="single" w:sz="4" w:space="0" w:color="E5E1D8"/>
+            </w:tcBorders>
+          </w:tcPr>
+          <w:p>
+            <w:pPr>
+              <w:spacing w:before="50" w:after="50" w:line="254" w:lineRule="auto"/>
+            </w:pPr>
+            <w:r/>
+            <w:r>
+              <w:rPr>
+                <w:rFonts w:ascii="Calibri" w:hAnsi="Calibri" w:cs="Calibri"/>
+                <w:b w:val="0"/>
+                <w:i w:val="0"/>
+                <w:color w:val="1A1915"/>
+                <w:sz w:val="17"/>
+                <w:szCs w:val="18"/>
+              </w:rPr>
+              <w:t>not available</w:t>
+            </w:r>
+          </w:p>
+        </w:tc>
+        <w:tc>
+          <w:tcPr>
+            <w:tcW w:type="dxa" w:w="3228"/>
+            <w:vAlign w:val="center"/>
+            <w:shd w:val="clear" w:color="auto" w:fill="FFFFFF"/>
+            <w:tcBorders>
+              <w:top w:val="single" w:sz="4" w:space="0" w:color="E5E1D8"/>
+              <w:left w:val="single" w:sz="4" w:space="0" w:color="E5E1D8"/>
+              <w:bottom w:val="single" w:sz="4" w:space="0" w:color="E5E1D8"/>
+              <w:right w:val="single" w:sz="4" w:space="0" w:color="E5E1D8"/>
+            </w:tcBorders>
+          </w:tcPr>
+          <w:p>
+            <w:pPr>
+              <w:spacing w:before="50" w:after="50" w:line="254" w:lineRule="auto"/>
+            </w:pPr>
+            <w:r/>
+            <w:r>
+              <w:rPr>
+                <w:rFonts w:ascii="Calibri" w:hAnsi="Calibri" w:cs="Calibri"/>
+                <w:b/>
+                <w:i w:val="0"/>
+                <w:color w:val="1A1915"/>
+                <w:sz w:val="17"/>
+                <w:szCs w:val="18"/>
+              </w:rPr>
+              <w:t>only the tag does this</w:t>
+            </w:r>
+          </w:p>
+        </w:tc>
+      </w:tr>
+      <w:tr>
+        <w:tc>
+          <w:tcPr>
+            <w:tcW w:type="dxa" w:w="3066"/>
+            <w:vAlign w:val="center"/>
+            <w:shd w:val="clear" w:color="auto" w:fill="F4F2EC"/>
+            <w:tcBorders>
+              <w:top w:val="single" w:sz="4" w:space="0" w:color="E5E1D8"/>
+              <w:left w:val="single" w:sz="4" w:space="0" w:color="E5E1D8"/>
+              <w:bottom w:val="single" w:sz="4" w:space="0" w:color="E5E1D8"/>
+              <w:right w:val="single" w:sz="4" w:space="0" w:color="E5E1D8"/>
+            </w:tcBorders>
+          </w:tcPr>
+          <w:p>
+            <w:pPr>
+              <w:spacing w:before="50" w:after="50" w:line="254" w:lineRule="auto"/>
+            </w:pPr>
+            <w:r/>
+            <w:r>
+              <w:rPr>
+                <w:rFonts w:ascii="Calibri" w:hAnsi="Calibri" w:cs="Calibri"/>
+                <w:b w:val="0"/>
+                <w:i w:val="0"/>
+                <w:color w:val="1A1915"/>
+                <w:sz w:val="17"/>
+                <w:szCs w:val="18"/>
+              </w:rPr>
+              <w:t>reproducible for one utterance</w:t>
+            </w:r>
+          </w:p>
+        </w:tc>
+        <w:tc>
+          <w:tcPr>
+            <w:tcW w:type="dxa" w:w="3066"/>
+            <w:vAlign w:val="center"/>
+            <w:shd w:val="clear" w:color="auto" w:fill="F4F2EC"/>
+            <w:tcBorders>
+              <w:top w:val="single" w:sz="4" w:space="0" w:color="E5E1D8"/>
+              <w:left w:val="single" w:sz="4" w:space="0" w:color="E5E1D8"/>
+              <w:bottom w:val="single" w:sz="4" w:space="0" w:color="E5E1D8"/>
+              <w:right w:val="single" w:sz="4" w:space="0" w:color="E5E1D8"/>
+            </w:tcBorders>
+          </w:tcPr>
+          <w:p>
+            <w:pPr>
+              <w:spacing w:before="50" w:after="50" w:line="254" w:lineRule="auto"/>
+            </w:pPr>
+            <w:r/>
+            <w:r>
+              <w:rPr>
+                <w:rFonts w:ascii="Calibri" w:hAnsi="Calibri" w:cs="Calibri"/>
+                <w:b w:val="0"/>
+                <w:i w:val="0"/>
+                <w:color w:val="1A1915"/>
+                <w:sz w:val="17"/>
+                <w:szCs w:val="18"/>
+              </w:rPr>
+              <w:t>no — see the sd column</w:t>
+            </w:r>
+          </w:p>
+        </w:tc>
+        <w:tc>
+          <w:tcPr>
+            <w:tcW w:type="dxa" w:w="3228"/>
+            <w:vAlign w:val="center"/>
+            <w:shd w:val="clear" w:color="auto" w:fill="F4F2EC"/>
+            <w:tcBorders>
+              <w:top w:val="single" w:sz="4" w:space="0" w:color="E5E1D8"/>
+              <w:left w:val="single" w:sz="4" w:space="0" w:color="E5E1D8"/>
+              <w:bottom w:val="single" w:sz="4" w:space="0" w:color="E5E1D8"/>
+              <w:right w:val="single" w:sz="4" w:space="0" w:color="E5E1D8"/>
+            </w:tcBorders>
+          </w:tcPr>
+          <w:p>
+            <w:pPr>
+              <w:spacing w:before="50" w:after="50" w:line="254" w:lineRule="auto"/>
+            </w:pPr>
+            <w:r/>
+            <w:r>
+              <w:rPr>
+                <w:rFonts w:ascii="Calibri" w:hAnsi="Calibri" w:cs="Calibri"/>
+                <w:b w:val="0"/>
+                <w:i w:val="0"/>
+                <w:color w:val="1A1915"/>
+                <w:sz w:val="17"/>
+                <w:szCs w:val="18"/>
+              </w:rPr>
+              <w:t>yes, deterministic given a seed</w:t>
+            </w:r>
+          </w:p>
+        </w:tc>
+      </w:tr>
+      <w:tr>
+        <w:tc>
+          <w:tcPr>
+            <w:tcW w:type="dxa" w:w="3066"/>
+            <w:vAlign w:val="center"/>
+            <w:shd w:val="clear" w:color="auto" w:fill="FFFFFF"/>
+            <w:tcBorders>
+              <w:top w:val="single" w:sz="4" w:space="0" w:color="E5E1D8"/>
+              <w:left w:val="single" w:sz="4" w:space="0" w:color="E5E1D8"/>
+              <w:bottom w:val="single" w:sz="4" w:space="0" w:color="E5E1D8"/>
+              <w:right w:val="single" w:sz="4" w:space="0" w:color="E5E1D8"/>
+            </w:tcBorders>
+          </w:tcPr>
+          <w:p>
+            <w:pPr>
+              <w:spacing w:before="50" w:after="50" w:line="254" w:lineRule="auto"/>
+            </w:pPr>
+            <w:r/>
+            <w:r>
+              <w:rPr>
+                <w:rFonts w:ascii="Calibri" w:hAnsi="Calibri" w:cs="Calibri"/>
+                <w:b w:val="0"/>
+                <w:i w:val="0"/>
+                <w:color w:val="1A1915"/>
+                <w:sz w:val="17"/>
+                <w:szCs w:val="18"/>
+              </w:rPr>
+              <w:t>enumerable, sweepable, verifiable</w:t>
+            </w:r>
+          </w:p>
+        </w:tc>
+        <w:tc>
+          <w:tcPr>
+            <w:tcW w:type="dxa" w:w="3066"/>
+            <w:vAlign w:val="center"/>
+            <w:shd w:val="clear" w:color="auto" w:fill="FFFFFF"/>
+            <w:tcBorders>
+              <w:top w:val="single" w:sz="4" w:space="0" w:color="E5E1D8"/>
+              <w:left w:val="single" w:sz="4" w:space="0" w:color="E5E1D8"/>
+              <w:bottom w:val="single" w:sz="4" w:space="0" w:color="E5E1D8"/>
+              <w:right w:val="single" w:sz="4" w:space="0" w:color="E5E1D8"/>
+            </w:tcBorders>
+          </w:tcPr>
+          <w:p>
+            <w:pPr>
+              <w:spacing w:before="50" w:after="50" w:line="254" w:lineRule="auto"/>
+            </w:pPr>
+            <w:r/>
+            <w:r>
+              <w:rPr>
+                <w:rFonts w:ascii="Calibri" w:hAnsi="Calibri" w:cs="Calibri"/>
+                <w:b w:val="0"/>
+                <w:i w:val="0"/>
+                <w:color w:val="1A1915"/>
+                <w:sz w:val="17"/>
+                <w:szCs w:val="18"/>
+              </w:rPr>
+              <w:t>no</w:t>
+            </w:r>
+          </w:p>
+        </w:tc>
+        <w:tc>
+          <w:tcPr>
+            <w:tcW w:type="dxa" w:w="3228"/>
+            <w:vAlign w:val="center"/>
+            <w:shd w:val="clear" w:color="auto" w:fill="FFFFFF"/>
+            <w:tcBorders>
+              <w:top w:val="single" w:sz="4" w:space="0" w:color="E5E1D8"/>
+              <w:left w:val="single" w:sz="4" w:space="0" w:color="E5E1D8"/>
+              <w:bottom w:val="single" w:sz="4" w:space="0" w:color="E5E1D8"/>
+              <w:right w:val="single" w:sz="4" w:space="0" w:color="E5E1D8"/>
+            </w:tcBorders>
+          </w:tcPr>
+          <w:p>
+            <w:pPr>
+              <w:spacing w:before="50" w:after="50" w:line="254" w:lineRule="auto"/>
+            </w:pPr>
+            <w:r/>
+            <w:r>
+              <w:rPr>
+                <w:rFonts w:ascii="Calibri" w:hAnsi="Calibri" w:cs="Calibri"/>
+                <w:b w:val="0"/>
+                <w:i w:val="0"/>
+                <w:color w:val="1A1915"/>
+                <w:sz w:val="17"/>
+                <w:szCs w:val="18"/>
+              </w:rPr>
+              <w:t>yes</w:t>
+            </w:r>
+          </w:p>
+        </w:tc>
+      </w:tr>
+    </w:tbl>
+    <w:p>
+      <w:pPr>
+        <w:spacing w:after="40"/>
+      </w:pPr>
+    </w:p>
+    <w:p>
+      <w:pPr>
+        <w:spacing w:after="240" w:before="0" w:line="283" w:lineRule="auto"/>
+      </w:pPr>
+      <w:r>
+        <w:rPr>
+          <w:rFonts w:ascii="Calibri" w:hAnsi="Calibri" w:cs="Calibri"/>
+          <w:b w:val="0"/>
+          <w:i/>
+          <w:color w:val="6B6A62"/>
+          <w:sz w:val="17"/>
+          <w:szCs w:val="17"/>
+        </w:rPr>
+        <w:t>Table 2 — The residue. Two genuine gaps — pitch variation, and selecting one of twenty voices by name — plus reproducibility. A real product, but a far narrower one than “add expressive control to VoxCPM2”.</w:t>
+      </w:r>
+    </w:p>
+    <w:tbl>
+      <w:tblPr>
+        <w:tblW w:type="auto" w:w="0"/>
+        <w:tblLayout w:type="fixed"/>
+        <w:tblLook w:firstColumn="1" w:firstRow="1" w:lastColumn="0" w:lastRow="0" w:noHBand="0" w:noVBand="1" w:val="04A0"/>
+      </w:tblPr>
+      <w:tblGrid>
+        <w:gridCol w:w="9360"/>
+      </w:tblGrid>
+      <w:tr>
+        <w:tc>
+          <w:tcPr>
+            <w:tcW w:type="dxa" w:w="9360"/>
+            <w:shd w:val="clear" w:color="auto" w:fill="CCFBF1"/>
+            <w:tcBorders>
+              <w:top w:val="single" w:sz="4" w:space="0" w:color="CCFBF1"/>
+              <w:left w:val="single" w:sz="24" w:space="0" w:color="0B776F"/>
+              <w:bottom w:val="single" w:sz="4" w:space="0" w:color="CCFBF1"/>
+              <w:right w:val="single" w:sz="4" w:space="0" w:color="CCFBF1"/>
+            </w:tcBorders>
+          </w:tcPr>
+          <w:p>
+            <w:pPr>
+              <w:spacing w:before="100" w:after="40"/>
+              <w:ind w:left="144"/>
+            </w:pPr>
+            <w:r/>
+            <w:r>
+              <w:rPr>
+                <w:rFonts w:ascii="Calibri" w:hAnsi="Calibri" w:cs="Calibri"/>
+                <w:b/>
+                <w:i w:val="0"/>
+                <w:color w:val="0B776F"/>
+                <w:sz w:val="19"/>
+                <w:szCs w:val="19"/>
+              </w:rPr>
+              <w:t>The work was stopped at step 1,980 of 4,000</w:t>
+            </w:r>
+          </w:p>
+          <w:p>
+            <w:pPr>
+              <w:spacing w:after="100" w:line="276" w:lineRule="auto"/>
+              <w:ind w:left="144"/>
+            </w:pPr>
+            <w:r>
+              <w:rPr>
+                <w:rFonts w:ascii="Calibri" w:hAnsi="Calibri" w:cs="Calibri"/>
+                <w:b w:val="0"/>
+                <w:i w:val="0"/>
+                <w:color w:val="1A1915"/>
+                <w:sz w:val="19"/>
+                <w:szCs w:val="19"/>
+              </w:rPr>
+              <w:t>The residue above does not justify the remaining GPU time on the terms the project originally assumed. The checkpoint is kept and the run resumes from it if closing that residue later proves worth it.</w:t>
+            </w:r>
+          </w:p>
+          <w:p>
+            <w:pPr>
+              <w:spacing w:after="100" w:line="276" w:lineRule="auto"/>
+              <w:ind w:left="144"/>
+            </w:pPr>
+            <w:r>
+              <w:rPr>
+                <w:rFonts w:ascii="Calibri" w:hAnsi="Calibri" w:cs="Calibri"/>
+                <w:b w:val="0"/>
+                <w:i w:val="0"/>
+                <w:color w:val="1A1915"/>
+                <w:sz w:val="19"/>
+                <w:szCs w:val="19"/>
+              </w:rPr>
+              <w:t>What follows stands on its own regardless: the corpus method, the 12 GB result, and above all the conditioning failure in section 7 — which is not about prosody, and does not go away. It is the part that transfers.</w:t>
+            </w:r>
+          </w:p>
+        </w:tc>
+      </w:tr>
+    </w:tbl>
+    <w:p>
+      <w:pPr>
+        <w:spacing w:after="80"/>
+      </w:pPr>
+    </w:p>
+    <w:p>
+      <w:pPr>
+        <w:keepNext/>
+        <w:spacing w:before="80" w:after="200"/>
+        <w:pBdr>
+          <w:bottom w:val="single" w:sz="12" w:space="6" w:color="0B776F"/>
+        </w:pBdr>
+      </w:pPr>
+      <w:r>
+        <w:rPr>
+          <w:rFonts w:ascii="Georgia" w:hAnsi="Georgia" w:cs="Georgia"/>
+          <w:b/>
+          <w:i w:val="0"/>
+          <w:color w:val="0B776F"/>
+          <w:sz w:val="38"/>
+          <w:szCs w:val="38"/>
+        </w:rPr>
+        <w:t>3.  The control layers</w:t>
       </w:r>
     </w:p>
     <w:p>
@@ -865,7 +3526,7 @@
           <w:sz w:val="21"/>
           <w:szCs w:val="21"/>
         </w:rPr>
-        <w:t>The distinction that matters most is between attributes that hold over a whole utterance and events that happen at a point in it. A speaker's pitch register is true of every frame; a laugh occupies 400 ms and nothing else. Section 7 shows why that distinction is not cosmetic: it decides whether a control signal earns any gradient at all.</w:t>
+        <w:t>The distinction that matters most is between attributes that hold over a whole utterance and events that happen at a point in it. A speaker's pitch register is true of every frame; a laugh occupies 400 ms and nothing else. Section 8 shows why that distinction is not cosmetic: it decides whether a control signal earns any gradient at all.</w:t>
       </w:r>
     </w:p>
     <w:tbl>
@@ -1813,7 +4474,7 @@
           <w:sz w:val="17"/>
           <w:szCs w:val="17"/>
         </w:rPr>
-        <w:t>Table 1 — The control layers. Layers 1 and 2 are the near-term roadmap; 3 and 4 are the same machinery waiting on data that does not exist for Khmer; 5 would need a different tag grammar and is listed so that it is not later mistaken for a small addition.</w:t>
+        <w:t>Table 3 — The control layers. Layers 1 and 2 are the near-term roadmap; 3 and 4 are the same machinery waiting on data that does not exist for Khmer; 5 would need a different tag grammar and is listed so that it is not later mistaken for a small addition.</w:t>
       </w:r>
     </w:p>
     <w:tbl>
@@ -1869,7 +4530,7 @@
                 <w:sz w:val="19"/>
                 <w:szCs w:val="19"/>
               </w:rPr>
-              <w:t>Section 7 measures that a global attribute supplied through the text field earns almost no gradient, because teacher forcing lets the model read that attribute off the ground-truth audio prefix instead. Pitch is already in the previous 40 ms of audio; the tag adds nothing.</w:t>
+              <w:t>Section 8 measures that a global attribute supplied through the text field earns almost no gradient, because teacher forcing lets the model read that attribute off the ground-truth audio prefix instead. Pitch is already in the previous 40 ms of audio; the tag adds nothing.</w:t>
             </w:r>
           </w:p>
           <w:p>
@@ -1908,7 +4569,7 @@
                 <w:sz w:val="19"/>
                 <w:szCs w:val="19"/>
               </w:rPr>
-              <w:t xml:space="preserve"> Nothing in the acoustic prefix predicts that a laugh is about to occur — the tag is the only thing that does, at exactly the position where it appears. On the measurement in section 7.1, that is the difference between a signal worth +0.003 of loss and one worth +0.00022.</w:t>
+              <w:t xml:space="preserve"> Nothing in the acoustic prefix predicts that a laugh is about to occur — the tag is the only thing that does, at exactly the position where it appears. On the measurement in section 8.1, that is the difference between a signal worth +0.003 of loss and one worth +0.00022.</w:t>
             </w:r>
           </w:p>
           <w:p>
@@ -1975,7 +4636,7 @@
           <w:sz w:val="38"/>
           <w:szCs w:val="38"/>
         </w:rPr>
-        <w:t>3.  Layer 1 — prosodic control: the mechanism</w:t>
+        <w:t>4.  The fine-tune's mechanism</w:t>
       </w:r>
     </w:p>
     <w:p>
@@ -3079,7 +5740,7 @@
           <w:sz w:val="17"/>
           <w:szCs w:val="17"/>
         </w:rPr>
-        <w:t>Table 2 — The five control axes. Every one is defined as something measurable on a waveform, which is what makes the claim “did asking for rate:fast produce faster speech?” a matter of arithmetic rather than opinion.</w:t>
+        <w:t>Table 4 — The five control axes. Every one is defined as something measurable on a waveform, which is what makes the claim “did asking for rate:fast produce faster speech?” a matter of arithmetic rather than opinion.</w:t>
       </w:r>
     </w:p>
     <w:p>
@@ -3099,7 +5760,7 @@
           <w:sz w:val="38"/>
           <w:szCs w:val="38"/>
         </w:rPr>
-        <w:t>4.  Where the prosodic labels come from</w:t>
+        <w:t>5.  Where the prosodic labels come from</w:t>
       </w:r>
     </w:p>
     <w:p>
@@ -3821,7 +6482,7 @@
           <w:sz w:val="17"/>
           <w:szCs w:val="17"/>
         </w:rPr>
-        <w:t>Table 3 — Separation between the outer levels under two labelling schemes, measured on the same 6000 candidate clips. Taking the tails leaves 880 exemplars of each extreme instead of 2000, and buys roughly 1.5× the separation on every axis. For teaching a direction, unambiguous examples beat numerous borderline ones.</w:t>
+        <w:t>Table 5 — Separation between the outer levels under two labelling schemes, measured on the same 6000 candidate clips. Taking the tails leaves 880 exemplars of each extreme instead of 2000, and buys roughly 1.5× the separation on every axis. For teaching a direction, unambiguous examples beat numerous borderline ones.</w:t>
       </w:r>
     </w:p>
     <w:tbl>
@@ -3877,7 +6538,7 @@
                 <w:sz w:val="19"/>
                 <w:szCs w:val="19"/>
               </w:rPr>
-              <w:t>The separation the labels themselves achieve is an upper bound on anything the model can learn from them. It costs seconds to compute and it caught a too-narrow control range before a single GPU-hour was spent. Every result in section 7 is quoted against these ceilings rather than in isolation.</w:t>
+              <w:t>The separation the labels themselves achieve is an upper bound on anything the model can learn from them. It costs seconds to compute and it caught a too-narrow control range before a single GPU-hour was spent. Every result in section 8 is quoted against these ceilings rather than in isolation.</w:t>
             </w:r>
           </w:p>
         </w:tc>
@@ -3905,7 +6566,7 @@
           <w:sz w:val="38"/>
           <w:szCs w:val="38"/>
         </w:rPr>
-        <w:t>5.  The corpus and the training setup</w:t>
+        <w:t>6.  The corpus and the training setup</w:t>
       </w:r>
     </w:p>
     <w:p>
@@ -4326,7 +6987,7 @@
           <w:sz w:val="17"/>
           <w:szCs w:val="17"/>
         </w:rPr>
-        <w:t>Table 4 — The training corpus.</w:t>
+        <w:t>Table 6 — The training corpus.</w:t>
       </w:r>
     </w:p>
     <w:p>
@@ -4343,7 +7004,7 @@
           <w:sz w:val="28"/>
           <w:szCs w:val="28"/>
         </w:rPr>
-        <w:t>5.1  Fitting a documented 20 GB job into 12 GB</w:t>
+        <w:t>6.1  Fitting a documented 20 GB job into 12 GB</w:t>
       </w:r>
     </w:p>
     <w:p>
@@ -4392,7 +7053,7 @@
           <w:sz w:val="28"/>
           <w:szCs w:val="28"/>
         </w:rPr>
-        <w:t>5.2  What a training row actually looks like</w:t>
+        <w:t>6.2  What a training row actually looks like</w:t>
       </w:r>
     </w:p>
     <w:p>
@@ -4408,7 +7069,7 @@
           <w:sz w:val="21"/>
           <w:szCs w:val="21"/>
         </w:rPr>
-        <w:t>The trainer consumes JSON Lines. One object per clip, three fields: a path to the audio, the text with the control tag already prefixed, and the duration used for length-based batching. Nothing else — no separate label column, no side channel. The tag lives inside the text, which is the whole point of the mechanism in section 3.</w:t>
+        <w:t>The trainer consumes JSON Lines. One object per clip, three fields: a path to the audio, the text with the control tag already prefixed, and the duration used for length-based batching. Nothing else — no separate label column, no side channel. The tag lives inside the text, which is the whole point of the mechanism in section 4.</w:t>
       </w:r>
     </w:p>
     <w:tbl>
@@ -5052,7 +7713,7 @@
           <w:sz w:val="17"/>
           <w:szCs w:val="17"/>
         </w:rPr>
-        <w:t>Table 5 — Tag shapes across the 5,646 training rows. Fully specified tags are the plurality at 44%, and four fifths of rows carry at least one level, so a partial tag is ordinary rather than exotic. Tags with every slot blank are vanishingly rare — which is why the verification sweep pins unswept slots to `mid` rather than leaving them unspecified.</w:t>
+        <w:t>Table 7 — Tag shapes across the 5,646 training rows. Fully specified tags are the plurality at 44%, and four fifths of rows carry at least one level, so a partial tag is ordinary rather than exotic. Tags with every slot blank are vanishingly rare — which is why the verification sweep pins unswept slots to `mid` rather than leaving them unspecified.</w:t>
       </w:r>
     </w:p>
     <w:p>
@@ -5328,7 +7989,7 @@
           <w:sz w:val="38"/>
           <w:szCs w:val="38"/>
         </w:rPr>
-        <w:t>6.  The run that failed</w:t>
+        <w:t>7.  The run that failed</w:t>
       </w:r>
     </w:p>
     <w:p>
@@ -5771,7 +8432,7 @@
           <w:sz w:val="17"/>
           <w:szCs w:val="17"/>
         </w:rPr>
-        <w:t>Table 6 — The fine-tune itself succeeded. The adapter has a large, audible effect.</w:t>
+        <w:t>Table 8 — The fine-tune itself succeeded. The adapter has a large, audible effect.</w:t>
       </w:r>
     </w:p>
     <w:p>
@@ -6750,7 +9411,7 @@
           <w:sz w:val="17"/>
           <w:szCs w:val="17"/>
         </w:rPr>
-        <w:t>Table 7 — Ten eval-set sentences per level, every axis swept, unswept slots pinned to mid so the tag stays in distribution. rho is Spearman's correlation between commanded level and measured quantity; p is a 10,000-shuffle permutation test. Null on every axis, against ceilings measured before training started.</w:t>
+        <w:t>Table 9 — Ten eval-set sentences per level, every axis swept, unswept slots pinned to mid so the tag stays in distribution. rho is Spearman's correlation between commanded level and measured quantity; p is a 10,000-shuffle permutation test. Null on every axis, against ceilings measured before training started.</w:t>
       </w:r>
     </w:p>
     <w:p>
@@ -6799,7 +9460,7 @@
           <w:sz w:val="28"/>
           <w:szCs w:val="28"/>
         </w:rPr>
-        <w:t>6.1  Eliminating the easy explanations</w:t>
+        <w:t>7.1  Eliminating the easy explanations</w:t>
       </w:r>
     </w:p>
     <w:tbl>
@@ -7387,7 +10048,7 @@
           <w:sz w:val="17"/>
           <w:szCs w:val="17"/>
         </w:rPr>
-        <w:t>Table 8 — Six hypotheses, eliminated in the order they were tried.</w:t>
+        <w:t>Table 10 — Six hypotheses, eliminated in the order they were tried.</w:t>
       </w:r>
     </w:p>
     <w:p>
@@ -7407,7 +10068,7 @@
           <w:sz w:val="38"/>
           <w:szCs w:val="38"/>
         </w:rPr>
-        <w:t>7.  The measurement that settled it</w:t>
+        <w:t>8.  The measurement that settled it</w:t>
       </w:r>
     </w:p>
     <w:p>
@@ -7952,7 +10613,7 @@
           <w:sz w:val="17"/>
           <w:szCs w:val="17"/>
         </w:rPr>
-        <w:t>Table 9 — The positive control is what makes this readable. Corrupting the transcript, which the model certainly uses, moves the loss by 7.4%. Corrupting the tag moves it by 0.03%, a 290× difference indistinguishable from chance.</w:t>
+        <w:t>Table 11 — The positive control is what makes this readable. Corrupting the transcript, which the model certainly uses, moves the loss by 7.4%. Corrupting the tag moves it by 0.03%, a 290× difference indistinguishable from chance.</w:t>
       </w:r>
     </w:p>
     <w:p>
@@ -7985,7 +10646,7 @@
           <w:sz w:val="28"/>
           <w:szCs w:val="28"/>
         </w:rPr>
-        <w:t>7.1  Why: the acoustic prefix already answers the question</w:t>
+        <w:t>8.1  Why: the acoustic prefix already answers the question</w:t>
       </w:r>
     </w:p>
     <w:p>
@@ -8407,7 +11068,7 @@
           <w:sz w:val="17"/>
           <w:szCs w:val="17"/>
         </w:rPr>
-        <w:t>Table 10 — Monotone, and 14× larger on the first patch than over the whole clip. The tag matters exactly where the prefix cannot answer for it, and is drowned everywhere else.</w:t>
+        <w:t>Table 12 — Monotone, and 14× larger on the first patch than over the whole clip. The tag matters exactly where the prefix cannot answer for it, and is drowned everywhere else.</w:t>
       </w:r>
     </w:p>
     <w:tbl>
@@ -8568,7 +11229,7 @@
           <w:sz w:val="38"/>
           <w:szCs w:val="38"/>
         </w:rPr>
-        <w:t>8.  The fix</w:t>
+        <w:t>9.  The fix</w:t>
       </w:r>
     </w:p>
     <w:p>
@@ -9391,7 +12052,7 @@
           <w:sz w:val="17"/>
           <w:szCs w:val="17"/>
         </w:rPr>
-        <w:t>Table 11 — The probe ladder. Generated F0 median in Hz, six sentences per tag. Placement was not the problem; the two things that were are below.</w:t>
+        <w:t>Table 13 — The probe ladder. Generated F0 median in Hz, six sentences per tag. Placement was not the problem; the two things that were are below.</w:t>
       </w:r>
     </w:p>
     <w:p>
@@ -9408,7 +12069,7 @@
           <w:sz w:val="28"/>
           <w:szCs w:val="28"/>
         </w:rPr>
-        <w:t>8.1  The projection layers were frozen</w:t>
+        <w:t>9.1  The projection layers were frozen</w:t>
       </w:r>
     </w:p>
     <w:p>
@@ -9441,7 +12102,7 @@
           <w:sz w:val="28"/>
           <w:szCs w:val="28"/>
         </w:rPr>
-        <w:t>8.2  Weighting the loss toward the onset</w:t>
+        <w:t>9.2  Weighting the loss toward the onset</w:t>
       </w:r>
     </w:p>
     <w:p>
@@ -10185,7 +12846,7 @@
           <w:sz w:val="17"/>
           <w:szCs w:val="17"/>
         </w:rPr>
-        <w:t>Table 12 — Four times the penalty for the wrong tag, and significant where it was not. The model now reads the tag in its own loss, which is the thing that was actually missing.</w:t>
+        <w:t>Table 14 — Four times the penalty for the wrong tag, and significant where it was not. The model now reads the tag in its own loss, which is the thing that was actually missing.</w:t>
       </w:r>
     </w:p>
     <w:p>
@@ -10205,7 +12866,7 @@
           <w:sz w:val="38"/>
           <w:szCs w:val="38"/>
         </w:rPr>
-        <w:t>9.  The two runs</w:t>
+        <w:t>10.  The two runs</w:t>
       </w:r>
     </w:p>
     <w:tbl>
@@ -10474,13 +13135,13 @@
             <w:r>
               <w:rPr>
                 <w:rFonts w:ascii="Calibri" w:hAnsi="Calibri" w:cs="Calibri"/>
-                <w:b w:val="0"/>
+                <w:b/>
                 <w:i w:val="0"/>
                 <w:color w:val="1A1915"/>
                 <w:sz w:val="17"/>
                 <w:szCs w:val="18"/>
               </w:rPr>
-              <w:t>4000, ≈7 h</w:t>
+              <w:t>stopped at 1,980 of 4,000</w:t>
             </w:r>
           </w:p>
         </w:tc>
@@ -10914,7 +13575,7 @@
                 <w:sz w:val="17"/>
                 <w:szCs w:val="18"/>
               </w:rPr>
-              <w:t>in progress — see the status note below</w:t>
+              <w:t>not measured — stopped first, see below</w:t>
             </w:r>
           </w:p>
         </w:tc>
@@ -10938,7 +13599,7 @@
           <w:sz w:val="17"/>
           <w:szCs w:val="17"/>
         </w:rPr>
-        <w:t>Table 13 — Run 1's checkpoints and sweep are kept rather than deleted: they are the control condition for run 2, and the evidence for sections 5 and 6.</w:t>
+        <w:t>Table 15 — Run 1's checkpoints and sweep are kept rather than deleted: they are the control condition for run 2, and the evidence for sections 5 and 6.</w:t>
       </w:r>
     </w:p>
     <w:tbl>
@@ -10977,7 +13638,7 @@
                 <w:sz w:val="19"/>
                 <w:szCs w:val="19"/>
               </w:rPr>
-              <w:t>Status at the time of writing</w:t>
+              <w:t>Why run 2 was stopped at step 1,980</w:t>
             </w:r>
           </w:p>
           <w:p>
@@ -10994,7 +13655,7 @@
                 <w:sz w:val="19"/>
                 <w:szCs w:val="19"/>
               </w:rPr>
-              <w:t>Run 2 is still training.</w:t>
+              <w:t>Not because it was failing.</w:t>
             </w:r>
             <w:r>
               <w:rPr>
@@ -11005,7 +13666,41 @@
                 <w:sz w:val="19"/>
                 <w:szCs w:val="19"/>
               </w:rPr>
-              <w:t xml:space="preserve"> Nothing in this report claims the five-axis control works. What is established is that the model can now learn to read a tag at all, on the easiest discrimination the corpus offers, and that the mechanism which previously prevented it is identified and measured. The five-axis sweep, the checkpoint selection and the CER regression check follow when the run completes.</w:t>
+              <w:t xml:space="preserve"> The loss was falling normally and the probe (section 9) had already shown, against a threshold fixed in advance, that the two fixes let the model read a tag at all.</w:t>
+            </w:r>
+          </w:p>
+          <w:p>
+            <w:pPr>
+              <w:spacing w:after="100" w:line="276" w:lineRule="auto"/>
+              <w:ind w:left="144"/>
+            </w:pPr>
+            <w:r>
+              <w:rPr>
+                <w:rFonts w:ascii="Calibri" w:hAnsi="Calibri" w:cs="Calibri"/>
+                <w:b w:val="0"/>
+                <w:i w:val="0"/>
+                <w:color w:val="1A1915"/>
+                <w:sz w:val="19"/>
+                <w:szCs w:val="19"/>
+              </w:rPr>
+              <w:t>It was stopped because section 2 was measured while it ran, and the answer changed what the run was worth. Four of the five axes it was learning are ones the base model already handles through the parenthetical prompt, and on pitch it handles them across a range nearly four times wider than the training labels could express. Finishing would have spent another three hours to reproduce, worse, something already available for free.</w:t>
+            </w:r>
+          </w:p>
+          <w:p>
+            <w:pPr>
+              <w:spacing w:after="100" w:line="276" w:lineRule="auto"/>
+              <w:ind w:left="144"/>
+            </w:pPr>
+            <w:r>
+              <w:rPr>
+                <w:rFonts w:ascii="Calibri" w:hAnsi="Calibri" w:cs="Calibri"/>
+                <w:b w:val="0"/>
+                <w:i w:val="0"/>
+                <w:color w:val="1A1915"/>
+                <w:sz w:val="19"/>
+                <w:szCs w:val="19"/>
+              </w:rPr>
+              <w:t>The checkpoint is on disk and the run is resumable from it, so this is a decision that can be revisited. The case for resuming would have to rest on the residue in section 2.1 — pitch variation, named-speaker selection, reproducibility — not on the original five axes.</w:t>
             </w:r>
           </w:p>
         </w:tc>
@@ -11038,7 +13733,7 @@
           <w:sz w:val="38"/>
           <w:szCs w:val="38"/>
         </w:rPr>
-        <w:t>10.  Using prosodic control at inference</w:t>
+        <w:t>11.  Using the fine-tuned tag at inference</w:t>
       </w:r>
     </w:p>
     <w:p>
@@ -11071,7 +13766,7 @@
           <w:sz w:val="28"/>
           <w:szCs w:val="28"/>
         </w:rPr>
-        <w:t>10.1  From Python</w:t>
+        <w:t>11.1  From Python</w:t>
       </w:r>
     </w:p>
     <w:tbl>
@@ -11338,7 +14033,7 @@
           <w:sz w:val="28"/>
           <w:szCs w:val="28"/>
         </w:rPr>
-        <w:t>10.2  From the command line</w:t>
+        <w:t>11.2  From the command line</w:t>
       </w:r>
     </w:p>
     <w:tbl>
@@ -12037,7 +14732,7 @@
           <w:sz w:val="17"/>
           <w:szCs w:val="17"/>
         </w:rPr>
-        <w:t>Table 14 — Common inference patterns. All 32 slot values and the `any` fallback compose freely: 5,376 distinct tags, of which 1,620 are fully specified.</w:t>
+        <w:t>Table 16 — Common inference patterns. All 32 slot values and the `any` fallback compose freely: 5,376 distinct tags, of which 1,620 are fully specified.</w:t>
       </w:r>
     </w:p>
     <w:tbl>
@@ -12126,7 +14821,7 @@
           <w:sz w:val="38"/>
           <w:szCs w:val="38"/>
         </w:rPr>
-        <w:t>11.  Layer 2 — non-verbal vocalization</w:t>
+        <w:t>12.  Layer 2 — non-verbal vocalization</w:t>
       </w:r>
     </w:p>
     <w:p>
@@ -12790,7 +15485,7 @@
           <w:sz w:val="17"/>
           <w:szCs w:val="17"/>
         </w:rPr>
-        <w:t>Table 15 — The non-verbal tag inventory documented by OpenBMB. Eleven tags in four groups.</w:t>
+        <w:t>Table 17 — The non-verbal tag inventory documented by OpenBMB. Eleven tags in four groups.</w:t>
       </w:r>
     </w:p>
     <w:tbl>
@@ -12989,7 +15684,7 @@
           <w:sz w:val="28"/>
           <w:szCs w:val="28"/>
         </w:rPr>
-        <w:t>11.1  A separate mechanism: parenthetical voice design</w:t>
+        <w:t>12.1  Voice design: the same channel, used differently</w:t>
       </w:r>
     </w:p>
     <w:p>
@@ -13038,7 +15733,7 @@
           <w:sz w:val="28"/>
           <w:szCs w:val="28"/>
         </w:rPr>
-        <w:t>11.2  What is not known, and the experiment that settles it</w:t>
+        <w:t>12.2  What is not known, and the experiment that settles it</w:t>
       </w:r>
     </w:p>
     <w:p>
@@ -13249,7 +15944,7 @@
                 <w:sz w:val="17"/>
                 <w:szCs w:val="18"/>
               </w:rPr>
-              <w:t>The failure mode to check for is the model pronouncing “laughing” rather than laughing — the same check run on the prosodic tag in section 3, which passed.</w:t>
+              <w:t>The failure mode to check for is the model pronouncing “laughing” rather than laughing — the same check run on the prosodic tag in section 4, which passed.</w:t>
             </w:r>
           </w:p>
         </w:tc>
@@ -13335,7 +16030,7 @@
           <w:sz w:val="17"/>
           <w:szCs w:val="17"/>
         </w:rPr>
-        <w:t>Table 16 — Three questions, none of which cost more than an afternoon to answer.</w:t>
+        <w:t>Table 18 — Three questions, none of which cost more than an afternoon to answer.</w:t>
       </w:r>
     </w:p>
     <w:tbl>
@@ -13436,7 +16131,7 @@
           <w:sz w:val="38"/>
           <w:szCs w:val="38"/>
         </w:rPr>
-        <w:t>12.  What this settles, and what it does not</w:t>
+        <w:t>13.  What this settles, and what it does not</w:t>
       </w:r>
     </w:p>
     <w:p>
@@ -13451,7 +16146,7 @@
           <w:sz w:val="21"/>
           <w:szCs w:val="21"/>
         </w:rPr>
-        <w:t>Settled.</w:t>
+        <w:t>Settled, and the reason this report exists.</w:t>
       </w:r>
       <w:r>
         <w:rPr>
@@ -13460,7 +16155,31 @@
           <w:sz w:val="21"/>
           <w:szCs w:val="21"/>
         </w:rPr>
-        <w:t xml:space="preserve"> VoxCPM2 can be given a control surface without touching its architecture. It trains on 12 GB, not the documented 20. And the failure mode that makes the obvious construction quietly not work is identified, measured and fixed.</w:t>
+        <w:t xml:space="preserve"> VoxCPM2 already has a prosodic control surface, it is documented only as a passing example in the model card, and on Khmer it moves pitch 106 Hz at rho +0.76. Nothing in this project needed to be built to get that. It was found by pointing an instrument that already existed at the base model, after the fine-tune had been designed, the corpus built, and one full run completed and diagnosed.</w:t>
+      </w:r>
+    </w:p>
+    <w:p>
+      <w:pPr>
+        <w:spacing w:after="120" w:line="283" w:lineRule="auto"/>
+      </w:pPr>
+      <w:r>
+        <w:rPr>
+          <w:rFonts w:ascii="Calibri" w:hAnsi="Calibri" w:cs="Calibri"/>
+          <w:b/>
+          <w:color w:val="1A1915"/>
+          <w:sz w:val="21"/>
+          <w:szCs w:val="21"/>
+        </w:rPr>
+        <w:t>Settled about the fine-tune.</w:t>
+      </w:r>
+      <w:r>
+        <w:rPr>
+          <w:rFonts w:ascii="Calibri" w:hAnsi="Calibri" w:cs="Calibri"/>
+          <w:color w:val="1A1915"/>
+          <w:sz w:val="21"/>
+          <w:szCs w:val="21"/>
+        </w:rPr>
+        <w:t xml:space="preserve"> VoxCPM2 can be given a control surface without touching its architecture, and it trains on 12 GB rather than the documented 20. The failure mode that makes the obvious construction quietly not work is identified, measured and fixed. That result is worth keeping because it transfers: any attribute a fine-tune adds through the text field faces it, including the layers still ahead.</w:t>
       </w:r>
     </w:p>
     <w:p>
@@ -13484,7 +16203,7 @@
           <w:sz w:val="21"/>
           <w:szCs w:val="21"/>
         </w:rPr>
-        <w:t xml:space="preserve"> Two habits did more work than any single idea, and neither is novel. Measuring the label separation before training, because it bounds what the model can possibly learn. And taking a null result back to the training objective with a positive control, because generated-audio metrics cannot distinguish a signal that was never learned from one lost in sampling. The second answered in two minutes a question a 6.5-hour run had left ambiguous.</w:t>
+        <w:t xml:space="preserve"> Three habits did more work than any single idea, and none is novel. Measuring what the base model already does before building anything, which is the lesson this report paid the most for. Measuring the label separation before training, because it bounds what the model can possibly learn. And taking a null result back to the training objective with a positive control, because generated-audio metrics cannot distinguish a signal that was never learned from one lost in sampling — that answered in two minutes a question a 6.5-hour run had left ambiguous.</w:t>
       </w:r>
     </w:p>
     <w:p>
@@ -13508,7 +16227,31 @@
           <w:sz w:val="21"/>
           <w:szCs w:val="21"/>
         </w:rPr>
-        <w:t xml:space="preserve"> Naturalness. No automatic metric ranks Khmer TTS — this project has already established that MOS predictors are inverted for Khmer and that prosody statistics cannot tell well-placed pitch movement from badly-placed pitch movement. Whether styled output sounds better is a listening-test question, and the apparatus exists but has not been run with real listeners.</w:t>
+        <w:t xml:space="preserve"> Naturalness. No automatic metric ranks Khmer TTS — this project has already established that MOS predictors are inverted for Khmer and that prosody statistics cannot tell well-placed pitch movement from badly-placed pitch movement. Whether prompted or styled output sounds better is a listening-test question, and the apparatus exists but has not been run with real listeners.</w:t>
+      </w:r>
+    </w:p>
+    <w:p>
+      <w:pPr>
+        <w:spacing w:after="120" w:line="283" w:lineRule="auto"/>
+      </w:pPr>
+      <w:r>
+        <w:rPr>
+          <w:rFonts w:ascii="Calibri" w:hAnsi="Calibri" w:cs="Calibri"/>
+          <w:b/>
+          <w:color w:val="1A1915"/>
+          <w:sz w:val="21"/>
+          <w:szCs w:val="21"/>
+        </w:rPr>
+        <w:t>Not settled, and next.</w:t>
+      </w:r>
+      <w:r>
+        <w:rPr>
+          <w:rFonts w:ascii="Calibri" w:hAnsi="Calibri" w:cs="Calibri"/>
+          <w:color w:val="1A1915"/>
+          <w:sz w:val="21"/>
+          <w:szCs w:val="21"/>
+        </w:rPr>
+        <w:t xml:space="preserve"> Layer 2 — the non-verbal tags in section 12 — has not been measured on Khmer at all, and it is the cheapest thing left: the tags ship with the model, they are local events rather than global attributes, and the experiment in section 12.2 is an afternoon. Section 2 is the argument for doing that before anything is trained.</w:t>
       </w:r>
     </w:p>
     <w:p>
@@ -13532,7 +16275,7 @@
           <w:sz w:val="21"/>
           <w:szCs w:val="21"/>
         </w:rPr>
-        <w:t xml:space="preserve"> Layers 3 and 4 — emotion, and voice qualities such as whispering. Those need expressive Khmer recordings, and no such corpus exists. The mechanism in section 3 would carry them, but section 7 is the correction to the obvious next thought: the mechanism alone is not enough. Both are global attributes, so an emotion tag would face exactly the same competition against the acoustic prefix that the speaker tag lost, and would need the same onset weighting. Note that laughter specifically is NOT in this category — as a local event it belongs to layer 2, which ships with the model and needs no corpus at all.</w:t>
+        <w:t xml:space="preserve"> Layers 3 and 4 — emotion, and voice qualities such as whispering — if they turn out not to be reachable through the prompt either. Those need expressive Khmer recordings, and no such corpus exists. The mechanism in section 4 would carry them, but section 8 is the correction to the obvious next thought: the mechanism alone is not enough. Both are global attributes, so an emotion tag would face exactly the same competition against the acoustic prefix that the speaker tag lost, and would need the same onset weighting. Laughter specifically is NOT in this category — as a local event it belongs to layer 2, which ships with the model and needs no corpus at all.</w:t>
       </w:r>
     </w:p>
     <w:p>
@@ -13552,7 +16295,7 @@
           <w:sz w:val="38"/>
           <w:szCs w:val="38"/>
         </w:rPr>
-        <w:t>13.  References</w:t>
+        <w:t>14.  References</w:t>
       </w:r>
     </w:p>
     <w:p>
